--- a/docs/requirements/Сформулированные_функциональные_требования.docx
+++ b/docs/requirements/Сформулированные_функциональные_требования.docx
@@ -1,6 +1,6 @@
 
 <file path=word/document.xml><?xml version="1.0" encoding="utf-8"?>
-<w:document xmlns:wpc="http://schemas.microsoft.com/office/word/2010/wordprocessingCanvas" xmlns:cx="http://schemas.microsoft.com/office/drawing/2014/chartex" xmlns:cx1="http://schemas.microsoft.com/office/drawing/2015/9/8/chartex" xmlns:cx2="http://schemas.microsoft.com/office/drawing/2015/10/21/chartex" xmlns:cx3="http://schemas.microsoft.com/office/drawing/2016/5/9/chartex" xmlns:cx4="http://schemas.microsoft.com/office/drawing/2016/5/10/chartex" xmlns:cx5="http://schemas.microsoft.com/office/drawing/2016/5/11/chartex" xmlns:cx6="http://schemas.microsoft.com/office/drawing/2016/5/12/chartex" xmlns:cx7="http://schemas.microsoft.com/office/drawing/2016/5/13/chartex" xmlns:cx8="http://schemas.microsoft.com/office/drawing/2016/5/14/chartex" xmlns:mc="http://schemas.openxmlformats.org/markup-compatibility/2006" xmlns:aink="http://schemas.microsoft.com/office/drawing/2016/ink" xmlns:am3d="http://schemas.microsoft.com/office/drawing/2017/model3d" xmlns:o="urn:schemas-microsoft-com:office:office" xmlns:oel="http://schemas.microsoft.com/office/2019/extlst" xmlns:r="http://schemas.openxmlformats.org/officeDocument/2006/relationships" xmlns:m="http://schemas.openxmlformats.org/officeDocument/2006/math" xmlns:v="urn:schemas-microsoft-com:vml" xmlns:wp14="http://schemas.microsoft.com/office/word/2010/wordprocessingDrawing" xmlns:wp="http://schemas.openxmlformats.org/drawingml/2006/wordprocessingDrawing" xmlns:w10="urn:schemas-microsoft-com:office:word" xmlns:w="http://schemas.openxmlformats.org/wordprocessingml/2006/main" xmlns:w14="http://schemas.microsoft.com/office/word/2010/wordml" xmlns:w15="http://schemas.microsoft.com/office/word/2012/wordml" xmlns:w16cex="http://schemas.microsoft.com/office/word/2018/wordml/cex" xmlns:w16cid="http://schemas.microsoft.com/office/word/2016/wordml/cid" xmlns:w16="http://schemas.microsoft.com/office/word/2018/wordml" xmlns:w16du="http://schemas.microsoft.com/office/word/2023/wordml/word16du" xmlns:w16sdtdh="http://schemas.microsoft.com/office/word/2020/wordml/sdtdatahash" xmlns:w16sdtfl="http://schemas.microsoft.com/office/word/2024/wordml/sdtformatlock" xmlns:w16se="http://schemas.microsoft.com/office/word/2015/wordml/symex" xmlns:wpg="http://schemas.microsoft.com/office/word/2010/wordprocessingGroup" xmlns:wpi="http://schemas.microsoft.com/office/word/2010/wordprocessingInk" xmlns:wne="http://schemas.microsoft.com/office/word/2006/wordml" xmlns:wps="http://schemas.microsoft.com/office/word/2010/wordprocessingShape" mc:Ignorable="w14 w15 w16se w16cid w16 w16cex w16sdtdh w16sdtfl w16du wp14">
+<w:document xmlns:wpc="http://schemas.microsoft.com/office/word/2010/wordprocessingCanvas" xmlns:cx="http://schemas.microsoft.com/office/drawing/2014/chartex" xmlns:cx1="http://schemas.microsoft.com/office/drawing/2015/9/8/chartex" xmlns:mc="http://schemas.openxmlformats.org/markup-compatibility/2006" xmlns:o="urn:schemas-microsoft-com:office:office" xmlns:r="http://schemas.openxmlformats.org/officeDocument/2006/relationships" xmlns:m="http://schemas.openxmlformats.org/officeDocument/2006/math" xmlns:v="urn:schemas-microsoft-com:vml" xmlns:wp14="http://schemas.microsoft.com/office/word/2010/wordprocessingDrawing" xmlns:wp="http://schemas.openxmlformats.org/drawingml/2006/wordprocessingDrawing" xmlns:w10="urn:schemas-microsoft-com:office:word" xmlns:w="http://schemas.openxmlformats.org/wordprocessingml/2006/main" xmlns:w14="http://schemas.microsoft.com/office/word/2010/wordml" xmlns:w15="http://schemas.microsoft.com/office/word/2012/wordml" xmlns:w16se="http://schemas.microsoft.com/office/word/2015/wordml/symex" xmlns:wpg="http://schemas.microsoft.com/office/word/2010/wordprocessingGroup" xmlns:wpi="http://schemas.microsoft.com/office/word/2010/wordprocessingInk" xmlns:wne="http://schemas.microsoft.com/office/word/2006/wordml" xmlns:wps="http://schemas.microsoft.com/office/word/2010/wordprocessingShape" mc:Ignorable="w14 w15 w16se wp14">
   <w:body>
     <w:p>
       <w:pPr>
@@ -138,23 +138,7 @@
           <w:sz w:val="24"/>
           <w:szCs w:val="20"/>
         </w:rPr>
-        <w:t xml:space="preserve">. </w:t>
-      </w:r>
-      <w:proofErr w:type="gramStart"/>
-      <w:r>
-        <w:rPr>
-          <w:sz w:val="24"/>
-          <w:szCs w:val="20"/>
-        </w:rPr>
-        <w:t>Цель</w:t>
-      </w:r>
-      <w:proofErr w:type="gramEnd"/>
-      <w:r>
-        <w:rPr>
-          <w:sz w:val="24"/>
-          <w:szCs w:val="20"/>
-        </w:rPr>
-        <w:t xml:space="preserve"> которой является с</w:t>
+        <w:t>. Цель которой является с</w:t>
       </w:r>
       <w:r>
         <w:rPr>
@@ -316,7 +300,21 @@
           <w:sz w:val="24"/>
           <w:szCs w:val="20"/>
         </w:rPr>
-        <w:t>- управляет потоком очереди или нескольких очередей, не обязательно обслуживает клиентов. Инициализирует очередь. В одной очереди их может быть несколько</w:t>
+        <w:t>–</w:t>
+      </w:r>
+      <w:r>
+        <w:rPr>
+          <w:sz w:val="24"/>
+          <w:szCs w:val="20"/>
+        </w:rPr>
+        <w:t xml:space="preserve"> </w:t>
+      </w:r>
+      <w:r>
+        <w:rPr>
+          <w:sz w:val="24"/>
+          <w:szCs w:val="20"/>
+        </w:rPr>
+        <w:t>Управляет текущим состоянием существующей очереди, не обязательно обслуживает. Может вызывать к исполнителям, перемещать и удалять любого клиента в очереди. В одной очереди их может быть несколько</w:t>
       </w:r>
     </w:p>
     <w:p>
@@ -350,14 +348,35 @@
           <w:sz w:val="24"/>
           <w:szCs w:val="20"/>
         </w:rPr>
-        <w:t xml:space="preserve"> - </w:t>
-      </w:r>
-      <w:r>
-        <w:rPr>
-          <w:sz w:val="24"/>
-          <w:szCs w:val="20"/>
-        </w:rPr>
-        <w:t>имеет возможность просматривать очередь целиком и видеть информацию о каждом клиенте, имеет инструменты управления очередью.</w:t>
+        <w:t xml:space="preserve"> </w:t>
+      </w:r>
+      <w:r>
+        <w:rPr>
+          <w:sz w:val="24"/>
+          <w:szCs w:val="20"/>
+        </w:rPr>
+        <w:t>–</w:t>
+      </w:r>
+      <w:r>
+        <w:rPr>
+          <w:sz w:val="24"/>
+          <w:szCs w:val="20"/>
+        </w:rPr>
+        <w:t xml:space="preserve"> </w:t>
+      </w:r>
+      <w:r>
+        <w:rPr>
+          <w:sz w:val="24"/>
+          <w:szCs w:val="20"/>
+        </w:rPr>
+        <w:t>Работает только с вызванным клиентом. Видит всю очередь и информацию о текущем клиенте, подтверждает завершение обслуживания. Для получения следующего клиента должен подтвердить готовность к обслуживанию. В одной очереди их может быть несколько</w:t>
+      </w:r>
+      <w:r>
+        <w:rPr>
+          <w:sz w:val="24"/>
+          <w:szCs w:val="20"/>
+        </w:rPr>
+        <w:t>.</w:t>
       </w:r>
     </w:p>
     <w:p>
@@ -713,7 +732,61 @@
           <w:sz w:val="24"/>
           <w:szCs w:val="20"/>
         </w:rPr>
-        <w:t xml:space="preserve"> видеть своё текущее место в очереди и список людей передо мной, чтобы </w:t>
+        <w:t xml:space="preserve"> видет</w:t>
+      </w:r>
+      <w:r>
+        <w:rPr>
+          <w:b/>
+          <w:bCs/>
+          <w:sz w:val="24"/>
+          <w:szCs w:val="20"/>
+        </w:rPr>
+        <w:t>ь своё текущее место в очереди,</w:t>
+      </w:r>
+      <w:r>
+        <w:rPr>
+          <w:b/>
+          <w:bCs/>
+          <w:sz w:val="24"/>
+          <w:szCs w:val="20"/>
+        </w:rPr>
+        <w:t xml:space="preserve"> </w:t>
+      </w:r>
+      <w:r>
+        <w:rPr>
+          <w:b/>
+          <w:bCs/>
+          <w:sz w:val="24"/>
+          <w:szCs w:val="20"/>
+        </w:rPr>
+        <w:t>число</w:t>
+      </w:r>
+      <w:r>
+        <w:rPr>
+          <w:b/>
+          <w:bCs/>
+          <w:sz w:val="24"/>
+          <w:szCs w:val="20"/>
+        </w:rPr>
+        <w:t xml:space="preserve"> людей передо мной</w:t>
+      </w:r>
+      <w:r>
+        <w:rPr>
+          <w:b/>
+          <w:bCs/>
+          <w:sz w:val="24"/>
+          <w:szCs w:val="20"/>
+        </w:rPr>
+        <w:t xml:space="preserve"> и примерное время ожидания</w:t>
+      </w:r>
+      <w:r>
+        <w:rPr>
+          <w:b/>
+          <w:bCs/>
+          <w:sz w:val="24"/>
+          <w:szCs w:val="20"/>
+        </w:rPr>
+        <w:t xml:space="preserve">, чтобы </w:t>
       </w:r>
       <w:r>
         <w:rPr>
@@ -779,7 +852,14 @@
           <w:sz w:val="24"/>
           <w:szCs w:val="20"/>
         </w:rPr>
-        <w:t>Незарегистрированный клиент</w:t>
+        <w:t>Неавторизованный</w:t>
+      </w:r>
+      <w:r>
+        <w:rPr>
+          <w:sz w:val="24"/>
+          <w:szCs w:val="20"/>
+        </w:rPr>
+        <w:t xml:space="preserve"> клиент</w:t>
       </w:r>
     </w:p>
     <w:p>
@@ -817,39 +897,23 @@
           <w:sz w:val="24"/>
           <w:szCs w:val="20"/>
         </w:rPr>
-        <w:t>незарегистрированный клиент, я хочу авторизоваться, чтобы иметь возможность встать в очередь.</w:t>
-      </w:r>
-      <w:r>
-        <w:rPr>
-          <w:sz w:val="24"/>
-          <w:szCs w:val="20"/>
-          <w:lang w:val="en-US"/>
-        </w:rPr>
-        <w:t>US</w:t>
-      </w:r>
-      <w:r>
-        <w:rPr>
-          <w:sz w:val="24"/>
-          <w:szCs w:val="20"/>
-        </w:rPr>
-        <w:t>4</w:t>
-      </w:r>
-      <w:r>
-        <w:rPr>
-          <w:rFonts w:eastAsia="Times New Roman" w:cs="Times New Roman"/>
-          <w:kern w:val="0"/>
-          <w:sz w:val="22"/>
-          <w:lang w:eastAsia="ru-RU"/>
-          <w14:ligatures w14:val="none"/>
-        </w:rPr>
-        <w:t xml:space="preserve"> </w:t>
-      </w:r>
-      <w:r>
-        <w:rPr>
-          <w:sz w:val="24"/>
-          <w:szCs w:val="20"/>
-        </w:rPr>
-        <w:t>Инициализация очереди (оператор инициализирует и поддерживает работу очереди)</w:t>
+        <w:t>не</w:t>
+      </w:r>
+      <w:r>
+        <w:rPr>
+          <w:b/>
+          <w:sz w:val="24"/>
+          <w:szCs w:val="20"/>
+        </w:rPr>
+        <w:t>авторизованный</w:t>
+      </w:r>
+      <w:r>
+        <w:rPr>
+          <w:b/>
+          <w:sz w:val="24"/>
+          <w:szCs w:val="20"/>
+        </w:rPr>
+        <w:t xml:space="preserve"> клиент, я хочу авторизоваться, чтобы иметь возможность встать в очередь.</w:t>
       </w:r>
     </w:p>
     <w:p>
@@ -907,7 +971,7 @@
           <w:sz w:val="24"/>
           <w:szCs w:val="20"/>
         </w:rPr>
-        <w:t>Инициализация очереди (оператор инициализирует и поддерживает работу очереди)</w:t>
+        <w:t>Инициализация очереди</w:t>
       </w:r>
     </w:p>
     <w:p>
@@ -941,7 +1005,16 @@
           <w:sz w:val="24"/>
           <w:szCs w:val="20"/>
         </w:rPr>
-        <w:t>Как оператор</w:t>
+        <w:t xml:space="preserve">Как </w:t>
+      </w:r>
+      <w:r>
+        <w:rPr>
+          <w:b/>
+          <w:bCs/>
+          <w:sz w:val="24"/>
+          <w:szCs w:val="20"/>
+        </w:rPr>
+        <w:t>администратор</w:t>
       </w:r>
       <w:r>
         <w:rPr>
@@ -1039,7 +1112,7 @@
           <w:sz w:val="24"/>
           <w:szCs w:val="20"/>
         </w:rPr>
-        <w:t>Управление потоком очереди (фиксирование работы очереди)</w:t>
+        <w:t>Управление потоком очереди</w:t>
       </w:r>
     </w:p>
     <w:p>
@@ -1069,6 +1142,7 @@
           <w:sz w:val="24"/>
           <w:szCs w:val="20"/>
         </w:rPr>
+        <w:lastRenderedPageBreak/>
         <w:t>Как оператор</w:t>
       </w:r>
       <w:r>
@@ -1085,7 +1159,41 @@
           <w:sz w:val="24"/>
           <w:szCs w:val="20"/>
         </w:rPr>
-        <w:t>вызывать клиентов и изменять состояние очереди</w:t>
+        <w:t>вызывать клиентов</w:t>
+      </w:r>
+      <w:r>
+        <w:rPr>
+          <w:bCs/>
+          <w:sz w:val="24"/>
+          <w:szCs w:val="20"/>
+        </w:rPr>
+        <w:t xml:space="preserve"> к исполнителям</w:t>
+      </w:r>
+      <w:r>
+        <w:rPr>
+          <w:bCs/>
+          <w:sz w:val="24"/>
+          <w:szCs w:val="20"/>
+        </w:rPr>
+        <w:t xml:space="preserve"> </w:t>
+      </w:r>
+      <w:r>
+        <w:rPr>
+          <w:b/>
+          <w:bCs/>
+          <w:sz w:val="24"/>
+          <w:szCs w:val="20"/>
+        </w:rPr>
+        <w:t xml:space="preserve">и изменять </w:t>
+      </w:r>
+      <w:r>
+        <w:rPr>
+          <w:b/>
+          <w:bCs/>
+          <w:sz w:val="24"/>
+          <w:szCs w:val="20"/>
+        </w:rPr>
+        <w:t>положения клиентов в очереди</w:t>
       </w:r>
       <w:r>
         <w:rPr>
@@ -1151,7 +1259,6 @@
           <w:szCs w:val="20"/>
           <w:lang w:val="en-US"/>
         </w:rPr>
-        <w:lastRenderedPageBreak/>
         <w:t>US</w:t>
       </w:r>
       <w:r>
@@ -1166,7 +1273,14 @@
           <w:sz w:val="24"/>
           <w:szCs w:val="20"/>
         </w:rPr>
-        <w:t xml:space="preserve"> Просмотр и обслуживание клиентов (показывает ь исполнителя услуги и её отличие от оператора)</w:t>
+        <w:t xml:space="preserve"> П</w:t>
+      </w:r>
+      <w:r>
+        <w:rPr>
+          <w:sz w:val="24"/>
+          <w:szCs w:val="20"/>
+        </w:rPr>
+        <w:t>росмотр и обслуживание клиентов</w:t>
       </w:r>
     </w:p>
     <w:p>
@@ -1212,16 +1326,48 @@
           <w:sz w:val="24"/>
           <w:szCs w:val="20"/>
         </w:rPr>
-        <w:t xml:space="preserve">, я хочу </w:t>
-      </w:r>
-      <w:r>
-        <w:rPr>
-          <w:b/>
-          <w:bCs/>
-          <w:sz w:val="24"/>
-          <w:szCs w:val="20"/>
-        </w:rPr>
-        <w:t xml:space="preserve">видеть полную очередь и информацию о каждом клиенте, чтобы </w:t>
+        <w:t>, я хочу</w:t>
+      </w:r>
+      <w:r>
+        <w:rPr>
+          <w:sz w:val="24"/>
+          <w:szCs w:val="20"/>
+        </w:rPr>
+        <w:t xml:space="preserve"> видеть</w:t>
+      </w:r>
+      <w:r>
+        <w:rPr>
+          <w:sz w:val="24"/>
+          <w:szCs w:val="20"/>
+        </w:rPr>
+        <w:t xml:space="preserve"> </w:t>
+      </w:r>
+      <w:r>
+        <w:rPr>
+          <w:b/>
+          <w:bCs/>
+          <w:sz w:val="24"/>
+          <w:szCs w:val="20"/>
+        </w:rPr>
+        <w:t xml:space="preserve">информацию о </w:t>
+      </w:r>
+      <w:r>
+        <w:rPr>
+          <w:b/>
+          <w:bCs/>
+          <w:sz w:val="24"/>
+          <w:szCs w:val="20"/>
+        </w:rPr>
+        <w:t>вызванном ко мне</w:t>
+      </w:r>
+      <w:r>
+        <w:rPr>
+          <w:b/>
+          <w:bCs/>
+          <w:sz w:val="24"/>
+          <w:szCs w:val="20"/>
+        </w:rPr>
+        <w:t xml:space="preserve"> клиенте, чтобы </w:t>
       </w:r>
       <w:r>
         <w:rPr>
@@ -1324,7 +1470,43 @@
           <w:sz w:val="24"/>
           <w:szCs w:val="20"/>
         </w:rPr>
-        <w:t xml:space="preserve">настраивать параметры очередей, пользователей, роли, права и каналы уведомлений, чтобы </w:t>
+        <w:t>настраивать параметры очеред</w:t>
+      </w:r>
+      <w:r>
+        <w:rPr>
+          <w:b/>
+          <w:bCs/>
+          <w:sz w:val="24"/>
+          <w:szCs w:val="20"/>
+        </w:rPr>
+        <w:t xml:space="preserve">и, роли, </w:t>
+      </w:r>
+      <w:r>
+        <w:rPr>
+          <w:b/>
+          <w:bCs/>
+          <w:sz w:val="24"/>
+          <w:szCs w:val="20"/>
+        </w:rPr>
+        <w:t xml:space="preserve">права и </w:t>
+      </w:r>
+      <w:r>
+        <w:rPr>
+          <w:b/>
+          <w:bCs/>
+          <w:sz w:val="24"/>
+          <w:szCs w:val="20"/>
+        </w:rPr>
+        <w:t>параметры</w:t>
+      </w:r>
+      <w:r>
+        <w:rPr>
+          <w:b/>
+          <w:bCs/>
+          <w:sz w:val="24"/>
+          <w:szCs w:val="20"/>
+        </w:rPr>
+        <w:t xml:space="preserve"> уведомлений, чтобы </w:t>
       </w:r>
       <w:r>
         <w:rPr>
@@ -1427,7 +1609,43 @@
           <w:sz w:val="24"/>
           <w:szCs w:val="20"/>
         </w:rPr>
-        <w:t xml:space="preserve"> видеть текущее состояние очереди без возможности её изменять, чтобы </w:t>
+        <w:t xml:space="preserve"> видеть текущее </w:t>
+      </w:r>
+      <w:r>
+        <w:rPr>
+          <w:b/>
+          <w:bCs/>
+          <w:sz w:val="24"/>
+          <w:szCs w:val="20"/>
+        </w:rPr>
+        <w:t>число клиентов в очереди, текущих вызываемых и примерное время ожидания, без возможности</w:t>
+      </w:r>
+      <w:r>
+        <w:rPr>
+          <w:b/>
+          <w:bCs/>
+          <w:sz w:val="24"/>
+          <w:szCs w:val="20"/>
+        </w:rPr>
+        <w:t xml:space="preserve"> изменять</w:t>
+      </w:r>
+      <w:r>
+        <w:rPr>
+          <w:b/>
+          <w:bCs/>
+          <w:sz w:val="24"/>
+          <w:szCs w:val="20"/>
+        </w:rPr>
+        <w:t xml:space="preserve"> очередь</w:t>
+      </w:r>
+      <w:r>
+        <w:rPr>
+          <w:b/>
+          <w:bCs/>
+          <w:sz w:val="24"/>
+          <w:szCs w:val="20"/>
+        </w:rPr>
+        <w:t xml:space="preserve">, чтобы </w:t>
       </w:r>
       <w:r>
         <w:rPr>
@@ -1436,6 +1654,532 @@
         </w:rPr>
         <w:t>контролировать или отображать ход очереди.</w:t>
       </w:r>
+    </w:p>
+    <w:p>
+      <w:pPr>
+        <w:pStyle w:val="a7"/>
+        <w:jc w:val="both"/>
+        <w:rPr>
+          <w:sz w:val="24"/>
+          <w:szCs w:val="20"/>
+        </w:rPr>
+      </w:pPr>
+    </w:p>
+    <w:p>
+      <w:pPr>
+        <w:pStyle w:val="a7"/>
+        <w:numPr>
+          <w:ilvl w:val="0"/>
+          <w:numId w:val="6"/>
+        </w:numPr>
+        <w:spacing w:after="0"/>
+        <w:ind w:left="142"/>
+        <w:jc w:val="both"/>
+        <w:rPr>
+          <w:sz w:val="24"/>
+          <w:szCs w:val="20"/>
+        </w:rPr>
+      </w:pPr>
+      <w:r>
+        <w:rPr>
+          <w:sz w:val="24"/>
+          <w:szCs w:val="20"/>
+          <w:lang w:val="en-US"/>
+        </w:rPr>
+        <w:t>US</w:t>
+      </w:r>
+      <w:r>
+        <w:rPr>
+          <w:sz w:val="24"/>
+          <w:szCs w:val="20"/>
+        </w:rPr>
+        <w:t>9</w:t>
+      </w:r>
+      <w:r>
+        <w:rPr>
+          <w:sz w:val="24"/>
+          <w:szCs w:val="20"/>
+        </w:rPr>
+        <w:t xml:space="preserve"> </w:t>
+      </w:r>
+      <w:r>
+        <w:rPr>
+          <w:sz w:val="24"/>
+          <w:szCs w:val="20"/>
+        </w:rPr>
+        <w:t>Управление своим талоном</w:t>
+      </w:r>
+    </w:p>
+    <w:p>
+      <w:pPr>
+        <w:pStyle w:val="a7"/>
+        <w:spacing w:after="0"/>
+        <w:jc w:val="both"/>
+        <w:rPr>
+          <w:sz w:val="24"/>
+          <w:szCs w:val="20"/>
+        </w:rPr>
+      </w:pPr>
+    </w:p>
+    <w:p>
+      <w:pPr>
+        <w:pStyle w:val="a7"/>
+        <w:jc w:val="both"/>
+        <w:rPr>
+          <w:sz w:val="24"/>
+          <w:szCs w:val="20"/>
+        </w:rPr>
+      </w:pPr>
+      <w:r>
+        <w:rPr>
+          <w:b/>
+          <w:bCs/>
+          <w:sz w:val="24"/>
+          <w:szCs w:val="20"/>
+        </w:rPr>
+        <w:t xml:space="preserve">Как </w:t>
+      </w:r>
+      <w:r>
+        <w:rPr>
+          <w:b/>
+          <w:bCs/>
+          <w:sz w:val="24"/>
+          <w:szCs w:val="20"/>
+        </w:rPr>
+        <w:t>клиент очереди</w:t>
+      </w:r>
+      <w:r>
+        <w:rPr>
+          <w:b/>
+          <w:bCs/>
+          <w:sz w:val="24"/>
+          <w:szCs w:val="20"/>
+        </w:rPr>
+        <w:t xml:space="preserve">, </w:t>
+      </w:r>
+      <w:r>
+        <w:rPr>
+          <w:sz w:val="24"/>
+          <w:szCs w:val="20"/>
+        </w:rPr>
+        <w:t>я хочу</w:t>
+      </w:r>
+      <w:r>
+        <w:rPr>
+          <w:b/>
+          <w:bCs/>
+          <w:sz w:val="24"/>
+          <w:szCs w:val="20"/>
+        </w:rPr>
+        <w:t xml:space="preserve"> </w:t>
+      </w:r>
+      <w:r>
+        <w:rPr>
+          <w:b/>
+          <w:bCs/>
+          <w:sz w:val="24"/>
+          <w:szCs w:val="20"/>
+        </w:rPr>
+        <w:t xml:space="preserve">выходить из очереди или перемещаться к концу очереди на </w:t>
+      </w:r>
+      <w:r>
+        <w:rPr>
+          <w:b/>
+          <w:bCs/>
+          <w:sz w:val="24"/>
+          <w:szCs w:val="20"/>
+          <w:lang w:val="en-US"/>
+        </w:rPr>
+        <w:t>N</w:t>
+      </w:r>
+      <w:r>
+        <w:rPr>
+          <w:b/>
+          <w:bCs/>
+          <w:sz w:val="24"/>
+          <w:szCs w:val="20"/>
+        </w:rPr>
+        <w:t xml:space="preserve"> шагов</w:t>
+      </w:r>
+      <w:r>
+        <w:rPr>
+          <w:b/>
+          <w:bCs/>
+          <w:sz w:val="24"/>
+          <w:szCs w:val="20"/>
+        </w:rPr>
+        <w:t xml:space="preserve">, чтобы </w:t>
+      </w:r>
+      <w:r>
+        <w:rPr>
+          <w:sz w:val="24"/>
+          <w:szCs w:val="20"/>
+        </w:rPr>
+        <w:t>оправлять своим положением в очереди</w:t>
+      </w:r>
+      <w:r>
+        <w:rPr>
+          <w:sz w:val="24"/>
+          <w:szCs w:val="20"/>
+        </w:rPr>
+        <w:t>.</w:t>
+      </w:r>
+    </w:p>
+    <w:p>
+      <w:pPr>
+        <w:pStyle w:val="a7"/>
+        <w:jc w:val="both"/>
+        <w:rPr>
+          <w:sz w:val="24"/>
+          <w:szCs w:val="20"/>
+        </w:rPr>
+      </w:pPr>
+    </w:p>
+    <w:p>
+      <w:pPr>
+        <w:pStyle w:val="a7"/>
+        <w:numPr>
+          <w:ilvl w:val="0"/>
+          <w:numId w:val="6"/>
+        </w:numPr>
+        <w:spacing w:after="0"/>
+        <w:ind w:left="142"/>
+        <w:jc w:val="both"/>
+        <w:rPr>
+          <w:sz w:val="24"/>
+          <w:szCs w:val="20"/>
+        </w:rPr>
+      </w:pPr>
+      <w:r>
+        <w:rPr>
+          <w:sz w:val="24"/>
+          <w:szCs w:val="20"/>
+          <w:lang w:val="en-US"/>
+        </w:rPr>
+        <w:t>US</w:t>
+      </w:r>
+      <w:r>
+        <w:rPr>
+          <w:sz w:val="24"/>
+          <w:szCs w:val="20"/>
+        </w:rPr>
+        <w:t>10</w:t>
+      </w:r>
+      <w:r>
+        <w:rPr>
+          <w:sz w:val="24"/>
+          <w:szCs w:val="20"/>
+        </w:rPr>
+        <w:t xml:space="preserve"> </w:t>
+      </w:r>
+      <w:r>
+        <w:rPr>
+          <w:sz w:val="24"/>
+          <w:szCs w:val="20"/>
+        </w:rPr>
+        <w:t>Получение уведомлений</w:t>
+      </w:r>
+    </w:p>
+    <w:p>
+      <w:pPr>
+        <w:pStyle w:val="a7"/>
+        <w:jc w:val="both"/>
+        <w:rPr>
+          <w:sz w:val="24"/>
+          <w:szCs w:val="20"/>
+        </w:rPr>
+      </w:pPr>
+    </w:p>
+    <w:p>
+      <w:pPr>
+        <w:pStyle w:val="a7"/>
+        <w:jc w:val="both"/>
+        <w:rPr>
+          <w:sz w:val="24"/>
+          <w:szCs w:val="20"/>
+        </w:rPr>
+      </w:pPr>
+      <w:r>
+        <w:rPr>
+          <w:b/>
+          <w:bCs/>
+          <w:sz w:val="24"/>
+          <w:szCs w:val="20"/>
+        </w:rPr>
+        <w:t xml:space="preserve">Как </w:t>
+      </w:r>
+      <w:r>
+        <w:rPr>
+          <w:b/>
+          <w:bCs/>
+          <w:sz w:val="24"/>
+          <w:szCs w:val="20"/>
+        </w:rPr>
+        <w:t>клиент очереди</w:t>
+      </w:r>
+      <w:r>
+        <w:rPr>
+          <w:b/>
+          <w:bCs/>
+          <w:sz w:val="24"/>
+          <w:szCs w:val="20"/>
+        </w:rPr>
+        <w:t xml:space="preserve">, </w:t>
+      </w:r>
+      <w:r>
+        <w:rPr>
+          <w:sz w:val="24"/>
+          <w:szCs w:val="20"/>
+        </w:rPr>
+        <w:t>я хочу</w:t>
+      </w:r>
+      <w:r>
+        <w:rPr>
+          <w:b/>
+          <w:bCs/>
+          <w:sz w:val="24"/>
+          <w:szCs w:val="20"/>
+        </w:rPr>
+        <w:t xml:space="preserve"> </w:t>
+      </w:r>
+      <w:r>
+        <w:rPr>
+          <w:b/>
+          <w:bCs/>
+          <w:sz w:val="24"/>
+          <w:szCs w:val="20"/>
+        </w:rPr>
+        <w:t xml:space="preserve">получать уведомления </w:t>
+      </w:r>
+      <w:r>
+        <w:rPr>
+          <w:bCs/>
+          <w:sz w:val="24"/>
+          <w:szCs w:val="20"/>
+        </w:rPr>
+        <w:t xml:space="preserve">о изменении </w:t>
+      </w:r>
+      <w:r>
+        <w:rPr>
+          <w:b/>
+          <w:bCs/>
+          <w:sz w:val="24"/>
+          <w:szCs w:val="20"/>
+        </w:rPr>
+        <w:t>моего состояния в очереди</w:t>
+      </w:r>
+      <w:r>
+        <w:rPr>
+          <w:b/>
+          <w:bCs/>
+          <w:sz w:val="24"/>
+          <w:szCs w:val="20"/>
+        </w:rPr>
+        <w:t xml:space="preserve">, чтобы </w:t>
+      </w:r>
+      <w:r>
+        <w:rPr>
+          <w:sz w:val="24"/>
+          <w:szCs w:val="20"/>
+        </w:rPr>
+        <w:t>своевременно воспринимать происходящие изменения</w:t>
+      </w:r>
+      <w:r>
+        <w:rPr>
+          <w:sz w:val="24"/>
+          <w:szCs w:val="20"/>
+        </w:rPr>
+        <w:t>.</w:t>
+      </w:r>
+    </w:p>
+    <w:p>
+      <w:pPr>
+        <w:pStyle w:val="a7"/>
+        <w:jc w:val="both"/>
+        <w:rPr>
+          <w:sz w:val="24"/>
+          <w:szCs w:val="20"/>
+        </w:rPr>
+      </w:pPr>
+    </w:p>
+    <w:p>
+      <w:pPr>
+        <w:pStyle w:val="a7"/>
+        <w:numPr>
+          <w:ilvl w:val="0"/>
+          <w:numId w:val="6"/>
+        </w:numPr>
+        <w:spacing w:after="0"/>
+        <w:ind w:left="142"/>
+        <w:jc w:val="both"/>
+        <w:rPr>
+          <w:sz w:val="24"/>
+          <w:szCs w:val="20"/>
+        </w:rPr>
+      </w:pPr>
+      <w:r>
+        <w:rPr>
+          <w:sz w:val="24"/>
+          <w:szCs w:val="20"/>
+          <w:lang w:val="en-US"/>
+        </w:rPr>
+        <w:t>US</w:t>
+      </w:r>
+      <w:r>
+        <w:rPr>
+          <w:sz w:val="24"/>
+          <w:szCs w:val="20"/>
+        </w:rPr>
+        <w:t>10</w:t>
+      </w:r>
+      <w:r>
+        <w:rPr>
+          <w:sz w:val="24"/>
+          <w:szCs w:val="20"/>
+        </w:rPr>
+        <w:t xml:space="preserve"> </w:t>
+      </w:r>
+      <w:r>
+        <w:rPr>
+          <w:sz w:val="24"/>
+          <w:szCs w:val="20"/>
+        </w:rPr>
+        <w:t>Подтверждение готовности к обслуживанию</w:t>
+      </w:r>
+    </w:p>
+    <w:p>
+      <w:pPr>
+        <w:pStyle w:val="a7"/>
+        <w:jc w:val="both"/>
+        <w:rPr>
+          <w:sz w:val="24"/>
+          <w:szCs w:val="20"/>
+        </w:rPr>
+      </w:pPr>
+    </w:p>
+    <w:p>
+      <w:pPr>
+        <w:pStyle w:val="a7"/>
+        <w:jc w:val="both"/>
+        <w:rPr>
+          <w:sz w:val="24"/>
+          <w:szCs w:val="20"/>
+        </w:rPr>
+      </w:pPr>
+      <w:r>
+        <w:rPr>
+          <w:b/>
+          <w:bCs/>
+          <w:sz w:val="24"/>
+          <w:szCs w:val="20"/>
+        </w:rPr>
+        <w:t xml:space="preserve">Как </w:t>
+      </w:r>
+      <w:r>
+        <w:rPr>
+          <w:b/>
+          <w:bCs/>
+          <w:sz w:val="24"/>
+          <w:szCs w:val="20"/>
+        </w:rPr>
+        <w:t>исполнитель</w:t>
+      </w:r>
+      <w:r>
+        <w:rPr>
+          <w:b/>
+          <w:bCs/>
+          <w:sz w:val="24"/>
+          <w:szCs w:val="20"/>
+        </w:rPr>
+        <w:t xml:space="preserve"> услуги</w:t>
+      </w:r>
+      <w:r>
+        <w:rPr>
+          <w:b/>
+          <w:bCs/>
+          <w:sz w:val="24"/>
+          <w:szCs w:val="20"/>
+        </w:rPr>
+        <w:t xml:space="preserve">, </w:t>
+      </w:r>
+      <w:r>
+        <w:rPr>
+          <w:sz w:val="24"/>
+          <w:szCs w:val="20"/>
+        </w:rPr>
+        <w:t>я хочу</w:t>
+      </w:r>
+      <w:r>
+        <w:rPr>
+          <w:b/>
+          <w:bCs/>
+          <w:sz w:val="24"/>
+          <w:szCs w:val="20"/>
+        </w:rPr>
+        <w:t xml:space="preserve"> </w:t>
+      </w:r>
+      <w:r>
+        <w:rPr>
+          <w:b/>
+          <w:bCs/>
+          <w:sz w:val="24"/>
+          <w:szCs w:val="20"/>
+        </w:rPr>
+        <w:t>подтверждать свою готовность к исполнению услуги</w:t>
+      </w:r>
+      <w:r>
+        <w:rPr>
+          <w:b/>
+          <w:bCs/>
+          <w:sz w:val="24"/>
+          <w:szCs w:val="20"/>
+        </w:rPr>
+        <w:t xml:space="preserve">, чтобы </w:t>
+      </w:r>
+      <w:r>
+        <w:rPr>
+          <w:sz w:val="24"/>
+          <w:szCs w:val="20"/>
+        </w:rPr>
+        <w:t>принять следующего в очереди клиента</w:t>
+      </w:r>
+      <w:r>
+        <w:rPr>
+          <w:sz w:val="24"/>
+          <w:szCs w:val="20"/>
+        </w:rPr>
+        <w:t>.</w:t>
+      </w:r>
+    </w:p>
+    <w:p>
+      <w:pPr>
+        <w:pStyle w:val="a7"/>
+        <w:jc w:val="both"/>
+        <w:rPr>
+          <w:sz w:val="24"/>
+          <w:szCs w:val="20"/>
+        </w:rPr>
+      </w:pPr>
+    </w:p>
+    <w:p>
+      <w:pPr>
+        <w:pStyle w:val="a7"/>
+        <w:jc w:val="both"/>
+        <w:rPr>
+          <w:sz w:val="24"/>
+          <w:szCs w:val="20"/>
+        </w:rPr>
+      </w:pPr>
+    </w:p>
+    <w:p>
+      <w:pPr>
+        <w:pStyle w:val="a7"/>
+        <w:jc w:val="both"/>
+        <w:rPr>
+          <w:sz w:val="24"/>
+          <w:szCs w:val="20"/>
+        </w:rPr>
+      </w:pPr>
     </w:p>
     <w:p>
       <w:pPr>
@@ -1506,7 +2250,16 @@
           <w:sz w:val="24"/>
           <w:szCs w:val="20"/>
         </w:rPr>
-        <w:t> 4.1. Требования к работе с очередью</w:t>
+        <w:t xml:space="preserve"> 4.1. Требования к работе с </w:t>
+      </w:r>
+      <w:r>
+        <w:rPr>
+          <w:b/>
+          <w:bCs/>
+          <w:sz w:val="24"/>
+          <w:szCs w:val="20"/>
+        </w:rPr>
+        <w:t>клиентами</w:t>
       </w:r>
     </w:p>
     <w:p>
@@ -1544,21 +2297,35 @@
           <w:sz w:val="24"/>
           <w:szCs w:val="20"/>
         </w:rPr>
-        <w:t xml:space="preserve">Система должна позволять клиенту </w:t>
-      </w:r>
-      <w:r>
-        <w:rPr>
-          <w:sz w:val="24"/>
-          <w:szCs w:val="20"/>
-        </w:rPr>
-        <w:t>з</w:t>
-      </w:r>
-      <w:r>
-        <w:rPr>
-          <w:sz w:val="24"/>
-          <w:szCs w:val="20"/>
-        </w:rPr>
-        <w:t xml:space="preserve">арегистрироваться в </w:t>
+        <w:t>Система должна позволять</w:t>
+      </w:r>
+      <w:r>
+        <w:rPr>
+          <w:sz w:val="24"/>
+          <w:szCs w:val="20"/>
+        </w:rPr>
+        <w:t xml:space="preserve"> неавторизованному</w:t>
+      </w:r>
+      <w:r>
+        <w:rPr>
+          <w:sz w:val="24"/>
+          <w:szCs w:val="20"/>
+        </w:rPr>
+        <w:t xml:space="preserve"> клиенту </w:t>
+      </w:r>
+      <w:r>
+        <w:rPr>
+          <w:sz w:val="24"/>
+          <w:szCs w:val="20"/>
+        </w:rPr>
+        <w:t>авторизоваться</w:t>
+      </w:r>
+      <w:r>
+        <w:rPr>
+          <w:sz w:val="24"/>
+          <w:szCs w:val="20"/>
+        </w:rPr>
+        <w:t xml:space="preserve"> в </w:t>
       </w:r>
       <w:r>
         <w:rPr>
@@ -1599,31 +2366,56 @@
           <w:sz w:val="24"/>
           <w:szCs w:val="20"/>
         </w:rPr>
-        <w:t>3. Система должна сохранять дату и время постановки клиента в очеред</w:t>
-      </w:r>
-      <w:r>
-        <w:rPr>
-          <w:sz w:val="24"/>
-          <w:szCs w:val="20"/>
-        </w:rPr>
-        <w:t>и</w:t>
-      </w:r>
-    </w:p>
-    <w:p>
-      <w:pPr>
-        <w:pStyle w:val="a7"/>
-        <w:jc w:val="both"/>
-        <w:rPr>
-          <w:sz w:val="24"/>
-          <w:szCs w:val="20"/>
-        </w:rPr>
-      </w:pPr>
-      <w:r>
-        <w:rPr>
-          <w:sz w:val="24"/>
-          <w:szCs w:val="20"/>
-        </w:rPr>
-        <w:t>4. Система должна отображать клиенту его текущую позицию в очереди</w:t>
+        <w:t>4</w:t>
+      </w:r>
+      <w:r>
+        <w:rPr>
+          <w:sz w:val="24"/>
+          <w:szCs w:val="20"/>
+        </w:rPr>
+        <w:t xml:space="preserve">. Система должна </w:t>
+      </w:r>
+      <w:r>
+        <w:rPr>
+          <w:sz w:val="24"/>
+          <w:szCs w:val="20"/>
+        </w:rPr>
+        <w:t>хранить и обрабатывать</w:t>
+      </w:r>
+      <w:r>
+        <w:rPr>
+          <w:sz w:val="24"/>
+          <w:szCs w:val="20"/>
+        </w:rPr>
+        <w:t xml:space="preserve"> статусы</w:t>
+      </w:r>
+      <w:r>
+        <w:rPr>
+          <w:sz w:val="24"/>
+          <w:szCs w:val="20"/>
+        </w:rPr>
+        <w:t xml:space="preserve"> клиентов</w:t>
+      </w:r>
+      <w:r>
+        <w:rPr>
+          <w:sz w:val="24"/>
+          <w:szCs w:val="20"/>
+        </w:rPr>
+        <w:t>: «ожидает», «вызван», «обслуживается», «</w:t>
+      </w:r>
+      <w:r>
+        <w:rPr>
+          <w:sz w:val="24"/>
+          <w:szCs w:val="20"/>
+        </w:rPr>
+        <w:t>обслужен</w:t>
+      </w:r>
+      <w:r>
+        <w:rPr>
+          <w:sz w:val="24"/>
+          <w:szCs w:val="20"/>
+        </w:rPr>
+        <w:t>», «пропущен», «отменён».</w:t>
       </w:r>
     </w:p>
     <w:p>
@@ -1647,55 +2439,93 @@
           <w:sz w:val="24"/>
           <w:szCs w:val="20"/>
         </w:rPr>
-        <w:t>. Система должна хранить текущий статус записи клиента в очереди.</w:t>
-      </w:r>
-    </w:p>
-    <w:p>
-      <w:pPr>
-        <w:pStyle w:val="a7"/>
-        <w:jc w:val="both"/>
-        <w:rPr>
-          <w:sz w:val="24"/>
-          <w:szCs w:val="20"/>
-        </w:rPr>
-      </w:pPr>
-      <w:r>
-        <w:rPr>
-          <w:sz w:val="24"/>
-          <w:szCs w:val="20"/>
-        </w:rPr>
-        <w:t>6</w:t>
-      </w:r>
-      <w:r>
-        <w:rPr>
-          <w:sz w:val="24"/>
-          <w:szCs w:val="20"/>
-        </w:rPr>
-        <w:t>. Система должна поддерживать статусы: «создана», «ожидает», «вызван», «обслуживается», «завершён», «пропущен», «отменён».</w:t>
-      </w:r>
-    </w:p>
-    <w:p>
-      <w:pPr>
-        <w:pStyle w:val="a7"/>
-        <w:jc w:val="both"/>
-        <w:rPr>
-          <w:sz w:val="24"/>
-          <w:szCs w:val="20"/>
-        </w:rPr>
-      </w:pPr>
-      <w:r>
-        <w:rPr>
-          <w:sz w:val="24"/>
-          <w:szCs w:val="20"/>
-        </w:rPr>
-        <w:t>7</w:t>
-      </w:r>
-      <w:r>
-        <w:rPr>
-          <w:sz w:val="24"/>
-          <w:szCs w:val="20"/>
-        </w:rPr>
         <w:t>. Система должна позволять клиенту отменить запись до начала обслуживания</w:t>
+      </w:r>
+      <w:r>
+        <w:rPr>
+          <w:sz w:val="24"/>
+          <w:szCs w:val="20"/>
+        </w:rPr>
+        <w:t xml:space="preserve">, а также перемещаться в сторону конца очереди на </w:t>
+      </w:r>
+      <w:r>
+        <w:rPr>
+          <w:sz w:val="24"/>
+          <w:szCs w:val="20"/>
+          <w:lang w:val="en-US"/>
+        </w:rPr>
+        <w:t>N</w:t>
+      </w:r>
+      <w:r>
+        <w:rPr>
+          <w:sz w:val="24"/>
+          <w:szCs w:val="20"/>
+        </w:rPr>
+        <w:t xml:space="preserve"> </w:t>
+      </w:r>
+      <w:r>
+        <w:rPr>
+          <w:sz w:val="24"/>
+          <w:szCs w:val="20"/>
+        </w:rPr>
+        <w:t xml:space="preserve">шагов </w:t>
+      </w:r>
+      <w:r>
+        <w:rPr>
+          <w:sz w:val="24"/>
+          <w:szCs w:val="20"/>
+        </w:rPr>
+        <w:t>(</w:t>
+      </w:r>
+      <w:r>
+        <w:rPr>
+          <w:sz w:val="24"/>
+          <w:szCs w:val="20"/>
+        </w:rPr>
+        <w:t xml:space="preserve">где </w:t>
+      </w:r>
+      <w:r>
+        <w:rPr>
+          <w:sz w:val="24"/>
+          <w:szCs w:val="20"/>
+          <w:lang w:val="en-US"/>
+        </w:rPr>
+        <w:t>N</w:t>
+      </w:r>
+      <w:r>
+        <w:rPr>
+          <w:sz w:val="24"/>
+          <w:szCs w:val="20"/>
+        </w:rPr>
+        <w:t xml:space="preserve"> </w:t>
+      </w:r>
+      <w:r>
+        <w:rPr>
+          <w:sz w:val="24"/>
+          <w:szCs w:val="20"/>
+        </w:rPr>
+        <w:t>–</w:t>
+      </w:r>
+      <w:r>
+        <w:rPr>
+          <w:sz w:val="24"/>
+          <w:szCs w:val="20"/>
+        </w:rPr>
+        <w:t xml:space="preserve"> </w:t>
+      </w:r>
+      <w:r>
+        <w:rPr>
+          <w:sz w:val="24"/>
+          <w:szCs w:val="20"/>
+        </w:rPr>
+        <w:t>не превышает число клиентов, находящихся позади текущего в очереди</w:t>
+      </w:r>
+      <w:r>
+        <w:rPr>
+          <w:sz w:val="24"/>
+          <w:szCs w:val="20"/>
+        </w:rPr>
+        <w:t>)</w:t>
       </w:r>
     </w:p>
     <w:p>
@@ -1740,6 +2570,7 @@
           <w:sz w:val="24"/>
           <w:szCs w:val="20"/>
         </w:rPr>
+        <w:lastRenderedPageBreak/>
         <w:t> 4.</w:t>
       </w:r>
       <w:r>
@@ -1758,7 +2589,16 @@
           <w:sz w:val="24"/>
           <w:szCs w:val="20"/>
         </w:rPr>
-        <w:t>. Требования к работе с очередью</w:t>
+        <w:t xml:space="preserve">. Требования к работе с </w:t>
+      </w:r>
+      <w:r>
+        <w:rPr>
+          <w:b/>
+          <w:bCs/>
+          <w:sz w:val="24"/>
+          <w:szCs w:val="20"/>
+        </w:rPr>
+        <w:t>приоритетными клиентами</w:t>
       </w:r>
     </w:p>
     <w:p>
@@ -1793,7 +2633,28 @@
           <w:sz w:val="24"/>
           <w:szCs w:val="20"/>
         </w:rPr>
-        <w:t>Система должна поддерживать признак приоритетного клиента</w:t>
+        <w:t xml:space="preserve">Система должна </w:t>
+      </w:r>
+      <w:r>
+        <w:rPr>
+          <w:sz w:val="24"/>
+          <w:szCs w:val="20"/>
+        </w:rPr>
+        <w:t>обрабатывать</w:t>
+      </w:r>
+      <w:r>
+        <w:rPr>
+          <w:sz w:val="24"/>
+          <w:szCs w:val="20"/>
+        </w:rPr>
+        <w:t xml:space="preserve"> признак приоритетного клиента</w:t>
+      </w:r>
+      <w:r>
+        <w:rPr>
+          <w:sz w:val="24"/>
+          <w:szCs w:val="20"/>
+        </w:rPr>
+        <w:t>, если это разрешено конфигурацией текущей сессии очереди</w:t>
       </w:r>
     </w:p>
     <w:p>
@@ -1826,10 +2687,139 @@
         </w:rPr>
         <w:t>Система должна позволять пользователю выбрать приоритет обслуживания</w:t>
       </w:r>
-    </w:p>
-    <w:p>
-      <w:pPr>
-        <w:pStyle w:val="a7"/>
+      <w:r>
+        <w:rPr>
+          <w:sz w:val="24"/>
+          <w:szCs w:val="20"/>
+        </w:rPr>
+        <w:t xml:space="preserve"> перед добавлением в очередь</w:t>
+      </w:r>
+    </w:p>
+    <w:p>
+      <w:pPr>
+        <w:pStyle w:val="a7"/>
+        <w:jc w:val="both"/>
+        <w:rPr>
+          <w:sz w:val="24"/>
+          <w:szCs w:val="20"/>
+        </w:rPr>
+      </w:pPr>
+      <w:r>
+        <w:rPr>
+          <w:sz w:val="24"/>
+          <w:szCs w:val="20"/>
+        </w:rPr>
+        <w:t>3</w:t>
+      </w:r>
+      <w:r>
+        <w:rPr>
+          <w:sz w:val="24"/>
+          <w:szCs w:val="20"/>
+        </w:rPr>
+        <w:t xml:space="preserve">. Система должна размещать приоритетного клиента выше обычных клиентов, </w:t>
+      </w:r>
+      <w:r>
+        <w:rPr>
+          <w:sz w:val="24"/>
+          <w:szCs w:val="20"/>
+        </w:rPr>
+        <w:t xml:space="preserve">но ниже уже добавленных приоритетных клиентов, </w:t>
+      </w:r>
+      <w:r>
+        <w:rPr>
+          <w:sz w:val="24"/>
+          <w:szCs w:val="20"/>
+        </w:rPr>
+        <w:t xml:space="preserve">если это предусмотрено </w:t>
+      </w:r>
+      <w:r>
+        <w:rPr>
+          <w:sz w:val="24"/>
+          <w:szCs w:val="20"/>
+        </w:rPr>
+        <w:t>конфигурацией текущей сессии</w:t>
+      </w:r>
+      <w:r>
+        <w:rPr>
+          <w:sz w:val="24"/>
+          <w:szCs w:val="20"/>
+        </w:rPr>
+        <w:t xml:space="preserve"> очеред</w:t>
+      </w:r>
+      <w:r>
+        <w:rPr>
+          <w:sz w:val="24"/>
+          <w:szCs w:val="20"/>
+        </w:rPr>
+        <w:t>и</w:t>
+      </w:r>
+    </w:p>
+    <w:p>
+      <w:pPr>
+        <w:pStyle w:val="a7"/>
+        <w:jc w:val="both"/>
+        <w:rPr>
+          <w:sz w:val="24"/>
+          <w:szCs w:val="20"/>
+        </w:rPr>
+      </w:pPr>
+      <w:r>
+        <w:rPr>
+          <w:sz w:val="24"/>
+          <w:szCs w:val="20"/>
+        </w:rPr>
+        <w:t>4</w:t>
+      </w:r>
+      <w:r>
+        <w:rPr>
+          <w:sz w:val="24"/>
+          <w:szCs w:val="20"/>
+        </w:rPr>
+        <w:t>. Система должна позволять администратору настраивать правила обработки приоритетных клиентов</w:t>
+      </w:r>
+    </w:p>
+    <w:p>
+      <w:pPr>
+        <w:pStyle w:val="a7"/>
+        <w:jc w:val="both"/>
+        <w:rPr>
+          <w:sz w:val="24"/>
+          <w:szCs w:val="20"/>
+        </w:rPr>
+      </w:pPr>
+      <w:r>
+        <w:rPr>
+          <w:sz w:val="24"/>
+          <w:szCs w:val="20"/>
+        </w:rPr>
+        <w:t>5</w:t>
+      </w:r>
+      <w:r>
+        <w:rPr>
+          <w:sz w:val="24"/>
+          <w:szCs w:val="20"/>
+        </w:rPr>
+        <w:t>. Система должна отображать оператору и исполнителю услуги</w:t>
+      </w:r>
+      <w:r>
+        <w:rPr>
+          <w:sz w:val="24"/>
+          <w:szCs w:val="20"/>
+        </w:rPr>
+        <w:t xml:space="preserve"> то, </w:t>
+      </w:r>
+      <w:r>
+        <w:rPr>
+          <w:sz w:val="24"/>
+          <w:szCs w:val="20"/>
+        </w:rPr>
+        <w:t>что клиент имеет приоритетный статус</w:t>
+      </w:r>
+    </w:p>
+    <w:p>
+      <w:pPr>
+        <w:pStyle w:val="a7"/>
+        <w:spacing w:after="0"/>
         <w:jc w:val="both"/>
         <w:rPr>
           <w:sz w:val="24"/>
@@ -1844,8 +2834,6 @@
         <w:ind w:left="709"/>
         <w:jc w:val="both"/>
         <w:rPr>
-          <w:b/>
-          <w:bCs/>
           <w:sz w:val="24"/>
           <w:szCs w:val="20"/>
         </w:rPr>
@@ -1875,7 +2863,16 @@
           <w:sz w:val="24"/>
           <w:szCs w:val="20"/>
         </w:rPr>
-        <w:t>. Требования к работе с очередью</w:t>
+        <w:t xml:space="preserve">. </w:t>
+      </w:r>
+      <w:r>
+        <w:rPr>
+          <w:b/>
+          <w:bCs/>
+          <w:sz w:val="24"/>
+          <w:szCs w:val="20"/>
+        </w:rPr>
+        <w:t>Требования к клиентскому интерфейсу</w:t>
       </w:r>
     </w:p>
     <w:p>
@@ -1910,7 +2907,7 @@
           <w:sz w:val="24"/>
           <w:szCs w:val="20"/>
         </w:rPr>
-        <w:t>Система должна позволять незарегистрированному пользователю авторизоваться.</w:t>
+        <w:t>Система должна предоставлять клиенту веб-форму для записи в очередь</w:t>
       </w:r>
     </w:p>
     <w:p>
@@ -1934,7 +2931,7 @@
           <w:sz w:val="24"/>
           <w:szCs w:val="20"/>
         </w:rPr>
-        <w:t>. Система должна уметь определять порядок постановки приоритетного клиента в очереди</w:t>
+        <w:t>. Система должна отображать клиенту подтверждение успешной записи</w:t>
       </w:r>
     </w:p>
     <w:p>
@@ -1958,14 +2955,7 @@
           <w:sz w:val="24"/>
           <w:szCs w:val="20"/>
         </w:rPr>
-        <w:t>. Система должна размещать приоритетного клиента выше обычных клиентов, если это предусмотрено настройками очеред</w:t>
-      </w:r>
-      <w:r>
-        <w:rPr>
-          <w:sz w:val="24"/>
-          <w:szCs w:val="20"/>
-        </w:rPr>
-        <w:t>и</w:t>
+        <w:t>. Система должна показывать клиенту номер талона или идентификатор записи</w:t>
       </w:r>
     </w:p>
     <w:p>
@@ -1989,21 +2979,21 @@
           <w:sz w:val="24"/>
           <w:szCs w:val="20"/>
         </w:rPr>
-        <w:t>. Система должна сохранять факт присвоения клиенту</w:t>
-      </w:r>
-      <w:r>
-        <w:rPr>
-          <w:sz w:val="24"/>
-          <w:szCs w:val="20"/>
-        </w:rPr>
-        <w:t xml:space="preserve"> его</w:t>
-      </w:r>
-      <w:r>
-        <w:rPr>
-          <w:sz w:val="24"/>
-          <w:szCs w:val="20"/>
-        </w:rPr>
-        <w:t xml:space="preserve"> приоритетного статуса</w:t>
+        <w:t xml:space="preserve">. Система должна предоставлять клиенту </w:t>
+      </w:r>
+      <w:r>
+        <w:rPr>
+          <w:sz w:val="24"/>
+          <w:szCs w:val="20"/>
+        </w:rPr>
+        <w:t xml:space="preserve">рабочую </w:t>
+      </w:r>
+      <w:r>
+        <w:rPr>
+          <w:sz w:val="24"/>
+          <w:szCs w:val="20"/>
+        </w:rPr>
+        <w:t>страницу или экран для отслеживания статуса очереди</w:t>
       </w:r>
     </w:p>
     <w:p>
@@ -2027,7 +3017,14 @@
           <w:sz w:val="24"/>
           <w:szCs w:val="20"/>
         </w:rPr>
-        <w:t>. Система должна позволять администратору настраивать правила обработки приоритетных клиентов</w:t>
+        <w:t>. Система должна отображать клиенту его текущую позицию в очереди</w:t>
+      </w:r>
+      <w:r>
+        <w:rPr>
+          <w:sz w:val="24"/>
+          <w:szCs w:val="20"/>
+        </w:rPr>
+        <w:t>, число человек перед ним и среднее время ожидания</w:t>
       </w:r>
     </w:p>
     <w:p>
@@ -2051,38 +3048,57 @@
           <w:sz w:val="24"/>
           <w:szCs w:val="20"/>
         </w:rPr>
-        <w:t>. Система должна отображать оператору и исполнителю услуги</w:t>
-      </w:r>
-      <w:r>
-        <w:rPr>
-          <w:sz w:val="24"/>
-          <w:szCs w:val="20"/>
-        </w:rPr>
-        <w:t xml:space="preserve"> то, </w:t>
-      </w:r>
-      <w:r>
-        <w:rPr>
-          <w:sz w:val="24"/>
-          <w:szCs w:val="20"/>
-        </w:rPr>
-        <w:t>что клиент имеет приоритетный статус</w:t>
-      </w:r>
-    </w:p>
-    <w:p>
-      <w:pPr>
-        <w:pStyle w:val="a7"/>
-        <w:spacing w:after="0"/>
-        <w:jc w:val="both"/>
-        <w:rPr>
-          <w:sz w:val="24"/>
-          <w:szCs w:val="20"/>
-        </w:rPr>
-      </w:pPr>
-    </w:p>
-    <w:p>
-      <w:pPr>
-        <w:pStyle w:val="a7"/>
-        <w:spacing w:after="0"/>
+        <w:t xml:space="preserve">. Система должна предоставлять клиенту информацию о </w:t>
+      </w:r>
+      <w:r>
+        <w:rPr>
+          <w:sz w:val="24"/>
+          <w:szCs w:val="20"/>
+        </w:rPr>
+        <w:t>изменении его текущего состояния и статуса в очереди</w:t>
+      </w:r>
+      <w:r>
+        <w:rPr>
+          <w:sz w:val="24"/>
+          <w:szCs w:val="20"/>
+        </w:rPr>
+        <w:t>.</w:t>
+      </w:r>
+    </w:p>
+    <w:p>
+      <w:pPr>
+        <w:pStyle w:val="a7"/>
+        <w:jc w:val="both"/>
+        <w:rPr>
+          <w:sz w:val="24"/>
+          <w:szCs w:val="20"/>
+        </w:rPr>
+      </w:pPr>
+      <w:r>
+        <w:rPr>
+          <w:sz w:val="24"/>
+          <w:szCs w:val="20"/>
+        </w:rPr>
+        <w:t xml:space="preserve">7. </w:t>
+      </w:r>
+      <w:r>
+        <w:rPr>
+          <w:sz w:val="24"/>
+          <w:szCs w:val="20"/>
+        </w:rPr>
+        <w:t>Система должна</w:t>
+      </w:r>
+      <w:r>
+        <w:rPr>
+          <w:sz w:val="24"/>
+          <w:szCs w:val="20"/>
+        </w:rPr>
+        <w:t xml:space="preserve"> автоматически обновлять отображение необходимых данных состояния очереди</w:t>
+      </w:r>
+    </w:p>
+    <w:p>
+      <w:pPr>
+        <w:pStyle w:val="a7"/>
         <w:jc w:val="both"/>
         <w:rPr>
           <w:sz w:val="24"/>
@@ -2097,6 +3113,8 @@
         <w:ind w:left="709"/>
         <w:jc w:val="both"/>
         <w:rPr>
+          <w:b/>
+          <w:bCs/>
           <w:sz w:val="24"/>
           <w:szCs w:val="20"/>
         </w:rPr>
@@ -2135,208 +3153,8 @@
           <w:sz w:val="24"/>
           <w:szCs w:val="20"/>
         </w:rPr>
-        <w:t>Требования к клиентскому интерфейсу</w:t>
-      </w:r>
-    </w:p>
-    <w:p>
-      <w:pPr>
-        <w:pStyle w:val="a7"/>
-        <w:spacing w:after="0"/>
-        <w:jc w:val="both"/>
-        <w:rPr>
-          <w:sz w:val="24"/>
-          <w:szCs w:val="20"/>
-        </w:rPr>
-      </w:pPr>
-    </w:p>
-    <w:p>
-      <w:pPr>
-        <w:pStyle w:val="a7"/>
-        <w:jc w:val="both"/>
-        <w:rPr>
-          <w:sz w:val="24"/>
-          <w:szCs w:val="20"/>
-        </w:rPr>
-      </w:pPr>
-      <w:r>
-        <w:rPr>
-          <w:sz w:val="24"/>
-          <w:szCs w:val="20"/>
-        </w:rPr>
-        <w:t xml:space="preserve">1. </w:t>
-      </w:r>
-      <w:r>
-        <w:rPr>
-          <w:sz w:val="24"/>
-          <w:szCs w:val="20"/>
-        </w:rPr>
-        <w:t>Система должна предоставлять клиенту веб-форму для записи в очередь</w:t>
-      </w:r>
-    </w:p>
-    <w:p>
-      <w:pPr>
-        <w:pStyle w:val="a7"/>
-        <w:jc w:val="both"/>
-        <w:rPr>
-          <w:sz w:val="24"/>
-          <w:szCs w:val="20"/>
-        </w:rPr>
-      </w:pPr>
-      <w:r>
-        <w:rPr>
-          <w:sz w:val="24"/>
-          <w:szCs w:val="20"/>
-        </w:rPr>
-        <w:t>2</w:t>
-      </w:r>
-      <w:r>
-        <w:rPr>
-          <w:sz w:val="24"/>
-          <w:szCs w:val="20"/>
-        </w:rPr>
-        <w:t>. Система должна отображать клиенту подтверждение успешной записи</w:t>
-      </w:r>
-    </w:p>
-    <w:p>
-      <w:pPr>
-        <w:pStyle w:val="a7"/>
-        <w:jc w:val="both"/>
-        <w:rPr>
-          <w:sz w:val="24"/>
-          <w:szCs w:val="20"/>
-        </w:rPr>
-      </w:pPr>
-      <w:r>
-        <w:rPr>
-          <w:sz w:val="24"/>
-          <w:szCs w:val="20"/>
-        </w:rPr>
-        <w:t>3</w:t>
-      </w:r>
-      <w:r>
-        <w:rPr>
-          <w:sz w:val="24"/>
-          <w:szCs w:val="20"/>
-        </w:rPr>
-        <w:t>. Система должна показывать клиенту номер талона или идентификатор записи</w:t>
-      </w:r>
-    </w:p>
-    <w:p>
-      <w:pPr>
-        <w:pStyle w:val="a7"/>
-        <w:jc w:val="both"/>
-        <w:rPr>
-          <w:sz w:val="24"/>
-          <w:szCs w:val="20"/>
-        </w:rPr>
-      </w:pPr>
-      <w:r>
-        <w:rPr>
-          <w:sz w:val="24"/>
-          <w:szCs w:val="20"/>
-        </w:rPr>
-        <w:t>4</w:t>
-      </w:r>
-      <w:r>
-        <w:rPr>
-          <w:sz w:val="24"/>
-          <w:szCs w:val="20"/>
-        </w:rPr>
-        <w:t xml:space="preserve">. Система должна предоставлять клиенту </w:t>
-      </w:r>
-      <w:r>
-        <w:rPr>
-          <w:sz w:val="24"/>
-          <w:szCs w:val="20"/>
-        </w:rPr>
-        <w:t xml:space="preserve">рабочую </w:t>
-      </w:r>
-      <w:r>
-        <w:rPr>
-          <w:sz w:val="24"/>
-          <w:szCs w:val="20"/>
-        </w:rPr>
-        <w:t>страницу или экран для отслеживания статуса очереди</w:t>
-      </w:r>
-    </w:p>
-    <w:p>
-      <w:pPr>
-        <w:pStyle w:val="a7"/>
-        <w:jc w:val="both"/>
-        <w:rPr>
-          <w:sz w:val="24"/>
-          <w:szCs w:val="20"/>
-        </w:rPr>
-      </w:pPr>
-      <w:r>
-        <w:rPr>
-          <w:sz w:val="24"/>
-          <w:szCs w:val="20"/>
-        </w:rPr>
-        <w:t>5</w:t>
-      </w:r>
-      <w:r>
-        <w:rPr>
-          <w:sz w:val="24"/>
-          <w:szCs w:val="20"/>
-        </w:rPr>
-        <w:t>. Система должна отображать количество клиентов перед ним</w:t>
-      </w:r>
-      <w:r>
-        <w:rPr>
-          <w:sz w:val="24"/>
-          <w:szCs w:val="20"/>
-        </w:rPr>
-        <w:t xml:space="preserve"> (его номер в очереди)</w:t>
-      </w:r>
-    </w:p>
-    <w:p>
-      <w:pPr>
-        <w:pStyle w:val="a7"/>
-        <w:jc w:val="both"/>
-        <w:rPr>
-          <w:sz w:val="24"/>
-          <w:szCs w:val="20"/>
-        </w:rPr>
-      </w:pPr>
-      <w:r>
-        <w:rPr>
-          <w:sz w:val="24"/>
-          <w:szCs w:val="20"/>
-        </w:rPr>
-        <w:t>6</w:t>
-      </w:r>
-      <w:r>
-        <w:rPr>
-          <w:sz w:val="24"/>
-          <w:szCs w:val="20"/>
-        </w:rPr>
-        <w:t>. Система должна предоставлять клиенту информацию о текущем статусе обслуживания</w:t>
-      </w:r>
-      <w:r>
-        <w:rPr>
-          <w:sz w:val="24"/>
-          <w:szCs w:val="20"/>
-        </w:rPr>
-        <w:t xml:space="preserve">: </w:t>
-      </w:r>
-      <w:r>
-        <w:rPr>
-          <w:sz w:val="24"/>
-          <w:szCs w:val="20"/>
-        </w:rPr>
-        <w:t>«создана», «ожидает», «вызван», «обслуживается», «завершён», «пропущен», «отменён».</w:t>
-      </w:r>
-    </w:p>
-    <w:p>
-      <w:pPr>
-        <w:pStyle w:val="a7"/>
-        <w:jc w:val="both"/>
-        <w:rPr>
-          <w:sz w:val="24"/>
-          <w:szCs w:val="20"/>
-        </w:rPr>
-      </w:pPr>
+        <w:t>Требования к исполнителю услуги</w:t>
+      </w:r>
     </w:p>
     <w:p>
       <w:pPr>
@@ -2345,34 +3163,87 @@
         <w:ind w:left="709"/>
         <w:jc w:val="both"/>
         <w:rPr>
-          <w:b/>
-          <w:bCs/>
-          <w:sz w:val="24"/>
-          <w:szCs w:val="20"/>
-        </w:rPr>
-      </w:pPr>
-      <w:r>
-        <w:rPr>
-          <w:b/>
-          <w:bCs/>
-          <w:sz w:val="24"/>
-          <w:szCs w:val="20"/>
-        </w:rPr>
-        <w:t> 4.</w:t>
-      </w:r>
-      <w:r>
-        <w:rPr>
-          <w:b/>
-          <w:bCs/>
-          <w:sz w:val="24"/>
-          <w:szCs w:val="20"/>
-        </w:rPr>
-        <w:t>5</w:t>
-      </w:r>
-      <w:r>
-        <w:rPr>
-          <w:b/>
-          <w:bCs/>
+          <w:sz w:val="24"/>
+          <w:szCs w:val="20"/>
+        </w:rPr>
+      </w:pPr>
+    </w:p>
+    <w:p>
+      <w:pPr>
+        <w:pStyle w:val="a7"/>
+        <w:ind w:left="709"/>
+        <w:jc w:val="both"/>
+        <w:rPr>
+          <w:sz w:val="24"/>
+          <w:szCs w:val="20"/>
+        </w:rPr>
+      </w:pPr>
+      <w:r>
+        <w:rPr>
+          <w:sz w:val="24"/>
+          <w:szCs w:val="20"/>
+        </w:rPr>
+        <w:t xml:space="preserve">1. </w:t>
+      </w:r>
+      <w:r>
+        <w:rPr>
+          <w:sz w:val="24"/>
+          <w:szCs w:val="20"/>
+        </w:rPr>
+        <w:t xml:space="preserve">Система должна предоставлять исполнителю услуги доступ к </w:t>
+      </w:r>
+      <w:r>
+        <w:rPr>
+          <w:sz w:val="24"/>
+          <w:szCs w:val="20"/>
+        </w:rPr>
+        <w:t>информации о числе клиентов в очереди</w:t>
+      </w:r>
+    </w:p>
+    <w:p>
+      <w:pPr>
+        <w:pStyle w:val="a7"/>
+        <w:ind w:left="709"/>
+        <w:jc w:val="both"/>
+        <w:rPr>
+          <w:sz w:val="24"/>
+          <w:szCs w:val="20"/>
+        </w:rPr>
+      </w:pPr>
+      <w:r>
+        <w:rPr>
+          <w:sz w:val="24"/>
+          <w:szCs w:val="20"/>
+        </w:rPr>
+        <w:t>2</w:t>
+      </w:r>
+      <w:r>
+        <w:rPr>
+          <w:sz w:val="24"/>
+          <w:szCs w:val="20"/>
+        </w:rPr>
+        <w:t>. Система должна отображать исполнителю сведения о клиенте, необходимые для оказания услуги</w:t>
+      </w:r>
+    </w:p>
+    <w:p>
+      <w:pPr>
+        <w:pStyle w:val="a7"/>
+        <w:ind w:left="709"/>
+        <w:jc w:val="both"/>
+        <w:rPr>
+          <w:sz w:val="24"/>
+          <w:szCs w:val="20"/>
+        </w:rPr>
+      </w:pPr>
+      <w:r>
+        <w:rPr>
+          <w:sz w:val="24"/>
+          <w:szCs w:val="20"/>
+        </w:rPr>
+        <w:t>3</w:t>
+      </w:r>
+      <w:r>
+        <w:rPr>
           <w:sz w:val="24"/>
           <w:szCs w:val="20"/>
         </w:rPr>
@@ -2380,12 +3251,17 @@
       </w:r>
       <w:r>
         <w:rPr>
-          <w:b/>
-          <w:bCs/>
-          <w:sz w:val="24"/>
-          <w:szCs w:val="20"/>
-        </w:rPr>
-        <w:t>Требования к оператору</w:t>
+          <w:sz w:val="24"/>
+          <w:szCs w:val="20"/>
+        </w:rPr>
+        <w:t xml:space="preserve">Система должна позволять исполнителю </w:t>
+      </w:r>
+      <w:r>
+        <w:rPr>
+          <w:sz w:val="24"/>
+          <w:szCs w:val="20"/>
+        </w:rPr>
+        <w:t>подтверждать свою готовность к оказанию услуги следующему в очереди клиенту</w:t>
       </w:r>
     </w:p>
     <w:p>
@@ -2403,21 +3279,21 @@
           <w:sz w:val="24"/>
           <w:szCs w:val="20"/>
         </w:rPr>
-        <w:br/>
-      </w:r>
-      <w:r>
-        <w:rPr>
-          <w:sz w:val="24"/>
-          <w:szCs w:val="20"/>
-        </w:rPr>
-        <w:t>1</w:t>
-      </w:r>
-      <w:r>
-        <w:rPr>
-          <w:sz w:val="24"/>
-          <w:szCs w:val="20"/>
-        </w:rPr>
-        <w:t>. Система должна позволять оператору открывать очередь и переводить её в рабочее состояние</w:t>
+        <w:t>4. Система должна позволять исполнителю переводить клиента в статус «</w:t>
+      </w:r>
+      <w:r>
+        <w:rPr>
+          <w:sz w:val="24"/>
+          <w:szCs w:val="20"/>
+        </w:rPr>
+        <w:t>обслужен</w:t>
+      </w:r>
+      <w:r>
+        <w:rPr>
+          <w:sz w:val="24"/>
+          <w:szCs w:val="20"/>
+        </w:rPr>
+        <w:t>»</w:t>
       </w:r>
     </w:p>
     <w:p>
@@ -2435,145 +3311,85 @@
           <w:sz w:val="24"/>
           <w:szCs w:val="20"/>
         </w:rPr>
-        <w:t>2</w:t>
-      </w:r>
-      <w:r>
-        <w:rPr>
-          <w:sz w:val="24"/>
-          <w:szCs w:val="20"/>
-        </w:rPr>
-        <w:t>. Система должна позволять оператору приостанавливать и возобновлять работу очереди</w:t>
-      </w:r>
-    </w:p>
-    <w:p>
-      <w:pPr>
-        <w:pStyle w:val="a7"/>
-        <w:ind w:left="709"/>
-        <w:jc w:val="both"/>
-        <w:rPr>
-          <w:sz w:val="24"/>
-          <w:szCs w:val="20"/>
-        </w:rPr>
-      </w:pPr>
-      <w:r>
-        <w:rPr>
-          <w:sz w:val="24"/>
-          <w:szCs w:val="20"/>
-        </w:rPr>
-        <w:t>3</w:t>
-      </w:r>
-      <w:r>
-        <w:rPr>
-          <w:sz w:val="24"/>
-          <w:szCs w:val="20"/>
-        </w:rPr>
-        <w:t>. Система должна отображать оператору список активных клиентов в очереди</w:t>
-      </w:r>
-    </w:p>
-    <w:p>
-      <w:pPr>
-        <w:pStyle w:val="a7"/>
-        <w:ind w:left="709"/>
-        <w:jc w:val="both"/>
-        <w:rPr>
-          <w:sz w:val="24"/>
-          <w:szCs w:val="20"/>
-        </w:rPr>
-      </w:pPr>
-      <w:r>
-        <w:rPr>
-          <w:sz w:val="24"/>
-          <w:szCs w:val="20"/>
-        </w:rPr>
-        <w:t>4</w:t>
-      </w:r>
-      <w:r>
-        <w:rPr>
-          <w:sz w:val="24"/>
-          <w:szCs w:val="20"/>
-        </w:rPr>
-        <w:t>. Система должна позволять оператору вызывать следующего клиента</w:t>
-      </w:r>
-    </w:p>
-    <w:p>
-      <w:pPr>
-        <w:pStyle w:val="a7"/>
-        <w:ind w:left="709"/>
-        <w:jc w:val="both"/>
-        <w:rPr>
-          <w:sz w:val="24"/>
-          <w:szCs w:val="20"/>
-        </w:rPr>
-      </w:pPr>
-      <w:r>
-        <w:rPr>
-          <w:sz w:val="24"/>
-          <w:szCs w:val="20"/>
-        </w:rPr>
-        <w:t>5</w:t>
-      </w:r>
-      <w:r>
-        <w:rPr>
-          <w:sz w:val="24"/>
-          <w:szCs w:val="20"/>
-        </w:rPr>
-        <w:t>. Система должна позволять оператору повторно вызывать клиента</w:t>
-      </w:r>
-    </w:p>
-    <w:p>
-      <w:pPr>
-        <w:pStyle w:val="a7"/>
-        <w:ind w:left="709"/>
-        <w:jc w:val="both"/>
-        <w:rPr>
-          <w:sz w:val="24"/>
-          <w:szCs w:val="20"/>
-        </w:rPr>
-      </w:pPr>
-      <w:r>
-        <w:rPr>
-          <w:sz w:val="24"/>
-          <w:szCs w:val="20"/>
-        </w:rPr>
-        <w:t>6.</w:t>
-      </w:r>
-      <w:r>
-        <w:rPr>
-          <w:sz w:val="24"/>
-          <w:szCs w:val="20"/>
-        </w:rPr>
-        <w:t xml:space="preserve"> Система должна позволять оператору переводить запись клиента в состояния «вызван», «пропущен», «отменён»</w:t>
-      </w:r>
-    </w:p>
-    <w:p>
-      <w:pPr>
-        <w:pStyle w:val="a7"/>
-        <w:ind w:left="709"/>
-        <w:jc w:val="both"/>
-        <w:rPr>
-          <w:sz w:val="24"/>
-          <w:szCs w:val="20"/>
-        </w:rPr>
-      </w:pPr>
-      <w:r>
-        <w:rPr>
-          <w:sz w:val="24"/>
-          <w:szCs w:val="20"/>
-        </w:rPr>
-        <w:t>7</w:t>
-      </w:r>
-      <w:r>
-        <w:rPr>
-          <w:sz w:val="24"/>
-          <w:szCs w:val="20"/>
-        </w:rPr>
-        <w:t>. Система должна фиксировать, какой оператор изменил состояние очереди или клиента</w:t>
-      </w:r>
-    </w:p>
-    <w:p>
-      <w:pPr>
-        <w:pStyle w:val="a7"/>
-        <w:ind w:left="709"/>
+        <w:t xml:space="preserve">5. </w:t>
+      </w:r>
+      <w:r>
+        <w:rPr>
+          <w:sz w:val="24"/>
+          <w:szCs w:val="20"/>
+        </w:rPr>
+        <w:t xml:space="preserve">Система должна отображать </w:t>
+      </w:r>
+      <w:r>
+        <w:rPr>
+          <w:sz w:val="24"/>
+          <w:szCs w:val="20"/>
+        </w:rPr>
+        <w:t>исполнителю услуги</w:t>
+      </w:r>
+      <w:r>
+        <w:rPr>
+          <w:sz w:val="24"/>
+          <w:szCs w:val="20"/>
+        </w:rPr>
+        <w:t xml:space="preserve"> список </w:t>
+      </w:r>
+      <w:r>
+        <w:rPr>
+          <w:sz w:val="24"/>
+          <w:szCs w:val="20"/>
+        </w:rPr>
+        <w:t>и число обслуженных</w:t>
+      </w:r>
+      <w:r>
+        <w:rPr>
+          <w:sz w:val="24"/>
+          <w:szCs w:val="20"/>
+        </w:rPr>
+        <w:t xml:space="preserve"> клиентов </w:t>
+      </w:r>
+      <w:r>
+        <w:rPr>
+          <w:sz w:val="24"/>
+          <w:szCs w:val="20"/>
+        </w:rPr>
+        <w:t>за текущую сессию очереди</w:t>
+      </w:r>
+    </w:p>
+    <w:p>
+      <w:pPr>
+        <w:pStyle w:val="a7"/>
+        <w:jc w:val="both"/>
+        <w:rPr>
+          <w:sz w:val="24"/>
+          <w:szCs w:val="20"/>
+        </w:rPr>
+      </w:pPr>
+      <w:r>
+        <w:rPr>
+          <w:sz w:val="24"/>
+          <w:szCs w:val="20"/>
+        </w:rPr>
+        <w:t xml:space="preserve">6. </w:t>
+      </w:r>
+      <w:r>
+        <w:rPr>
+          <w:sz w:val="24"/>
+          <w:szCs w:val="20"/>
+        </w:rPr>
+        <w:t>Система должна</w:t>
+      </w:r>
+      <w:r>
+        <w:rPr>
+          <w:sz w:val="24"/>
+          <w:szCs w:val="20"/>
+        </w:rPr>
+        <w:t xml:space="preserve"> автоматически обновлять отображение необходимых данных состояния очереди</w:t>
+      </w:r>
+    </w:p>
+    <w:p>
+      <w:pPr>
+        <w:pStyle w:val="a7"/>
         <w:jc w:val="both"/>
         <w:rPr>
           <w:sz w:val="24"/>
@@ -2610,6 +3426,264 @@
           <w:sz w:val="24"/>
           <w:szCs w:val="20"/>
         </w:rPr>
+        <w:t>5</w:t>
+      </w:r>
+      <w:r>
+        <w:rPr>
+          <w:b/>
+          <w:bCs/>
+          <w:sz w:val="24"/>
+          <w:szCs w:val="20"/>
+        </w:rPr>
+        <w:t xml:space="preserve">. </w:t>
+      </w:r>
+      <w:r>
+        <w:rPr>
+          <w:b/>
+          <w:bCs/>
+          <w:sz w:val="24"/>
+          <w:szCs w:val="20"/>
+        </w:rPr>
+        <w:t>Требования к оператору</w:t>
+      </w:r>
+    </w:p>
+    <w:p>
+      <w:pPr>
+        <w:pStyle w:val="a7"/>
+        <w:ind w:left="709"/>
+        <w:jc w:val="both"/>
+        <w:rPr>
+          <w:sz w:val="24"/>
+          <w:szCs w:val="20"/>
+        </w:rPr>
+      </w:pPr>
+    </w:p>
+    <w:p>
+      <w:pPr>
+        <w:pStyle w:val="a7"/>
+        <w:ind w:left="709"/>
+        <w:jc w:val="both"/>
+        <w:rPr>
+          <w:sz w:val="24"/>
+          <w:szCs w:val="20"/>
+        </w:rPr>
+      </w:pPr>
+      <w:r>
+        <w:rPr>
+          <w:sz w:val="24"/>
+          <w:szCs w:val="20"/>
+        </w:rPr>
+        <w:t>1</w:t>
+      </w:r>
+      <w:r>
+        <w:rPr>
+          <w:sz w:val="24"/>
+          <w:szCs w:val="20"/>
+        </w:rPr>
+        <w:t>. Система должна отображать оператору список</w:t>
+      </w:r>
+      <w:r>
+        <w:rPr>
+          <w:sz w:val="24"/>
+          <w:szCs w:val="20"/>
+        </w:rPr>
+        <w:t xml:space="preserve"> и число</w:t>
+      </w:r>
+      <w:r>
+        <w:rPr>
+          <w:sz w:val="24"/>
+          <w:szCs w:val="20"/>
+        </w:rPr>
+        <w:t xml:space="preserve"> активных клиентов в очереди</w:t>
+      </w:r>
+    </w:p>
+    <w:p>
+      <w:pPr>
+        <w:pStyle w:val="a7"/>
+        <w:ind w:left="709"/>
+        <w:jc w:val="both"/>
+        <w:rPr>
+          <w:sz w:val="24"/>
+          <w:szCs w:val="20"/>
+        </w:rPr>
+      </w:pPr>
+      <w:r>
+        <w:rPr>
+          <w:sz w:val="24"/>
+          <w:szCs w:val="20"/>
+        </w:rPr>
+        <w:t>2</w:t>
+      </w:r>
+      <w:r>
+        <w:rPr>
+          <w:sz w:val="24"/>
+          <w:szCs w:val="20"/>
+        </w:rPr>
+        <w:t xml:space="preserve">. Система должна позволять оператору вызывать </w:t>
+      </w:r>
+      <w:r>
+        <w:rPr>
+          <w:sz w:val="24"/>
+          <w:szCs w:val="20"/>
+        </w:rPr>
+        <w:t>любого</w:t>
+      </w:r>
+      <w:r>
+        <w:rPr>
+          <w:sz w:val="24"/>
+          <w:szCs w:val="20"/>
+        </w:rPr>
+        <w:t xml:space="preserve"> клиента</w:t>
+      </w:r>
+    </w:p>
+    <w:p>
+      <w:pPr>
+        <w:pStyle w:val="a7"/>
+        <w:ind w:left="709"/>
+        <w:jc w:val="both"/>
+        <w:rPr>
+          <w:sz w:val="24"/>
+          <w:szCs w:val="20"/>
+        </w:rPr>
+      </w:pPr>
+      <w:r>
+        <w:rPr>
+          <w:sz w:val="24"/>
+          <w:szCs w:val="20"/>
+        </w:rPr>
+        <w:t>3</w:t>
+      </w:r>
+      <w:r>
+        <w:rPr>
+          <w:sz w:val="24"/>
+          <w:szCs w:val="20"/>
+        </w:rPr>
+        <w:t>.</w:t>
+      </w:r>
+      <w:r>
+        <w:rPr>
+          <w:sz w:val="24"/>
+          <w:szCs w:val="20"/>
+        </w:rPr>
+        <w:t xml:space="preserve"> Система должна позволять оператору переводить запись клиента в состояния «вызван», «пропущен», «отменён»</w:t>
+      </w:r>
+    </w:p>
+    <w:p>
+      <w:pPr>
+        <w:pStyle w:val="a7"/>
+        <w:jc w:val="both"/>
+        <w:rPr>
+          <w:sz w:val="24"/>
+          <w:szCs w:val="20"/>
+        </w:rPr>
+      </w:pPr>
+      <w:r>
+        <w:rPr>
+          <w:sz w:val="24"/>
+          <w:szCs w:val="20"/>
+        </w:rPr>
+        <w:t>4</w:t>
+      </w:r>
+      <w:r>
+        <w:rPr>
+          <w:sz w:val="24"/>
+          <w:szCs w:val="20"/>
+        </w:rPr>
+        <w:t xml:space="preserve">. </w:t>
+      </w:r>
+      <w:r>
+        <w:rPr>
+          <w:sz w:val="24"/>
+          <w:szCs w:val="20"/>
+        </w:rPr>
+        <w:t>Система должна</w:t>
+      </w:r>
+      <w:r>
+        <w:rPr>
+          <w:sz w:val="24"/>
+          <w:szCs w:val="20"/>
+        </w:rPr>
+        <w:t xml:space="preserve"> автоматически обновлять отображение необходимы</w:t>
+      </w:r>
+      <w:r>
+        <w:rPr>
+          <w:sz w:val="24"/>
+          <w:szCs w:val="20"/>
+        </w:rPr>
+        <w:t>х</w:t>
+      </w:r>
+      <w:r>
+        <w:rPr>
+          <w:sz w:val="24"/>
+          <w:szCs w:val="20"/>
+        </w:rPr>
+        <w:t xml:space="preserve"> данны</w:t>
+      </w:r>
+      <w:r>
+        <w:rPr>
+          <w:sz w:val="24"/>
+          <w:szCs w:val="20"/>
+        </w:rPr>
+        <w:t>х состояния</w:t>
+      </w:r>
+      <w:r>
+        <w:rPr>
+          <w:sz w:val="24"/>
+          <w:szCs w:val="20"/>
+        </w:rPr>
+        <w:t xml:space="preserve"> очереди</w:t>
+      </w:r>
+    </w:p>
+    <w:p>
+      <w:pPr>
+        <w:pStyle w:val="a7"/>
+        <w:ind w:left="709"/>
+        <w:jc w:val="both"/>
+        <w:rPr>
+          <w:sz w:val="24"/>
+          <w:szCs w:val="20"/>
+        </w:rPr>
+      </w:pPr>
+    </w:p>
+    <w:p>
+      <w:pPr>
+        <w:pStyle w:val="a7"/>
+        <w:ind w:left="709"/>
+        <w:jc w:val="both"/>
+        <w:rPr>
+          <w:sz w:val="24"/>
+          <w:szCs w:val="20"/>
+        </w:rPr>
+      </w:pPr>
+    </w:p>
+    <w:p>
+      <w:pPr>
+        <w:pStyle w:val="a7"/>
+        <w:ind w:left="709"/>
+        <w:jc w:val="both"/>
+        <w:rPr>
+          <w:b/>
+          <w:bCs/>
+          <w:sz w:val="24"/>
+          <w:szCs w:val="20"/>
+        </w:rPr>
+      </w:pPr>
+      <w:r>
+        <w:rPr>
+          <w:b/>
+          <w:bCs/>
+          <w:sz w:val="24"/>
+          <w:szCs w:val="20"/>
+        </w:rPr>
+        <w:t> 4.</w:t>
+      </w:r>
+      <w:r>
+        <w:rPr>
+          <w:b/>
+          <w:bCs/>
+          <w:sz w:val="24"/>
+          <w:szCs w:val="20"/>
+        </w:rPr>
         <w:t>6</w:t>
       </w:r>
       <w:r>
@@ -2628,1093 +3702,626 @@
           <w:sz w:val="24"/>
           <w:szCs w:val="20"/>
         </w:rPr>
-        <w:t>Требования к исполнителю услуги</w:t>
+        <w:t>Требования к администрированию системы</w:t>
+      </w:r>
+    </w:p>
+    <w:p>
+      <w:pPr>
+        <w:pStyle w:val="a7"/>
+        <w:ind w:left="709"/>
+        <w:jc w:val="both"/>
+        <w:rPr>
+          <w:b/>
+          <w:bCs/>
+          <w:sz w:val="24"/>
+          <w:szCs w:val="20"/>
+        </w:rPr>
+      </w:pPr>
+    </w:p>
+    <w:p>
+      <w:pPr>
+        <w:pStyle w:val="a7"/>
+        <w:numPr>
+          <w:ilvl w:val="0"/>
+          <w:numId w:val="10"/>
+        </w:numPr>
+        <w:jc w:val="both"/>
+        <w:rPr>
+          <w:sz w:val="24"/>
+          <w:szCs w:val="20"/>
+        </w:rPr>
+      </w:pPr>
+      <w:r>
+        <w:rPr>
+          <w:sz w:val="24"/>
+          <w:szCs w:val="20"/>
+        </w:rPr>
+        <w:t>Система должна позволять администратору создавать, редакт</w:t>
+      </w:r>
+      <w:r>
+        <w:rPr>
+          <w:sz w:val="24"/>
+          <w:szCs w:val="20"/>
+        </w:rPr>
+        <w:t>ировать и деактивировать очередь</w:t>
+      </w:r>
+    </w:p>
+    <w:p>
+      <w:pPr>
+        <w:pStyle w:val="a7"/>
+        <w:numPr>
+          <w:ilvl w:val="0"/>
+          <w:numId w:val="10"/>
+        </w:numPr>
+        <w:jc w:val="both"/>
+        <w:rPr>
+          <w:sz w:val="24"/>
+          <w:szCs w:val="20"/>
+        </w:rPr>
+      </w:pPr>
+      <w:r>
+        <w:rPr>
+          <w:sz w:val="24"/>
+          <w:szCs w:val="20"/>
+        </w:rPr>
+        <w:t xml:space="preserve">Система должна позволять </w:t>
+      </w:r>
+      <w:r>
+        <w:rPr>
+          <w:sz w:val="24"/>
+          <w:szCs w:val="20"/>
+        </w:rPr>
+        <w:t>администратору</w:t>
+      </w:r>
+      <w:r>
+        <w:rPr>
+          <w:sz w:val="24"/>
+          <w:szCs w:val="20"/>
+        </w:rPr>
+        <w:t xml:space="preserve"> </w:t>
+      </w:r>
+      <w:r>
+        <w:rPr>
+          <w:sz w:val="24"/>
+          <w:szCs w:val="20"/>
+        </w:rPr>
+        <w:t>открывать очередь и переводить её в рабочее состояние</w:t>
+      </w:r>
+    </w:p>
+    <w:p>
+      <w:pPr>
+        <w:pStyle w:val="a7"/>
+        <w:ind w:left="709"/>
+        <w:jc w:val="both"/>
+        <w:rPr>
+          <w:sz w:val="24"/>
+          <w:szCs w:val="20"/>
+        </w:rPr>
+      </w:pPr>
+      <w:r>
+        <w:rPr>
+          <w:sz w:val="24"/>
+          <w:szCs w:val="20"/>
+        </w:rPr>
+        <w:t>3</w:t>
+      </w:r>
+      <w:r>
+        <w:rPr>
+          <w:sz w:val="24"/>
+          <w:szCs w:val="20"/>
+        </w:rPr>
+        <w:t xml:space="preserve">. Система должна позволять </w:t>
+      </w:r>
+      <w:r>
+        <w:rPr>
+          <w:sz w:val="24"/>
+          <w:szCs w:val="20"/>
+        </w:rPr>
+        <w:t>администратору</w:t>
+      </w:r>
+      <w:r>
+        <w:rPr>
+          <w:sz w:val="24"/>
+          <w:szCs w:val="20"/>
+        </w:rPr>
+        <w:t xml:space="preserve"> приостанавливать и возобновлять работу очереди</w:t>
+      </w:r>
+    </w:p>
+    <w:p>
+      <w:pPr>
+        <w:pStyle w:val="a7"/>
+        <w:ind w:left="709"/>
+        <w:jc w:val="both"/>
+        <w:rPr>
+          <w:sz w:val="24"/>
+          <w:szCs w:val="20"/>
+        </w:rPr>
+      </w:pPr>
+      <w:r>
+        <w:rPr>
+          <w:sz w:val="24"/>
+          <w:szCs w:val="20"/>
+        </w:rPr>
+        <w:t>4</w:t>
+      </w:r>
+      <w:r>
+        <w:rPr>
+          <w:sz w:val="24"/>
+          <w:szCs w:val="20"/>
+        </w:rPr>
+        <w:t xml:space="preserve">. Система должна позволять администратору </w:t>
+      </w:r>
+      <w:r>
+        <w:rPr>
+          <w:sz w:val="24"/>
+          <w:szCs w:val="20"/>
+        </w:rPr>
+        <w:t>назначать Исполнителей и Операторов</w:t>
+      </w:r>
+    </w:p>
+    <w:p>
+      <w:pPr>
+        <w:pStyle w:val="a7"/>
+        <w:ind w:left="709"/>
+        <w:jc w:val="both"/>
+        <w:rPr>
+          <w:sz w:val="24"/>
+          <w:szCs w:val="20"/>
+        </w:rPr>
+      </w:pPr>
+      <w:r>
+        <w:rPr>
+          <w:sz w:val="24"/>
+          <w:szCs w:val="20"/>
+        </w:rPr>
+        <w:t>5</w:t>
+      </w:r>
+      <w:r>
+        <w:rPr>
+          <w:sz w:val="24"/>
+          <w:szCs w:val="20"/>
+        </w:rPr>
+        <w:t>. Система должна позволять администратору создавать и редактировать учётные записи операторов и исполнителей услуги</w:t>
+      </w:r>
+    </w:p>
+    <w:p>
+      <w:pPr>
+        <w:pStyle w:val="a7"/>
+        <w:ind w:left="709"/>
+        <w:jc w:val="both"/>
+        <w:rPr>
+          <w:sz w:val="24"/>
+          <w:szCs w:val="20"/>
+        </w:rPr>
+      </w:pPr>
+      <w:r>
+        <w:rPr>
+          <w:sz w:val="24"/>
+          <w:szCs w:val="20"/>
+        </w:rPr>
+        <w:t>6</w:t>
+      </w:r>
+      <w:r>
+        <w:rPr>
+          <w:sz w:val="24"/>
+          <w:szCs w:val="20"/>
+        </w:rPr>
+        <w:t>. Система должна позволять администратору настраивать правила приоритетного обслуживания</w:t>
+      </w:r>
+    </w:p>
+    <w:p>
+      <w:pPr>
+        <w:pStyle w:val="a7"/>
+        <w:ind w:left="709"/>
+        <w:jc w:val="both"/>
+        <w:rPr>
+          <w:sz w:val="24"/>
+          <w:szCs w:val="20"/>
+        </w:rPr>
+      </w:pPr>
+      <w:r>
+        <w:rPr>
+          <w:sz w:val="24"/>
+          <w:szCs w:val="20"/>
+        </w:rPr>
+        <w:t>7</w:t>
+      </w:r>
+      <w:r>
+        <w:rPr>
+          <w:sz w:val="24"/>
+          <w:szCs w:val="20"/>
+        </w:rPr>
+        <w:t>. Система должна предоставлять администратору доступ к журналу событий системы</w:t>
+      </w:r>
+    </w:p>
+    <w:p>
+      <w:pPr>
+        <w:pStyle w:val="a7"/>
+        <w:ind w:left="709"/>
+        <w:jc w:val="both"/>
+        <w:rPr>
+          <w:sz w:val="24"/>
+          <w:szCs w:val="20"/>
+        </w:rPr>
+      </w:pPr>
+      <w:r>
+        <w:rPr>
+          <w:sz w:val="24"/>
+          <w:szCs w:val="20"/>
+        </w:rPr>
+        <w:t>8</w:t>
+      </w:r>
+      <w:r>
+        <w:rPr>
+          <w:sz w:val="24"/>
+          <w:szCs w:val="20"/>
+        </w:rPr>
+        <w:t>. Система должна позволять администратору прос</w:t>
+      </w:r>
+      <w:r>
+        <w:rPr>
+          <w:sz w:val="24"/>
+          <w:szCs w:val="20"/>
+        </w:rPr>
+        <w:t>матривать статистику по очереди</w:t>
+      </w:r>
+      <w:r>
+        <w:rPr>
+          <w:sz w:val="24"/>
+          <w:szCs w:val="20"/>
+        </w:rPr>
+        <w:t>, среднему времени ожидания, количеству завершённых и пропущенных обслуживаний</w:t>
+      </w:r>
+    </w:p>
+    <w:p>
+      <w:pPr>
+        <w:pStyle w:val="a7"/>
+        <w:ind w:left="709"/>
+        <w:jc w:val="both"/>
+        <w:rPr>
+          <w:sz w:val="24"/>
+          <w:szCs w:val="20"/>
+        </w:rPr>
+      </w:pPr>
+    </w:p>
+    <w:p>
+      <w:pPr>
+        <w:pStyle w:val="a7"/>
+        <w:ind w:left="709"/>
+        <w:jc w:val="both"/>
+        <w:rPr>
+          <w:b/>
+          <w:bCs/>
+          <w:sz w:val="24"/>
+          <w:szCs w:val="20"/>
+        </w:rPr>
+      </w:pPr>
+      <w:r>
+        <w:rPr>
+          <w:b/>
+          <w:bCs/>
+          <w:sz w:val="24"/>
+          <w:szCs w:val="20"/>
+        </w:rPr>
+        <w:t> 4.</w:t>
+      </w:r>
+      <w:r>
+        <w:rPr>
+          <w:b/>
+          <w:bCs/>
+          <w:sz w:val="24"/>
+          <w:szCs w:val="20"/>
+        </w:rPr>
+        <w:t>7</w:t>
+      </w:r>
+      <w:r>
+        <w:rPr>
+          <w:b/>
+          <w:bCs/>
+          <w:sz w:val="24"/>
+          <w:szCs w:val="20"/>
+        </w:rPr>
+        <w:t xml:space="preserve">. </w:t>
+      </w:r>
+      <w:r>
+        <w:rPr>
+          <w:b/>
+          <w:bCs/>
+          <w:sz w:val="24"/>
+          <w:szCs w:val="20"/>
+        </w:rPr>
+        <w:t>Требования к наблюдателю очереди</w:t>
+      </w:r>
+    </w:p>
+    <w:p>
+      <w:pPr>
+        <w:pStyle w:val="a7"/>
+        <w:ind w:left="709"/>
+        <w:jc w:val="both"/>
+        <w:rPr>
+          <w:b/>
+          <w:bCs/>
+          <w:sz w:val="24"/>
+          <w:szCs w:val="20"/>
+        </w:rPr>
+      </w:pPr>
+    </w:p>
+    <w:p>
+      <w:pPr>
+        <w:pStyle w:val="a7"/>
+        <w:ind w:left="709"/>
+        <w:jc w:val="both"/>
+        <w:rPr>
+          <w:bCs/>
+          <w:sz w:val="24"/>
+          <w:szCs w:val="20"/>
+        </w:rPr>
+      </w:pPr>
+      <w:r>
+        <w:rPr>
+          <w:bCs/>
+          <w:sz w:val="24"/>
+          <w:szCs w:val="20"/>
+        </w:rPr>
+        <w:t>1. Система должна предоставлять наблюдателю доступ к информации о текущих вызванных клиентах, числу клиентов в очереди и примерному времени ожидания.</w:t>
+      </w:r>
+    </w:p>
+    <w:p>
+      <w:pPr>
+        <w:pStyle w:val="a7"/>
+        <w:ind w:left="709"/>
+        <w:jc w:val="both"/>
+        <w:rPr>
+          <w:sz w:val="24"/>
+          <w:szCs w:val="20"/>
+        </w:rPr>
+      </w:pPr>
+    </w:p>
+    <w:p>
+      <w:pPr>
+        <w:pStyle w:val="a7"/>
+        <w:ind w:left="709"/>
+        <w:jc w:val="both"/>
+        <w:rPr>
+          <w:b/>
+          <w:bCs/>
+          <w:sz w:val="24"/>
+          <w:szCs w:val="20"/>
+        </w:rPr>
+      </w:pPr>
+      <w:r>
+        <w:rPr>
+          <w:b/>
+          <w:bCs/>
+          <w:sz w:val="24"/>
+          <w:szCs w:val="20"/>
+        </w:rPr>
+        <w:t> 4.</w:t>
+      </w:r>
+      <w:r>
+        <w:rPr>
+          <w:b/>
+          <w:bCs/>
+          <w:sz w:val="24"/>
+          <w:szCs w:val="20"/>
+        </w:rPr>
+        <w:t>8</w:t>
+      </w:r>
+      <w:r>
+        <w:rPr>
+          <w:b/>
+          <w:bCs/>
+          <w:sz w:val="24"/>
+          <w:szCs w:val="20"/>
+        </w:rPr>
+        <w:t xml:space="preserve">. </w:t>
+      </w:r>
+      <w:r>
+        <w:rPr>
+          <w:b/>
+          <w:bCs/>
+          <w:sz w:val="24"/>
+          <w:szCs w:val="20"/>
+        </w:rPr>
+        <w:t xml:space="preserve">Требования к данным и </w:t>
+      </w:r>
+      <w:r>
+        <w:rPr>
+          <w:b/>
+          <w:bCs/>
+          <w:sz w:val="24"/>
+          <w:szCs w:val="20"/>
+        </w:rPr>
+        <w:t xml:space="preserve">истории </w:t>
+      </w:r>
+      <w:r>
+        <w:rPr>
+          <w:b/>
+          <w:bCs/>
+          <w:sz w:val="24"/>
+          <w:szCs w:val="20"/>
+        </w:rPr>
+        <w:t>журнал</w:t>
+      </w:r>
+      <w:r>
+        <w:rPr>
+          <w:b/>
+          <w:bCs/>
+          <w:sz w:val="24"/>
+          <w:szCs w:val="20"/>
+        </w:rPr>
+        <w:t>а</w:t>
+      </w:r>
+    </w:p>
+    <w:p>
+      <w:pPr>
+        <w:pStyle w:val="a7"/>
+        <w:ind w:left="709"/>
+        <w:jc w:val="both"/>
+        <w:rPr>
+          <w:b/>
+          <w:bCs/>
+          <w:sz w:val="24"/>
+          <w:szCs w:val="20"/>
+        </w:rPr>
+      </w:pPr>
+    </w:p>
+    <w:p>
+      <w:pPr>
+        <w:pStyle w:val="a7"/>
+        <w:ind w:left="709"/>
+        <w:jc w:val="both"/>
+        <w:rPr>
+          <w:sz w:val="24"/>
+          <w:szCs w:val="20"/>
+        </w:rPr>
+      </w:pPr>
+      <w:r>
+        <w:rPr>
+          <w:sz w:val="24"/>
+          <w:szCs w:val="20"/>
+        </w:rPr>
+        <w:t>1</w:t>
+      </w:r>
+      <w:r>
+        <w:rPr>
+          <w:sz w:val="24"/>
+          <w:szCs w:val="20"/>
+        </w:rPr>
+        <w:t>. Система должна фиксировать, какой оператор изменил состояние очереди или клиента</w:t>
+      </w:r>
+    </w:p>
+    <w:p>
+      <w:pPr>
+        <w:pStyle w:val="a7"/>
+        <w:ind w:left="709"/>
+        <w:jc w:val="both"/>
+        <w:rPr>
+          <w:sz w:val="24"/>
+          <w:szCs w:val="20"/>
+        </w:rPr>
+      </w:pPr>
+      <w:r>
+        <w:rPr>
+          <w:sz w:val="24"/>
+          <w:szCs w:val="20"/>
+        </w:rPr>
+        <w:t>2</w:t>
+      </w:r>
+      <w:r>
+        <w:rPr>
+          <w:sz w:val="24"/>
+          <w:szCs w:val="20"/>
+        </w:rPr>
+        <w:t xml:space="preserve">. Система должна сохранять дату и время </w:t>
+      </w:r>
+      <w:r>
+        <w:rPr>
+          <w:sz w:val="24"/>
+          <w:szCs w:val="20"/>
+        </w:rPr>
+        <w:t>всех</w:t>
+      </w:r>
+      <w:r>
+        <w:rPr>
+          <w:sz w:val="24"/>
+          <w:szCs w:val="20"/>
+        </w:rPr>
+        <w:t xml:space="preserve"> ключев</w:t>
+      </w:r>
+      <w:r>
+        <w:rPr>
+          <w:sz w:val="24"/>
+          <w:szCs w:val="20"/>
+        </w:rPr>
+        <w:t>ых</w:t>
+      </w:r>
+      <w:r>
+        <w:rPr>
+          <w:sz w:val="24"/>
+          <w:szCs w:val="20"/>
+        </w:rPr>
+        <w:t xml:space="preserve"> событ</w:t>
+      </w:r>
+      <w:r>
+        <w:rPr>
+          <w:sz w:val="24"/>
+          <w:szCs w:val="20"/>
+        </w:rPr>
+        <w:t>ий</w:t>
+      </w:r>
+      <w:r>
+        <w:rPr>
+          <w:sz w:val="24"/>
+          <w:szCs w:val="20"/>
+        </w:rPr>
+        <w:t xml:space="preserve">: создания </w:t>
+      </w:r>
+      <w:r>
+        <w:rPr>
+          <w:sz w:val="24"/>
+          <w:szCs w:val="20"/>
+        </w:rPr>
+        <w:t>талона</w:t>
+      </w:r>
+      <w:r>
+        <w:rPr>
+          <w:sz w:val="24"/>
+          <w:szCs w:val="20"/>
+        </w:rPr>
+        <w:t>, вызова, начала обслуживания, завершения обслуживания, отмены</w:t>
+      </w:r>
+      <w:r>
+        <w:rPr>
+          <w:sz w:val="24"/>
+          <w:szCs w:val="20"/>
+        </w:rPr>
+        <w:t>, перемещения в очереди</w:t>
+      </w:r>
+    </w:p>
+    <w:p>
+      <w:pPr>
+        <w:pStyle w:val="a7"/>
+        <w:ind w:left="709"/>
+        <w:jc w:val="both"/>
+        <w:rPr>
+          <w:sz w:val="24"/>
+          <w:szCs w:val="20"/>
+        </w:rPr>
+      </w:pPr>
+      <w:r>
+        <w:rPr>
+          <w:sz w:val="24"/>
+          <w:szCs w:val="20"/>
+        </w:rPr>
+        <w:t>3</w:t>
+      </w:r>
+      <w:r>
+        <w:rPr>
+          <w:sz w:val="24"/>
+          <w:szCs w:val="20"/>
+        </w:rPr>
+        <w:t>. Система должна предоставлять данные для построения статистики и аналитики по очеред</w:t>
+      </w:r>
+      <w:r>
+        <w:rPr>
+          <w:sz w:val="24"/>
+          <w:szCs w:val="20"/>
+        </w:rPr>
+        <w:t>и</w:t>
       </w:r>
     </w:p>
     <w:p>
       <w:pPr>
         <w:pStyle w:val="a7"/>
         <w:spacing w:after="0"/>
-        <w:ind w:left="709"/>
-        <w:jc w:val="both"/>
-        <w:rPr>
-          <w:sz w:val="24"/>
-          <w:szCs w:val="20"/>
-        </w:rPr>
-      </w:pPr>
-    </w:p>
-    <w:p>
-      <w:pPr>
-        <w:pStyle w:val="a7"/>
-        <w:ind w:left="709"/>
-        <w:jc w:val="both"/>
-        <w:rPr>
-          <w:sz w:val="24"/>
-          <w:szCs w:val="20"/>
-        </w:rPr>
-      </w:pPr>
-      <w:r>
-        <w:rPr>
-          <w:sz w:val="24"/>
-          <w:szCs w:val="20"/>
-        </w:rPr>
-        <w:t xml:space="preserve">1. </w:t>
-      </w:r>
-      <w:r>
-        <w:rPr>
-          <w:sz w:val="24"/>
-          <w:szCs w:val="20"/>
-        </w:rPr>
-        <w:t>Система должна предоставлять исполнителю услуги доступ к полной очереди в рамках назначенной ему очереди</w:t>
-      </w:r>
-    </w:p>
-    <w:p>
-      <w:pPr>
-        <w:pStyle w:val="a7"/>
-        <w:ind w:left="709"/>
-        <w:jc w:val="both"/>
-        <w:rPr>
-          <w:sz w:val="24"/>
-          <w:szCs w:val="20"/>
-        </w:rPr>
-      </w:pPr>
-      <w:r>
-        <w:rPr>
-          <w:sz w:val="24"/>
-          <w:szCs w:val="20"/>
-        </w:rPr>
-        <w:t>2</w:t>
-      </w:r>
-      <w:r>
-        <w:rPr>
-          <w:sz w:val="24"/>
-          <w:szCs w:val="20"/>
-        </w:rPr>
-        <w:t>. Система должна отображать исполнителю сведения о клиенте, необходимые для оказания услуги</w:t>
-      </w:r>
-      <w:r>
-        <w:rPr>
-          <w:sz w:val="24"/>
-          <w:szCs w:val="20"/>
-        </w:rPr>
-        <w:t xml:space="preserve"> (ФИО, номер группы, курс и </w:t>
-      </w:r>
-      <w:proofErr w:type="spellStart"/>
-      <w:r>
-        <w:rPr>
-          <w:sz w:val="24"/>
-          <w:szCs w:val="20"/>
-        </w:rPr>
-        <w:t>тд</w:t>
-      </w:r>
-      <w:proofErr w:type="spellEnd"/>
-      <w:r>
-        <w:rPr>
-          <w:sz w:val="24"/>
-          <w:szCs w:val="20"/>
-        </w:rPr>
-        <w:t>)</w:t>
-      </w:r>
-    </w:p>
-    <w:p>
-      <w:pPr>
-        <w:pStyle w:val="a7"/>
-        <w:ind w:left="709"/>
-        <w:jc w:val="both"/>
-        <w:rPr>
-          <w:sz w:val="24"/>
-          <w:szCs w:val="20"/>
-        </w:rPr>
-      </w:pPr>
-      <w:r>
-        <w:rPr>
-          <w:sz w:val="24"/>
-          <w:szCs w:val="20"/>
-        </w:rPr>
-        <w:t>3</w:t>
-      </w:r>
-      <w:r>
-        <w:rPr>
-          <w:sz w:val="24"/>
-          <w:szCs w:val="20"/>
-        </w:rPr>
-        <w:t>. Система должна позволять исполнителю переводить клиента в статус «обслуживается»</w:t>
-      </w:r>
-    </w:p>
-    <w:p>
-      <w:pPr>
-        <w:pStyle w:val="a7"/>
-        <w:ind w:left="709"/>
-        <w:jc w:val="both"/>
-        <w:rPr>
-          <w:sz w:val="24"/>
-          <w:szCs w:val="20"/>
-        </w:rPr>
-      </w:pPr>
-      <w:r>
-        <w:rPr>
-          <w:sz w:val="24"/>
-          <w:szCs w:val="20"/>
-        </w:rPr>
-        <w:t>4. Система должна позволять исполнителю переводить клиента в статус «завершён»</w:t>
-      </w:r>
-    </w:p>
-    <w:p>
-      <w:pPr>
-        <w:pStyle w:val="a7"/>
-        <w:ind w:left="709"/>
-        <w:jc w:val="both"/>
-        <w:rPr>
-          <w:sz w:val="24"/>
-          <w:szCs w:val="20"/>
-        </w:rPr>
-      </w:pPr>
-      <w:r>
-        <w:rPr>
-          <w:sz w:val="24"/>
-          <w:szCs w:val="20"/>
-        </w:rPr>
-        <w:t>5</w:t>
-      </w:r>
-      <w:r>
-        <w:rPr>
-          <w:sz w:val="24"/>
-          <w:szCs w:val="20"/>
-        </w:rPr>
-        <w:t>. Система должна позволять исполнителю видеть текущ</w:t>
-      </w:r>
-      <w:r>
-        <w:rPr>
-          <w:sz w:val="24"/>
-          <w:szCs w:val="20"/>
-        </w:rPr>
-        <w:t xml:space="preserve">ий порядок </w:t>
-      </w:r>
-      <w:r>
-        <w:rPr>
-          <w:sz w:val="24"/>
-          <w:szCs w:val="20"/>
-        </w:rPr>
-        <w:t>очереди</w:t>
-      </w:r>
-    </w:p>
-    <w:p>
-      <w:pPr>
-        <w:pStyle w:val="a7"/>
-        <w:ind w:left="709"/>
-        <w:jc w:val="both"/>
-        <w:rPr>
-          <w:sz w:val="24"/>
-          <w:szCs w:val="20"/>
-        </w:rPr>
-      </w:pPr>
-      <w:r>
-        <w:rPr>
-          <w:sz w:val="24"/>
-          <w:szCs w:val="20"/>
-        </w:rPr>
-        <w:t>6</w:t>
-      </w:r>
-      <w:r>
-        <w:rPr>
-          <w:sz w:val="24"/>
-          <w:szCs w:val="20"/>
-        </w:rPr>
-        <w:t>. Система должна фиксировать, какой исполнитель начал и завершил обслуживание клиента</w:t>
-      </w:r>
-    </w:p>
-    <w:p>
-      <w:pPr>
-        <w:pStyle w:val="a7"/>
-        <w:ind w:left="709"/>
-        <w:jc w:val="both"/>
-        <w:rPr>
-          <w:sz w:val="24"/>
-          <w:szCs w:val="20"/>
-        </w:rPr>
-      </w:pPr>
-    </w:p>
-    <w:p>
-      <w:pPr>
-        <w:pStyle w:val="a7"/>
-        <w:ind w:left="709"/>
-        <w:jc w:val="both"/>
-        <w:rPr>
-          <w:b/>
-          <w:bCs/>
-          <w:sz w:val="24"/>
-          <w:szCs w:val="20"/>
-        </w:rPr>
-      </w:pPr>
-      <w:r>
-        <w:rPr>
-          <w:b/>
-          <w:bCs/>
-          <w:sz w:val="24"/>
-          <w:szCs w:val="20"/>
-        </w:rPr>
-        <w:t> 4.</w:t>
-      </w:r>
-      <w:r>
-        <w:rPr>
-          <w:b/>
-          <w:bCs/>
-          <w:sz w:val="24"/>
-          <w:szCs w:val="20"/>
-        </w:rPr>
-        <w:t>7</w:t>
-      </w:r>
-      <w:r>
-        <w:rPr>
-          <w:b/>
-          <w:bCs/>
-          <w:sz w:val="24"/>
-          <w:szCs w:val="20"/>
-        </w:rPr>
-        <w:t xml:space="preserve">. </w:t>
-      </w:r>
-      <w:r>
-        <w:rPr>
-          <w:b/>
-          <w:bCs/>
-          <w:sz w:val="24"/>
-          <w:szCs w:val="20"/>
-        </w:rPr>
-        <w:t>Требования к администрированию системы</w:t>
-      </w:r>
-    </w:p>
-    <w:p>
-      <w:pPr>
-        <w:pStyle w:val="a7"/>
-        <w:ind w:left="709"/>
-        <w:jc w:val="both"/>
-        <w:rPr>
-          <w:sz w:val="24"/>
-          <w:szCs w:val="20"/>
-        </w:rPr>
-      </w:pPr>
-    </w:p>
-    <w:p>
-      <w:pPr>
-        <w:pStyle w:val="a7"/>
-        <w:ind w:left="709"/>
-        <w:jc w:val="both"/>
-        <w:rPr>
-          <w:sz w:val="24"/>
-          <w:szCs w:val="20"/>
-        </w:rPr>
-      </w:pPr>
-      <w:r>
-        <w:rPr>
-          <w:sz w:val="24"/>
-          <w:szCs w:val="20"/>
-        </w:rPr>
-        <w:t xml:space="preserve">1. </w:t>
-      </w:r>
-      <w:r>
-        <w:rPr>
-          <w:sz w:val="24"/>
-          <w:szCs w:val="20"/>
-        </w:rPr>
-        <w:t>Система должна позволять администратору создавать, редактировать и деактивировать очереди</w:t>
-      </w:r>
-    </w:p>
-    <w:p>
-      <w:pPr>
-        <w:pStyle w:val="a7"/>
-        <w:ind w:left="709"/>
-        <w:jc w:val="both"/>
-        <w:rPr>
-          <w:sz w:val="24"/>
-          <w:szCs w:val="20"/>
-        </w:rPr>
-      </w:pPr>
-      <w:r>
-        <w:rPr>
-          <w:sz w:val="24"/>
-          <w:szCs w:val="20"/>
-        </w:rPr>
-        <w:t>2</w:t>
-      </w:r>
-      <w:r>
-        <w:rPr>
-          <w:sz w:val="24"/>
-          <w:szCs w:val="20"/>
-        </w:rPr>
-        <w:t>. Система должна позволять администратору настраивать зоны обслуживания</w:t>
-      </w:r>
-    </w:p>
-    <w:p>
-      <w:pPr>
-        <w:pStyle w:val="a7"/>
-        <w:ind w:left="709"/>
-        <w:jc w:val="both"/>
-        <w:rPr>
-          <w:sz w:val="24"/>
-          <w:szCs w:val="20"/>
-        </w:rPr>
-      </w:pPr>
-      <w:r>
-        <w:rPr>
-          <w:sz w:val="24"/>
-          <w:szCs w:val="20"/>
-        </w:rPr>
-        <w:t>3</w:t>
-      </w:r>
-      <w:r>
-        <w:rPr>
-          <w:sz w:val="24"/>
-          <w:szCs w:val="20"/>
-        </w:rPr>
-        <w:t xml:space="preserve">. Система должна позволять администратору управлять ролями пользователей и </w:t>
-      </w:r>
-      <w:r>
-        <w:rPr>
-          <w:sz w:val="24"/>
-          <w:szCs w:val="20"/>
-        </w:rPr>
-        <w:t xml:space="preserve">всеми </w:t>
-      </w:r>
-      <w:r>
-        <w:rPr>
-          <w:sz w:val="24"/>
-          <w:szCs w:val="20"/>
-        </w:rPr>
-        <w:t>правами доступа</w:t>
-      </w:r>
-    </w:p>
-    <w:p>
-      <w:pPr>
-        <w:pStyle w:val="a7"/>
-        <w:ind w:left="709"/>
-        <w:jc w:val="both"/>
-        <w:rPr>
-          <w:sz w:val="24"/>
-          <w:szCs w:val="20"/>
-        </w:rPr>
-      </w:pPr>
-      <w:r>
-        <w:rPr>
-          <w:sz w:val="24"/>
-          <w:szCs w:val="20"/>
-        </w:rPr>
-        <w:t>4</w:t>
-      </w:r>
-      <w:r>
-        <w:rPr>
-          <w:sz w:val="24"/>
-          <w:szCs w:val="20"/>
-        </w:rPr>
-        <w:t>. Система должна позволять администратору создавать и редактировать учётные записи операторов и исполнителей услуги</w:t>
-      </w:r>
-    </w:p>
-    <w:p>
-      <w:pPr>
-        <w:pStyle w:val="a7"/>
-        <w:ind w:left="709"/>
-        <w:jc w:val="both"/>
-        <w:rPr>
-          <w:sz w:val="24"/>
-          <w:szCs w:val="20"/>
-        </w:rPr>
-      </w:pPr>
-      <w:r>
-        <w:rPr>
-          <w:sz w:val="24"/>
-          <w:szCs w:val="20"/>
-        </w:rPr>
-        <w:t>6</w:t>
-      </w:r>
-      <w:r>
-        <w:rPr>
-          <w:sz w:val="24"/>
-          <w:szCs w:val="20"/>
-        </w:rPr>
-        <w:t>. Система должна позволять администратору настраивать правила приоритетного обслуживания</w:t>
-      </w:r>
-    </w:p>
-    <w:p>
-      <w:pPr>
-        <w:pStyle w:val="a7"/>
-        <w:ind w:left="709"/>
-        <w:jc w:val="both"/>
-        <w:rPr>
-          <w:sz w:val="24"/>
-          <w:szCs w:val="20"/>
-        </w:rPr>
-      </w:pPr>
-      <w:r>
-        <w:rPr>
-          <w:sz w:val="24"/>
-          <w:szCs w:val="20"/>
-        </w:rPr>
-        <w:t>7</w:t>
-      </w:r>
-      <w:r>
-        <w:rPr>
-          <w:sz w:val="24"/>
-          <w:szCs w:val="20"/>
-        </w:rPr>
-        <w:t>. Система должна предоставлять администратору доступ к журналу событий системы</w:t>
-      </w:r>
-    </w:p>
-    <w:p>
-      <w:pPr>
-        <w:pStyle w:val="a7"/>
-        <w:ind w:left="709"/>
-        <w:jc w:val="both"/>
-        <w:rPr>
-          <w:sz w:val="24"/>
-          <w:szCs w:val="20"/>
-        </w:rPr>
-      </w:pPr>
-      <w:r>
-        <w:rPr>
-          <w:sz w:val="24"/>
-          <w:szCs w:val="20"/>
-        </w:rPr>
-        <w:t>8</w:t>
-      </w:r>
-      <w:r>
-        <w:rPr>
-          <w:sz w:val="24"/>
-          <w:szCs w:val="20"/>
-        </w:rPr>
-        <w:t>. Система должна позволять администратору просматривать статистику по очередям, среднему времени ожидания, количеству завершённых и пропущенных обслуживаний</w:t>
-      </w:r>
-    </w:p>
-    <w:p>
-      <w:pPr>
-        <w:pStyle w:val="a7"/>
-        <w:ind w:left="709"/>
-        <w:jc w:val="both"/>
-        <w:rPr>
-          <w:sz w:val="24"/>
-          <w:szCs w:val="20"/>
-        </w:rPr>
-      </w:pPr>
-      <w:r>
-        <w:rPr>
-          <w:sz w:val="24"/>
-          <w:szCs w:val="20"/>
-        </w:rPr>
-        <w:lastRenderedPageBreak/>
-        <w:t>9</w:t>
-      </w:r>
-      <w:r>
-        <w:rPr>
-          <w:sz w:val="24"/>
-          <w:szCs w:val="20"/>
-        </w:rPr>
-        <w:t xml:space="preserve">. Система должна позволять администратору отключать или </w:t>
-      </w:r>
-      <w:r>
-        <w:rPr>
-          <w:sz w:val="24"/>
-          <w:szCs w:val="20"/>
-        </w:rPr>
-        <w:t>удалять</w:t>
-      </w:r>
-      <w:r>
-        <w:rPr>
-          <w:sz w:val="24"/>
-          <w:szCs w:val="20"/>
-        </w:rPr>
-        <w:t xml:space="preserve"> неиспользуемые</w:t>
-      </w:r>
-      <w:r>
-        <w:rPr>
-          <w:sz w:val="24"/>
-          <w:szCs w:val="20"/>
-        </w:rPr>
-        <w:t xml:space="preserve"> или завершенные</w:t>
-      </w:r>
-      <w:r>
-        <w:rPr>
-          <w:sz w:val="24"/>
-          <w:szCs w:val="20"/>
-        </w:rPr>
-        <w:t xml:space="preserve"> очереди</w:t>
-      </w:r>
-    </w:p>
-    <w:p>
-      <w:pPr>
-        <w:pStyle w:val="a7"/>
-        <w:ind w:left="709"/>
-        <w:jc w:val="both"/>
-        <w:rPr>
-          <w:sz w:val="24"/>
-          <w:szCs w:val="20"/>
-        </w:rPr>
-      </w:pPr>
-      <w:r>
-        <w:rPr>
-          <w:sz w:val="24"/>
-          <w:szCs w:val="20"/>
-        </w:rPr>
-        <w:t>10</w:t>
-      </w:r>
-      <w:r>
-        <w:rPr>
-          <w:sz w:val="24"/>
-          <w:szCs w:val="20"/>
-        </w:rPr>
-        <w:t>. Система должна обеспечивать сохранность настроек и истории работы системы при эксплуатации</w:t>
-      </w:r>
-    </w:p>
-    <w:p>
-      <w:pPr>
-        <w:pStyle w:val="a7"/>
-        <w:ind w:left="709"/>
-        <w:jc w:val="both"/>
-        <w:rPr>
-          <w:sz w:val="24"/>
-          <w:szCs w:val="20"/>
-        </w:rPr>
-      </w:pPr>
-    </w:p>
-    <w:p>
-      <w:pPr>
-        <w:pStyle w:val="a7"/>
-        <w:ind w:left="709"/>
-        <w:jc w:val="both"/>
-        <w:rPr>
-          <w:b/>
-          <w:bCs/>
-          <w:sz w:val="24"/>
-          <w:szCs w:val="20"/>
-        </w:rPr>
-      </w:pPr>
-      <w:r>
-        <w:rPr>
-          <w:b/>
-          <w:bCs/>
-          <w:sz w:val="24"/>
-          <w:szCs w:val="20"/>
-        </w:rPr>
-        <w:t> 4.</w:t>
-      </w:r>
-      <w:r>
-        <w:rPr>
-          <w:b/>
-          <w:bCs/>
-          <w:sz w:val="24"/>
-          <w:szCs w:val="20"/>
-        </w:rPr>
-        <w:t>8</w:t>
-      </w:r>
-      <w:r>
-        <w:rPr>
-          <w:b/>
-          <w:bCs/>
-          <w:sz w:val="24"/>
-          <w:szCs w:val="20"/>
-        </w:rPr>
-        <w:t xml:space="preserve">. </w:t>
-      </w:r>
-      <w:r>
-        <w:rPr>
-          <w:b/>
-          <w:bCs/>
-          <w:sz w:val="24"/>
-          <w:szCs w:val="20"/>
-        </w:rPr>
-        <w:t>Требования к наблюдателю очереди</w:t>
-      </w:r>
-    </w:p>
-    <w:p>
-      <w:pPr>
-        <w:pStyle w:val="a7"/>
-        <w:ind w:left="709"/>
-        <w:jc w:val="both"/>
-        <w:rPr>
-          <w:b/>
-          <w:bCs/>
-          <w:sz w:val="24"/>
-          <w:szCs w:val="20"/>
-        </w:rPr>
-      </w:pPr>
-    </w:p>
-    <w:p>
-      <w:pPr>
-        <w:pStyle w:val="a7"/>
-        <w:ind w:left="709"/>
-        <w:jc w:val="both"/>
-        <w:rPr>
-          <w:sz w:val="24"/>
-          <w:szCs w:val="20"/>
-        </w:rPr>
-      </w:pPr>
-      <w:r>
-        <w:rPr>
-          <w:sz w:val="24"/>
-          <w:szCs w:val="20"/>
-        </w:rPr>
-        <w:t xml:space="preserve">1. </w:t>
-      </w:r>
-      <w:r>
-        <w:rPr>
-          <w:sz w:val="24"/>
-          <w:szCs w:val="20"/>
-        </w:rPr>
-        <w:t>Система должна хранить данные о клиентах, очередях, талонах, сервисных точках, ролях пользователей и действиях персонала</w:t>
-      </w:r>
-    </w:p>
-    <w:p>
-      <w:pPr>
-        <w:pStyle w:val="a7"/>
-        <w:ind w:left="709"/>
-        <w:jc w:val="both"/>
-        <w:rPr>
-          <w:sz w:val="24"/>
-          <w:szCs w:val="20"/>
-        </w:rPr>
-      </w:pPr>
-      <w:r>
-        <w:rPr>
-          <w:sz w:val="24"/>
-          <w:szCs w:val="20"/>
-        </w:rPr>
-        <w:t>2</w:t>
-      </w:r>
-      <w:r>
-        <w:rPr>
-          <w:sz w:val="24"/>
-          <w:szCs w:val="20"/>
-        </w:rPr>
-        <w:t>. Система должна хранить историю изменения статусов записи в очереди</w:t>
-      </w:r>
-    </w:p>
-    <w:p>
-      <w:pPr>
-        <w:pStyle w:val="a7"/>
-        <w:ind w:left="709"/>
-        <w:jc w:val="both"/>
-        <w:rPr>
-          <w:sz w:val="24"/>
-          <w:szCs w:val="20"/>
-        </w:rPr>
-      </w:pPr>
-      <w:r>
-        <w:rPr>
-          <w:sz w:val="24"/>
-          <w:szCs w:val="20"/>
-        </w:rPr>
-        <w:t>3</w:t>
-      </w:r>
-      <w:r>
-        <w:rPr>
-          <w:sz w:val="24"/>
-          <w:szCs w:val="20"/>
-        </w:rPr>
-        <w:t xml:space="preserve">. Система должна сохранять дату и время </w:t>
-      </w:r>
-      <w:r>
-        <w:rPr>
-          <w:sz w:val="24"/>
-          <w:szCs w:val="20"/>
-        </w:rPr>
-        <w:t>всех</w:t>
-      </w:r>
-      <w:r>
-        <w:rPr>
-          <w:sz w:val="24"/>
-          <w:szCs w:val="20"/>
-        </w:rPr>
-        <w:t xml:space="preserve"> ключев</w:t>
-      </w:r>
-      <w:r>
-        <w:rPr>
-          <w:sz w:val="24"/>
-          <w:szCs w:val="20"/>
-        </w:rPr>
-        <w:t>ых</w:t>
-      </w:r>
-      <w:r>
-        <w:rPr>
-          <w:sz w:val="24"/>
-          <w:szCs w:val="20"/>
-        </w:rPr>
-        <w:t xml:space="preserve"> событ</w:t>
-      </w:r>
-      <w:r>
-        <w:rPr>
-          <w:sz w:val="24"/>
-          <w:szCs w:val="20"/>
-        </w:rPr>
-        <w:t>ий</w:t>
-      </w:r>
-      <w:r>
-        <w:rPr>
-          <w:sz w:val="24"/>
-          <w:szCs w:val="20"/>
-        </w:rPr>
-        <w:t>: создания записи, вызова, начала обслуживания, завершения обслуживания, отмены</w:t>
-      </w:r>
-    </w:p>
-    <w:p>
-      <w:pPr>
-        <w:pStyle w:val="a7"/>
-        <w:ind w:left="709"/>
-        <w:jc w:val="both"/>
-        <w:rPr>
-          <w:sz w:val="24"/>
-          <w:szCs w:val="20"/>
-        </w:rPr>
-      </w:pPr>
-      <w:r>
-        <w:rPr>
-          <w:sz w:val="24"/>
-          <w:szCs w:val="20"/>
-        </w:rPr>
-        <w:t>4</w:t>
-      </w:r>
-      <w:r>
-        <w:rPr>
-          <w:sz w:val="24"/>
-          <w:szCs w:val="20"/>
-        </w:rPr>
-        <w:t>. Система должна хранить сведения о том, какой пользователь выполнил изменение состояния очереди или клиента</w:t>
-      </w:r>
-    </w:p>
-    <w:p>
-      <w:pPr>
-        <w:pStyle w:val="a7"/>
-        <w:ind w:left="709"/>
-        <w:jc w:val="both"/>
-        <w:rPr>
-          <w:sz w:val="24"/>
-          <w:szCs w:val="20"/>
-        </w:rPr>
-      </w:pPr>
-      <w:r>
-        <w:rPr>
-          <w:sz w:val="24"/>
-          <w:szCs w:val="20"/>
-        </w:rPr>
-        <w:t>5</w:t>
-      </w:r>
-      <w:r>
-        <w:rPr>
-          <w:sz w:val="24"/>
-          <w:szCs w:val="20"/>
-        </w:rPr>
-        <w:t>. Система должна обеспечивать уникальность активного талона в рамках выбранной очереди</w:t>
-      </w:r>
-    </w:p>
-    <w:p>
-      <w:pPr>
-        <w:pStyle w:val="a7"/>
-        <w:ind w:left="709"/>
-        <w:jc w:val="both"/>
-        <w:rPr>
-          <w:sz w:val="24"/>
-          <w:szCs w:val="20"/>
-        </w:rPr>
-      </w:pPr>
-      <w:r>
-        <w:rPr>
-          <w:sz w:val="24"/>
-          <w:szCs w:val="20"/>
-        </w:rPr>
-        <w:t>6</w:t>
-      </w:r>
-      <w:r>
-        <w:rPr>
-          <w:sz w:val="24"/>
-          <w:szCs w:val="20"/>
-        </w:rPr>
-        <w:t>. Система должна предоставлять данные для построения статистики и аналитики по очередям</w:t>
-      </w:r>
-    </w:p>
-    <w:p>
-      <w:pPr>
-        <w:pStyle w:val="a7"/>
-        <w:ind w:left="709"/>
-        <w:jc w:val="both"/>
-        <w:rPr>
-          <w:sz w:val="24"/>
-          <w:szCs w:val="20"/>
-        </w:rPr>
-      </w:pPr>
-    </w:p>
-    <w:p>
-      <w:pPr>
-        <w:pStyle w:val="a7"/>
-        <w:ind w:left="709"/>
-        <w:jc w:val="both"/>
-        <w:rPr>
-          <w:b/>
-          <w:bCs/>
-          <w:sz w:val="24"/>
-          <w:szCs w:val="20"/>
-        </w:rPr>
-      </w:pPr>
-      <w:r>
-        <w:rPr>
-          <w:b/>
-          <w:bCs/>
-          <w:sz w:val="24"/>
-          <w:szCs w:val="20"/>
-        </w:rPr>
-        <w:t> 4.</w:t>
-      </w:r>
-      <w:r>
-        <w:rPr>
-          <w:b/>
-          <w:bCs/>
-          <w:sz w:val="24"/>
-          <w:szCs w:val="20"/>
-        </w:rPr>
-        <w:t>9</w:t>
-      </w:r>
-      <w:r>
-        <w:rPr>
-          <w:b/>
-          <w:bCs/>
-          <w:sz w:val="24"/>
-          <w:szCs w:val="20"/>
-        </w:rPr>
-        <w:t xml:space="preserve">. </w:t>
-      </w:r>
-      <w:r>
-        <w:rPr>
-          <w:b/>
-          <w:bCs/>
-          <w:sz w:val="24"/>
-          <w:szCs w:val="20"/>
-        </w:rPr>
-        <w:t xml:space="preserve">Требования к данным и </w:t>
-      </w:r>
-      <w:r>
-        <w:rPr>
-          <w:b/>
-          <w:bCs/>
-          <w:sz w:val="24"/>
-          <w:szCs w:val="20"/>
-        </w:rPr>
-        <w:t xml:space="preserve">истории </w:t>
-      </w:r>
-      <w:r>
-        <w:rPr>
-          <w:b/>
-          <w:bCs/>
-          <w:sz w:val="24"/>
-          <w:szCs w:val="20"/>
-        </w:rPr>
-        <w:t>журнал</w:t>
-      </w:r>
-      <w:r>
-        <w:rPr>
-          <w:b/>
-          <w:bCs/>
-          <w:sz w:val="24"/>
-          <w:szCs w:val="20"/>
-        </w:rPr>
-        <w:t>а</w:t>
-      </w:r>
-    </w:p>
-    <w:p>
-      <w:pPr>
-        <w:pStyle w:val="a7"/>
-        <w:ind w:left="709"/>
-        <w:jc w:val="both"/>
-        <w:rPr>
-          <w:sz w:val="24"/>
-          <w:szCs w:val="20"/>
-        </w:rPr>
-      </w:pPr>
-    </w:p>
-    <w:p>
-      <w:pPr>
-        <w:pStyle w:val="a7"/>
-        <w:jc w:val="both"/>
-        <w:rPr>
-          <w:sz w:val="24"/>
-          <w:szCs w:val="20"/>
-        </w:rPr>
-      </w:pPr>
-      <w:r>
-        <w:rPr>
-          <w:sz w:val="24"/>
-          <w:szCs w:val="20"/>
-        </w:rPr>
-        <w:t>1.</w:t>
-      </w:r>
-      <w:r>
-        <w:rPr>
-          <w:sz w:val="24"/>
-          <w:szCs w:val="20"/>
-        </w:rPr>
-        <w:t xml:space="preserve"> Система должна хранить историю изменения статусов записи в очереди</w:t>
-      </w:r>
-    </w:p>
-    <w:p>
-      <w:pPr>
-        <w:pStyle w:val="a7"/>
-        <w:jc w:val="both"/>
-        <w:rPr>
-          <w:sz w:val="24"/>
-          <w:szCs w:val="20"/>
-        </w:rPr>
-      </w:pPr>
-      <w:r>
-        <w:rPr>
-          <w:sz w:val="24"/>
-          <w:szCs w:val="20"/>
-        </w:rPr>
-        <w:t>2.</w:t>
-      </w:r>
-      <w:r>
-        <w:rPr>
-          <w:sz w:val="24"/>
-          <w:szCs w:val="20"/>
-        </w:rPr>
-        <w:t xml:space="preserve"> Система должна сохранять дату и время каждого ключевого события: создания записи, вызова, начала обслуживания, завершения обслуживания, отмены</w:t>
-      </w:r>
-    </w:p>
-    <w:p>
-      <w:pPr>
-        <w:pStyle w:val="a7"/>
-        <w:jc w:val="both"/>
-        <w:rPr>
-          <w:sz w:val="24"/>
-          <w:szCs w:val="20"/>
-        </w:rPr>
-      </w:pPr>
-      <w:r>
-        <w:rPr>
-          <w:sz w:val="24"/>
-          <w:szCs w:val="20"/>
-        </w:rPr>
-        <w:t>3</w:t>
-      </w:r>
-      <w:r>
-        <w:rPr>
-          <w:sz w:val="24"/>
-          <w:szCs w:val="20"/>
-        </w:rPr>
-        <w:t>. Система должна хранить сведения о том, какой пользователь выполнил изменение состояния очереди или клиента</w:t>
-      </w:r>
-    </w:p>
-    <w:p>
-      <w:pPr>
-        <w:pStyle w:val="a7"/>
-        <w:jc w:val="both"/>
-        <w:rPr>
-          <w:sz w:val="24"/>
-          <w:szCs w:val="20"/>
-        </w:rPr>
-      </w:pPr>
-      <w:r>
-        <w:rPr>
-          <w:sz w:val="24"/>
-          <w:szCs w:val="20"/>
-        </w:rPr>
-        <w:t>4</w:t>
-      </w:r>
-      <w:r>
-        <w:rPr>
-          <w:sz w:val="24"/>
-          <w:szCs w:val="20"/>
-        </w:rPr>
-        <w:t>. Система должна обеспечивать уникальность талона</w:t>
-      </w:r>
-      <w:r>
-        <w:rPr>
-          <w:sz w:val="24"/>
-          <w:szCs w:val="20"/>
-        </w:rPr>
-        <w:t xml:space="preserve"> или </w:t>
-      </w:r>
-      <w:r>
-        <w:rPr>
-          <w:sz w:val="24"/>
-          <w:szCs w:val="20"/>
-        </w:rPr>
-        <w:t>идентификатор</w:t>
-      </w:r>
-      <w:r>
-        <w:rPr>
-          <w:sz w:val="24"/>
-          <w:szCs w:val="20"/>
-        </w:rPr>
-        <w:t>у</w:t>
-      </w:r>
-      <w:r>
-        <w:rPr>
-          <w:sz w:val="24"/>
-          <w:szCs w:val="20"/>
-        </w:rPr>
-        <w:t xml:space="preserve"> записи</w:t>
-      </w:r>
-      <w:r>
-        <w:rPr>
-          <w:sz w:val="24"/>
-          <w:szCs w:val="20"/>
-        </w:rPr>
-        <w:t xml:space="preserve"> в рамках выбранной очереди</w:t>
-      </w:r>
-    </w:p>
-    <w:p>
-      <w:pPr>
-        <w:pStyle w:val="a7"/>
-        <w:jc w:val="both"/>
-        <w:rPr>
-          <w:sz w:val="24"/>
-          <w:szCs w:val="20"/>
-        </w:rPr>
-      </w:pPr>
-      <w:r>
-        <w:rPr>
-          <w:sz w:val="24"/>
-          <w:szCs w:val="20"/>
-        </w:rPr>
-        <w:t>5</w:t>
-      </w:r>
-      <w:r>
-        <w:rPr>
-          <w:sz w:val="24"/>
-          <w:szCs w:val="20"/>
-        </w:rPr>
-        <w:t>. Система должна предоставлять данные для построения статистики и аналитики по очередям</w:t>
-      </w:r>
-    </w:p>
-    <w:p>
-      <w:pPr>
-        <w:pStyle w:val="a7"/>
-        <w:spacing w:after="0"/>
-        <w:jc w:val="both"/>
-        <w:rPr>
-          <w:b/>
-          <w:sz w:val="24"/>
-          <w:szCs w:val="20"/>
-        </w:rPr>
-      </w:pPr>
-    </w:p>
-    <w:p>
-      <w:pPr>
-        <w:pStyle w:val="a7"/>
-        <w:numPr>
-          <w:ilvl w:val="1"/>
-          <w:numId w:val="9"/>
-        </w:numPr>
-        <w:spacing w:after="0"/>
-        <w:jc w:val="both"/>
-        <w:rPr>
-          <w:b/>
-          <w:sz w:val="24"/>
-          <w:szCs w:val="20"/>
-        </w:rPr>
-      </w:pPr>
-      <w:r>
-        <w:rPr>
-          <w:b/>
-          <w:sz w:val="24"/>
-          <w:szCs w:val="20"/>
-        </w:rPr>
-        <w:t>Требования к уведомлениям</w:t>
-      </w:r>
+        <w:jc w:val="both"/>
+        <w:rPr>
+          <w:b/>
+          <w:sz w:val="24"/>
+          <w:szCs w:val="20"/>
+        </w:rPr>
+      </w:pPr>
     </w:p>
     <w:p>
       <w:pPr>
@@ -3722,10 +4329,27 @@
         <w:ind w:left="720"/>
         <w:jc w:val="both"/>
         <w:rPr>
-          <w:sz w:val="24"/>
-          <w:szCs w:val="20"/>
-        </w:rPr>
-      </w:pPr>
+          <w:b/>
+          <w:sz w:val="24"/>
+          <w:szCs w:val="20"/>
+        </w:rPr>
+      </w:pPr>
+      <w:r>
+        <w:rPr>
+          <w:b/>
+          <w:sz w:val="24"/>
+          <w:szCs w:val="20"/>
+        </w:rPr>
+        <w:t xml:space="preserve"> 4.9. </w:t>
+      </w:r>
+      <w:r>
+        <w:rPr>
+          <w:b/>
+          <w:sz w:val="24"/>
+          <w:szCs w:val="20"/>
+        </w:rPr>
+        <w:t>Требования к уведомлениям</w:t>
+      </w:r>
     </w:p>
     <w:p>
       <w:pPr>
@@ -3737,20 +4361,6 @@
           <w:szCs w:val="20"/>
         </w:rPr>
       </w:pPr>
-      <w:r>
-        <w:rPr>
-          <w:sz w:val="24"/>
-          <w:szCs w:val="20"/>
-        </w:rPr>
-        <w:t xml:space="preserve">1. </w:t>
-      </w:r>
-      <w:r>
-        <w:rPr>
-          <w:sz w:val="24"/>
-          <w:szCs w:val="20"/>
-        </w:rPr>
-        <w:t>Система должна отправлять уведомления пользователю о движении в очередь</w:t>
-      </w:r>
     </w:p>
     <w:p>
       <w:pPr>
@@ -3767,7 +4377,49 @@
           <w:sz w:val="24"/>
           <w:szCs w:val="20"/>
         </w:rPr>
-        <w:t>2. Система должна отправлять уведомления при приближении очереди клиента</w:t>
+        <w:t xml:space="preserve">1. </w:t>
+      </w:r>
+      <w:r>
+        <w:rPr>
+          <w:sz w:val="24"/>
+          <w:szCs w:val="20"/>
+        </w:rPr>
+        <w:t>Система должна отправ</w:t>
+      </w:r>
+      <w:r>
+        <w:rPr>
+          <w:sz w:val="24"/>
+          <w:szCs w:val="20"/>
+        </w:rPr>
+        <w:t>лять уведомления клиенту об изменении его статуса</w:t>
+      </w:r>
+      <w:r>
+        <w:rPr>
+          <w:sz w:val="24"/>
+          <w:szCs w:val="20"/>
+        </w:rPr>
+        <w:t xml:space="preserve">: </w:t>
+      </w:r>
+      <w:r>
+        <w:rPr>
+          <w:sz w:val="24"/>
+          <w:szCs w:val="20"/>
+        </w:rPr>
+        <w:t>«создан», «ожидает», «вызван», «обслуживается», «</w:t>
+      </w:r>
+      <w:r>
+        <w:rPr>
+          <w:sz w:val="24"/>
+          <w:szCs w:val="20"/>
+        </w:rPr>
+        <w:t>обслужен</w:t>
+      </w:r>
+      <w:r>
+        <w:rPr>
+          <w:sz w:val="24"/>
+          <w:szCs w:val="20"/>
+        </w:rPr>
+        <w:t>», «пропущен», «отменён»</w:t>
       </w:r>
     </w:p>
     <w:p>
@@ -3785,66 +4437,17 @@
           <w:sz w:val="24"/>
           <w:szCs w:val="20"/>
         </w:rPr>
-        <w:t>3. Система должна позволять включать или отключать уведомления клиента в очереди</w:t>
-      </w:r>
-    </w:p>
-    <w:p>
-      <w:pPr>
-        <w:pStyle w:val="a7"/>
-        <w:jc w:val="both"/>
-        <w:rPr>
-          <w:sz w:val="24"/>
-          <w:szCs w:val="20"/>
-        </w:rPr>
-      </w:pPr>
-      <w:r>
-        <w:rPr>
-          <w:sz w:val="24"/>
-          <w:szCs w:val="20"/>
-        </w:rPr>
-        <w:t xml:space="preserve">4. Система должна отправлять уведомления при смене статуса клиента: </w:t>
-      </w:r>
-      <w:r>
-        <w:rPr>
-          <w:sz w:val="24"/>
-          <w:szCs w:val="20"/>
-        </w:rPr>
-        <w:t>«создан», «ожидает», «вызван», «обслуживается», «з</w:t>
-      </w:r>
-      <w:r>
-        <w:rPr>
-          <w:sz w:val="24"/>
-          <w:szCs w:val="20"/>
-        </w:rPr>
-        <w:t>авершён», «пропущен», «отменён»</w:t>
-      </w:r>
-    </w:p>
-    <w:p>
-      <w:pPr>
-        <w:pStyle w:val="a7"/>
-        <w:jc w:val="both"/>
-        <w:rPr>
-          <w:sz w:val="24"/>
-          <w:szCs w:val="20"/>
-        </w:rPr>
-      </w:pPr>
-      <w:r>
-        <w:rPr>
-          <w:sz w:val="24"/>
-          <w:szCs w:val="20"/>
-        </w:rPr>
-        <w:t>5. Система должна фиксировать факт оправки уведомления клиенту (в истории/журнале?)</w:t>
-      </w:r>
-    </w:p>
-    <w:p>
-      <w:pPr>
-        <w:pStyle w:val="a7"/>
-        <w:jc w:val="both"/>
-        <w:rPr>
-          <w:sz w:val="24"/>
-          <w:szCs w:val="20"/>
-        </w:rPr>
-      </w:pPr>
+        <w:t xml:space="preserve">2. Система должна отправлять уведомления </w:t>
+      </w:r>
+      <w:r>
+        <w:rPr>
+          <w:sz w:val="24"/>
+          <w:szCs w:val="20"/>
+        </w:rPr>
+        <w:t>клиенту о ручном изменении его положения в очереди</w:t>
+      </w:r>
+      <w:bookmarkStart w:id="0" w:name="_GoBack"/>
+      <w:bookmarkEnd w:id="0"/>
     </w:p>
     <w:p>
       <w:pPr>
@@ -3901,7 +4504,7 @@
 </file>
 
 <file path=word/numbering.xml><?xml version="1.0" encoding="utf-8"?>
-<w:numbering xmlns:wpc="http://schemas.microsoft.com/office/word/2010/wordprocessingCanvas" xmlns:cx="http://schemas.microsoft.com/office/drawing/2014/chartex" xmlns:cx1="http://schemas.microsoft.com/office/drawing/2015/9/8/chartex" xmlns:cx2="http://schemas.microsoft.com/office/drawing/2015/10/21/chartex" xmlns:cx3="http://schemas.microsoft.com/office/drawing/2016/5/9/chartex" xmlns:cx4="http://schemas.microsoft.com/office/drawing/2016/5/10/chartex" xmlns:cx5="http://schemas.microsoft.com/office/drawing/2016/5/11/chartex" xmlns:cx6="http://schemas.microsoft.com/office/drawing/2016/5/12/chartex" xmlns:cx7="http://schemas.microsoft.com/office/drawing/2016/5/13/chartex" xmlns:cx8="http://schemas.microsoft.com/office/drawing/2016/5/14/chartex" xmlns:mc="http://schemas.openxmlformats.org/markup-compatibility/2006" xmlns:aink="http://schemas.microsoft.com/office/drawing/2016/ink" xmlns:am3d="http://schemas.microsoft.com/office/drawing/2017/model3d" xmlns:o="urn:schemas-microsoft-com:office:office" xmlns:oel="http://schemas.microsoft.com/office/2019/extlst" xmlns:r="http://schemas.openxmlformats.org/officeDocument/2006/relationships" xmlns:m="http://schemas.openxmlformats.org/officeDocument/2006/math" xmlns:v="urn:schemas-microsoft-com:vml" xmlns:wp14="http://schemas.microsoft.com/office/word/2010/wordprocessingDrawing" xmlns:wp="http://schemas.openxmlformats.org/drawingml/2006/wordprocessingDrawing" xmlns:w10="urn:schemas-microsoft-com:office:word" xmlns:w="http://schemas.openxmlformats.org/wordprocessingml/2006/main" xmlns:w14="http://schemas.microsoft.com/office/word/2010/wordml" xmlns:w15="http://schemas.microsoft.com/office/word/2012/wordml" xmlns:w16cex="http://schemas.microsoft.com/office/word/2018/wordml/cex" xmlns:w16cid="http://schemas.microsoft.com/office/word/2016/wordml/cid" xmlns:w16="http://schemas.microsoft.com/office/word/2018/wordml" xmlns:w16du="http://schemas.microsoft.com/office/word/2023/wordml/word16du" xmlns:w16sdtdh="http://schemas.microsoft.com/office/word/2020/wordml/sdtdatahash" xmlns:w16sdtfl="http://schemas.microsoft.com/office/word/2024/wordml/sdtformatlock" xmlns:w16se="http://schemas.microsoft.com/office/word/2015/wordml/symex" xmlns:wpg="http://schemas.microsoft.com/office/word/2010/wordprocessingGroup" xmlns:wpi="http://schemas.microsoft.com/office/word/2010/wordprocessingInk" xmlns:wne="http://schemas.microsoft.com/office/word/2006/wordml" xmlns:wps="http://schemas.microsoft.com/office/word/2010/wordprocessingShape" mc:Ignorable="w14 w15 w16se w16cid w16 w16cex w16sdtdh w16sdtfl w16du wp14">
+<w:numbering xmlns:wpc="http://schemas.microsoft.com/office/word/2010/wordprocessingCanvas" xmlns:cx="http://schemas.microsoft.com/office/drawing/2014/chartex" xmlns:cx1="http://schemas.microsoft.com/office/drawing/2015/9/8/chartex" xmlns:mc="http://schemas.openxmlformats.org/markup-compatibility/2006" xmlns:o="urn:schemas-microsoft-com:office:office" xmlns:r="http://schemas.openxmlformats.org/officeDocument/2006/relationships" xmlns:m="http://schemas.openxmlformats.org/officeDocument/2006/math" xmlns:v="urn:schemas-microsoft-com:vml" xmlns:wp14="http://schemas.microsoft.com/office/word/2010/wordprocessingDrawing" xmlns:wp="http://schemas.openxmlformats.org/drawingml/2006/wordprocessingDrawing" xmlns:w10="urn:schemas-microsoft-com:office:word" xmlns:w="http://schemas.openxmlformats.org/wordprocessingml/2006/main" xmlns:w14="http://schemas.microsoft.com/office/word/2010/wordml" xmlns:w15="http://schemas.microsoft.com/office/word/2012/wordml" xmlns:w16se="http://schemas.microsoft.com/office/word/2015/wordml/symex" xmlns:wpg="http://schemas.microsoft.com/office/word/2010/wordprocessingGroup" xmlns:wpi="http://schemas.microsoft.com/office/word/2010/wordprocessingInk" xmlns:wne="http://schemas.microsoft.com/office/word/2006/wordml" xmlns:wps="http://schemas.microsoft.com/office/word/2010/wordprocessingShape" mc:Ignorable="w14 w15 w16se wp14">
   <w:abstractNum w:abstractNumId="0" w15:restartNumberingAfterBreak="0">
     <w:nsid w:val="0A49370C"/>
     <w:multiLevelType w:val="hybridMultilevel"/>
@@ -4218,6 +4821,95 @@
     </w:lvl>
   </w:abstractNum>
   <w:abstractNum w:abstractNumId="3" w15:restartNumberingAfterBreak="0">
+    <w:nsid w:val="27DF5913"/>
+    <w:multiLevelType w:val="hybridMultilevel"/>
+    <w:tmpl w:val="3ABEFAD6"/>
+    <w:lvl w:ilvl="0" w:tplc="D9DEC1BE">
+      <w:start w:val="1"/>
+      <w:numFmt w:val="decimal"/>
+      <w:lvlText w:val="%1."/>
+      <w:lvlJc w:val="left"/>
+      <w:pPr>
+        <w:ind w:left="1105" w:hanging="396"/>
+      </w:pPr>
+      <w:rPr>
+        <w:rFonts w:hint="default"/>
+      </w:rPr>
+    </w:lvl>
+    <w:lvl w:ilvl="1" w:tplc="04190019" w:tentative="1">
+      <w:start w:val="1"/>
+      <w:numFmt w:val="lowerLetter"/>
+      <w:lvlText w:val="%2."/>
+      <w:lvlJc w:val="left"/>
+      <w:pPr>
+        <w:ind w:left="1789" w:hanging="360"/>
+      </w:pPr>
+    </w:lvl>
+    <w:lvl w:ilvl="2" w:tplc="0419001B" w:tentative="1">
+      <w:start w:val="1"/>
+      <w:numFmt w:val="lowerRoman"/>
+      <w:lvlText w:val="%3."/>
+      <w:lvlJc w:val="right"/>
+      <w:pPr>
+        <w:ind w:left="2509" w:hanging="180"/>
+      </w:pPr>
+    </w:lvl>
+    <w:lvl w:ilvl="3" w:tplc="0419000F" w:tentative="1">
+      <w:start w:val="1"/>
+      <w:numFmt w:val="decimal"/>
+      <w:lvlText w:val="%4."/>
+      <w:lvlJc w:val="left"/>
+      <w:pPr>
+        <w:ind w:left="3229" w:hanging="360"/>
+      </w:pPr>
+    </w:lvl>
+    <w:lvl w:ilvl="4" w:tplc="04190019" w:tentative="1">
+      <w:start w:val="1"/>
+      <w:numFmt w:val="lowerLetter"/>
+      <w:lvlText w:val="%5."/>
+      <w:lvlJc w:val="left"/>
+      <w:pPr>
+        <w:ind w:left="3949" w:hanging="360"/>
+      </w:pPr>
+    </w:lvl>
+    <w:lvl w:ilvl="5" w:tplc="0419001B" w:tentative="1">
+      <w:start w:val="1"/>
+      <w:numFmt w:val="lowerRoman"/>
+      <w:lvlText w:val="%6."/>
+      <w:lvlJc w:val="right"/>
+      <w:pPr>
+        <w:ind w:left="4669" w:hanging="180"/>
+      </w:pPr>
+    </w:lvl>
+    <w:lvl w:ilvl="6" w:tplc="0419000F" w:tentative="1">
+      <w:start w:val="1"/>
+      <w:numFmt w:val="decimal"/>
+      <w:lvlText w:val="%7."/>
+      <w:lvlJc w:val="left"/>
+      <w:pPr>
+        <w:ind w:left="5389" w:hanging="360"/>
+      </w:pPr>
+    </w:lvl>
+    <w:lvl w:ilvl="7" w:tplc="04190019" w:tentative="1">
+      <w:start w:val="1"/>
+      <w:numFmt w:val="lowerLetter"/>
+      <w:lvlText w:val="%8."/>
+      <w:lvlJc w:val="left"/>
+      <w:pPr>
+        <w:ind w:left="6109" w:hanging="360"/>
+      </w:pPr>
+    </w:lvl>
+    <w:lvl w:ilvl="8" w:tplc="0419001B" w:tentative="1">
+      <w:start w:val="1"/>
+      <w:numFmt w:val="lowerRoman"/>
+      <w:lvlText w:val="%9."/>
+      <w:lvlJc w:val="right"/>
+      <w:pPr>
+        <w:ind w:left="6829" w:hanging="180"/>
+      </w:pPr>
+    </w:lvl>
+  </w:abstractNum>
+  <w:abstractNum w:abstractNumId="4" w15:restartNumberingAfterBreak="0">
     <w:nsid w:val="367B3913"/>
     <w:multiLevelType w:val="hybridMultilevel"/>
     <w:tmpl w:val="12FE17EE"/>
@@ -4306,7 +4998,7 @@
       </w:pPr>
     </w:lvl>
   </w:abstractNum>
-  <w:abstractNum w:abstractNumId="4" w15:restartNumberingAfterBreak="0">
+  <w:abstractNum w:abstractNumId="5" w15:restartNumberingAfterBreak="0">
     <w:nsid w:val="64086155"/>
     <w:multiLevelType w:val="hybridMultilevel"/>
     <w:tmpl w:val="3B1626D2"/>
@@ -4395,7 +5087,7 @@
       </w:pPr>
     </w:lvl>
   </w:abstractNum>
-  <w:abstractNum w:abstractNumId="5" w15:restartNumberingAfterBreak="0">
+  <w:abstractNum w:abstractNumId="6" w15:restartNumberingAfterBreak="0">
     <w:nsid w:val="661C109C"/>
     <w:multiLevelType w:val="hybridMultilevel"/>
     <w:tmpl w:val="59349F6C"/>
@@ -4484,7 +5176,7 @@
       </w:pPr>
     </w:lvl>
   </w:abstractNum>
-  <w:abstractNum w:abstractNumId="6" w15:restartNumberingAfterBreak="0">
+  <w:abstractNum w:abstractNumId="7" w15:restartNumberingAfterBreak="0">
     <w:nsid w:val="6B920DB3"/>
     <w:multiLevelType w:val="hybridMultilevel"/>
     <w:tmpl w:val="16F6242C"/>
@@ -4573,7 +5265,7 @@
       </w:pPr>
     </w:lvl>
   </w:abstractNum>
-  <w:abstractNum w:abstractNumId="7" w15:restartNumberingAfterBreak="0">
+  <w:abstractNum w:abstractNumId="8" w15:restartNumberingAfterBreak="0">
     <w:nsid w:val="76601814"/>
     <w:multiLevelType w:val="hybridMultilevel"/>
     <w:tmpl w:val="C87CD92C"/>
@@ -4686,7 +5378,7 @@
       </w:rPr>
     </w:lvl>
   </w:abstractNum>
-  <w:abstractNum w:abstractNumId="8" w15:restartNumberingAfterBreak="0">
+  <w:abstractNum w:abstractNumId="9" w15:restartNumberingAfterBreak="0">
     <w:nsid w:val="77C76969"/>
     <w:multiLevelType w:val="multilevel"/>
     <w:tmpl w:val="59F45662"/>
@@ -4799,38 +5491,41 @@
       </w:rPr>
     </w:lvl>
   </w:abstractNum>
-  <w:num w:numId="1" w16cid:durableId="1730348339">
+  <w:num w:numId="1">
+    <w:abstractNumId w:val="6"/>
+  </w:num>
+  <w:num w:numId="2">
+    <w:abstractNumId w:val="1"/>
+  </w:num>
+  <w:num w:numId="3">
+    <w:abstractNumId w:val="8"/>
+  </w:num>
+  <w:num w:numId="4">
+    <w:abstractNumId w:val="4"/>
+  </w:num>
+  <w:num w:numId="5">
+    <w:abstractNumId w:val="7"/>
+  </w:num>
+  <w:num w:numId="6">
+    <w:abstractNumId w:val="0"/>
+  </w:num>
+  <w:num w:numId="7">
     <w:abstractNumId w:val="5"/>
   </w:num>
-  <w:num w:numId="2" w16cid:durableId="2039508654">
-    <w:abstractNumId w:val="1"/>
-  </w:num>
-  <w:num w:numId="3" w16cid:durableId="1916551398">
-    <w:abstractNumId w:val="7"/>
-  </w:num>
-  <w:num w:numId="4" w16cid:durableId="145323871">
-    <w:abstractNumId w:val="3"/>
-  </w:num>
-  <w:num w:numId="5" w16cid:durableId="1480926743">
-    <w:abstractNumId w:val="6"/>
-  </w:num>
-  <w:num w:numId="6" w16cid:durableId="1840580434">
-    <w:abstractNumId w:val="0"/>
-  </w:num>
-  <w:num w:numId="7" w16cid:durableId="882398830">
-    <w:abstractNumId w:val="4"/>
-  </w:num>
-  <w:num w:numId="8" w16cid:durableId="1235119216">
+  <w:num w:numId="8">
     <w:abstractNumId w:val="2"/>
   </w:num>
-  <w:num w:numId="9" w16cid:durableId="823400378">
-    <w:abstractNumId w:val="8"/>
+  <w:num w:numId="9">
+    <w:abstractNumId w:val="9"/>
+  </w:num>
+  <w:num w:numId="10">
+    <w:abstractNumId w:val="3"/>
   </w:num>
 </w:numbering>
 </file>
 
 <file path=word/styles.xml><?xml version="1.0" encoding="utf-8"?>
-<w:styles xmlns:mc="http://schemas.openxmlformats.org/markup-compatibility/2006" xmlns:r="http://schemas.openxmlformats.org/officeDocument/2006/relationships" xmlns:w="http://schemas.openxmlformats.org/wordprocessingml/2006/main" xmlns:w14="http://schemas.microsoft.com/office/word/2010/wordml" xmlns:w15="http://schemas.microsoft.com/office/word/2012/wordml" xmlns:w16cex="http://schemas.microsoft.com/office/word/2018/wordml/cex" xmlns:w16cid="http://schemas.microsoft.com/office/word/2016/wordml/cid" xmlns:w16="http://schemas.microsoft.com/office/word/2018/wordml" xmlns:w16du="http://schemas.microsoft.com/office/word/2023/wordml/word16du" xmlns:w16sdtdh="http://schemas.microsoft.com/office/word/2020/wordml/sdtdatahash" xmlns:w16sdtfl="http://schemas.microsoft.com/office/word/2024/wordml/sdtformatlock" xmlns:w16se="http://schemas.microsoft.com/office/word/2015/wordml/symex" mc:Ignorable="w14 w15 w16se w16cid w16 w16cex w16sdtdh w16sdtfl w16du">
+<w:styles xmlns:mc="http://schemas.openxmlformats.org/markup-compatibility/2006" xmlns:r="http://schemas.openxmlformats.org/officeDocument/2006/relationships" xmlns:w="http://schemas.openxmlformats.org/wordprocessingml/2006/main" xmlns:w14="http://schemas.microsoft.com/office/word/2010/wordml" xmlns:w15="http://schemas.microsoft.com/office/word/2012/wordml" xmlns:w16se="http://schemas.microsoft.com/office/word/2015/wordml/symex" mc:Ignorable="w14 w15 w16se">
   <w:docDefaults>
     <w:rPrDefault>
       <w:rPr>
@@ -4848,7 +5543,7 @@
       </w:pPr>
     </w:pPrDefault>
   </w:docDefaults>
-  <w:latentStyles w:defLockedState="0" w:defUIPriority="99" w:defSemiHidden="0" w:defUnhideWhenUsed="0" w:defQFormat="0" w:count="376">
+  <w:latentStyles w:defLockedState="0" w:defUIPriority="99" w:defSemiHidden="0" w:defUnhideWhenUsed="0" w:defQFormat="0" w:count="371">
     <w:lsdException w:name="Normal" w:uiPriority="0" w:qFormat="1"/>
     <w:lsdException w:name="heading 1" w:uiPriority="9" w:qFormat="1"/>
     <w:lsdException w:name="heading 2" w:semiHidden="1" w:uiPriority="9" w:unhideWhenUsed="1" w:qFormat="1"/>
@@ -5220,11 +5915,6 @@
     <w:lsdException w:name="List Table 5 Dark Accent 6" w:uiPriority="50"/>
     <w:lsdException w:name="List Table 6 Colorful Accent 6" w:uiPriority="51"/>
     <w:lsdException w:name="List Table 7 Colorful Accent 6" w:uiPriority="52"/>
-    <w:lsdException w:name="Mention" w:semiHidden="1" w:unhideWhenUsed="1"/>
-    <w:lsdException w:name="Smart Hyperlink" w:semiHidden="1" w:unhideWhenUsed="1"/>
-    <w:lsdException w:name="Hashtag" w:semiHidden="1" w:unhideWhenUsed="1"/>
-    <w:lsdException w:name="Unresolved Mention" w:semiHidden="1" w:unhideWhenUsed="1"/>
-    <w:lsdException w:name="Smart Link" w:semiHidden="1" w:unhideWhenUsed="1"/>
   </w:latentStyles>
   <w:style w:type="paragraph" w:default="1" w:styleId="a">
     <w:name w:val="Normal"/>

--- a/docs/requirements/Сформулированные_функциональные_требования.docx
+++ b/docs/requirements/Сформулированные_функциональные_требования.docx
@@ -252,14 +252,44 @@
           <w:sz w:val="24"/>
           <w:szCs w:val="20"/>
         </w:rPr>
-        <w:t xml:space="preserve">Незарегистрированный пользователь </w:t>
-      </w:r>
-      <w:r>
-        <w:rPr>
-          <w:sz w:val="24"/>
-          <w:szCs w:val="20"/>
-        </w:rPr>
-        <w:t xml:space="preserve">– состояние, способное авторизоваться, выбрать приоритет </w:t>
+        <w:t>Неавторизованный клиент</w:t>
+      </w:r>
+      <w:r>
+        <w:rPr>
+          <w:b/>
+          <w:bCs/>
+          <w:sz w:val="24"/>
+          <w:szCs w:val="20"/>
+        </w:rPr>
+        <w:t xml:space="preserve"> </w:t>
+      </w:r>
+      <w:r>
+        <w:rPr>
+          <w:sz w:val="24"/>
+          <w:szCs w:val="20"/>
+        </w:rPr>
+        <w:t xml:space="preserve">– </w:t>
+      </w:r>
+      <w:r>
+        <w:rPr>
+          <w:sz w:val="24"/>
+          <w:szCs w:val="20"/>
+        </w:rPr>
+        <w:t>к</w:t>
+      </w:r>
+      <w:r>
+        <w:rPr>
+          <w:sz w:val="24"/>
+          <w:szCs w:val="20"/>
+        </w:rPr>
+        <w:t>лиент, который изъявил желание встать в очередь</w:t>
+      </w:r>
+      <w:r>
+        <w:rPr>
+          <w:sz w:val="24"/>
+          <w:szCs w:val="20"/>
+        </w:rPr>
+        <w:t xml:space="preserve"> </w:t>
       </w:r>
     </w:p>
     <w:p>
@@ -1142,7 +1172,6 @@
           <w:sz w:val="24"/>
           <w:szCs w:val="20"/>
         </w:rPr>
-        <w:lastRenderedPageBreak/>
         <w:t>Как оператор</w:t>
       </w:r>
       <w:r>
@@ -2030,7 +2059,7 @@
           <w:sz w:val="24"/>
           <w:szCs w:val="20"/>
         </w:rPr>
-        <w:t>10</w:t>
+        <w:t>11</w:t>
       </w:r>
       <w:r>
         <w:rPr>
@@ -2366,6 +2395,72 @@
           <w:sz w:val="24"/>
           <w:szCs w:val="20"/>
         </w:rPr>
+        <w:t>3</w:t>
+      </w:r>
+      <w:r>
+        <w:rPr>
+          <w:sz w:val="24"/>
+          <w:szCs w:val="20"/>
+        </w:rPr>
+        <w:t xml:space="preserve">. Система должна </w:t>
+      </w:r>
+      <w:r>
+        <w:rPr>
+          <w:sz w:val="24"/>
+          <w:szCs w:val="20"/>
+        </w:rPr>
+        <w:t>хранить и обрабатывать</w:t>
+      </w:r>
+      <w:r>
+        <w:rPr>
+          <w:sz w:val="24"/>
+          <w:szCs w:val="20"/>
+        </w:rPr>
+        <w:t xml:space="preserve"> статусы</w:t>
+      </w:r>
+      <w:r>
+        <w:rPr>
+          <w:sz w:val="24"/>
+          <w:szCs w:val="20"/>
+        </w:rPr>
+        <w:t xml:space="preserve"> клиентов</w:t>
+      </w:r>
+      <w:r>
+        <w:rPr>
+          <w:sz w:val="24"/>
+          <w:szCs w:val="20"/>
+        </w:rPr>
+        <w:t>: «ожидает», «вызван», «обслуживается», «</w:t>
+      </w:r>
+      <w:r>
+        <w:rPr>
+          <w:sz w:val="24"/>
+          <w:szCs w:val="20"/>
+        </w:rPr>
+        <w:t>обслужен</w:t>
+      </w:r>
+      <w:r>
+        <w:rPr>
+          <w:sz w:val="24"/>
+          <w:szCs w:val="20"/>
+        </w:rPr>
+        <w:t>», «пропущен», «отменён».</w:t>
+      </w:r>
+    </w:p>
+    <w:p>
+      <w:pPr>
+        <w:pStyle w:val="a7"/>
+        <w:jc w:val="both"/>
+        <w:rPr>
+          <w:sz w:val="24"/>
+          <w:szCs w:val="20"/>
+        </w:rPr>
+      </w:pPr>
+      <w:r>
+        <w:rPr>
+          <w:sz w:val="24"/>
+          <w:szCs w:val="20"/>
+        </w:rPr>
         <w:t>4</w:t>
       </w:r>
       <w:r>
@@ -2373,80 +2468,52 @@
           <w:sz w:val="24"/>
           <w:szCs w:val="20"/>
         </w:rPr>
-        <w:t xml:space="preserve">. Система должна </w:t>
-      </w:r>
-      <w:r>
-        <w:rPr>
-          <w:sz w:val="24"/>
-          <w:szCs w:val="20"/>
-        </w:rPr>
-        <w:t>хранить и обрабатывать</w:t>
-      </w:r>
-      <w:r>
-        <w:rPr>
-          <w:sz w:val="24"/>
-          <w:szCs w:val="20"/>
-        </w:rPr>
-        <w:t xml:space="preserve"> статусы</w:t>
-      </w:r>
-      <w:r>
-        <w:rPr>
-          <w:sz w:val="24"/>
-          <w:szCs w:val="20"/>
-        </w:rPr>
-        <w:t xml:space="preserve"> клиентов</w:t>
-      </w:r>
-      <w:r>
-        <w:rPr>
-          <w:sz w:val="24"/>
-          <w:szCs w:val="20"/>
-        </w:rPr>
-        <w:t>: «ожидает», «вызван», «обслуживается», «</w:t>
-      </w:r>
-      <w:r>
-        <w:rPr>
-          <w:sz w:val="24"/>
-          <w:szCs w:val="20"/>
-        </w:rPr>
-        <w:t>обслужен</w:t>
-      </w:r>
-      <w:r>
-        <w:rPr>
-          <w:sz w:val="24"/>
-          <w:szCs w:val="20"/>
-        </w:rPr>
-        <w:t>», «пропущен», «отменён».</w:t>
-      </w:r>
-    </w:p>
-    <w:p>
-      <w:pPr>
-        <w:pStyle w:val="a7"/>
-        <w:jc w:val="both"/>
-        <w:rPr>
-          <w:sz w:val="24"/>
-          <w:szCs w:val="20"/>
-        </w:rPr>
-      </w:pPr>
-      <w:r>
-        <w:rPr>
-          <w:sz w:val="24"/>
-          <w:szCs w:val="20"/>
-        </w:rPr>
-        <w:t>5</w:t>
-      </w:r>
-      <w:r>
-        <w:rPr>
-          <w:sz w:val="24"/>
-          <w:szCs w:val="20"/>
-        </w:rPr>
-        <w:t>. Система должна позволять клиенту отменить запись до начала обслуживания</w:t>
-      </w:r>
-      <w:r>
-        <w:rPr>
-          <w:sz w:val="24"/>
-          <w:szCs w:val="20"/>
-        </w:rPr>
-        <w:t xml:space="preserve">, а также перемещаться в сторону конца очереди на </w:t>
+        <w:t xml:space="preserve">. Система должна позволять клиенту </w:t>
+      </w:r>
+      <w:r>
+        <w:rPr>
+          <w:sz w:val="24"/>
+          <w:szCs w:val="20"/>
+        </w:rPr>
+        <w:t>выходить из очереди</w:t>
+      </w:r>
+      <w:r>
+        <w:rPr>
+          <w:sz w:val="24"/>
+          <w:szCs w:val="20"/>
+        </w:rPr>
+        <w:t xml:space="preserve"> до начала обслуживания</w:t>
+      </w:r>
+    </w:p>
+    <w:p>
+      <w:pPr>
+        <w:pStyle w:val="a7"/>
+        <w:jc w:val="both"/>
+        <w:rPr>
+          <w:sz w:val="24"/>
+          <w:szCs w:val="20"/>
+        </w:rPr>
+      </w:pPr>
+      <w:r>
+        <w:rPr>
+          <w:sz w:val="24"/>
+          <w:szCs w:val="20"/>
+        </w:rPr>
+        <w:t xml:space="preserve">5. </w:t>
+      </w:r>
+      <w:r>
+        <w:rPr>
+          <w:sz w:val="24"/>
+          <w:szCs w:val="20"/>
+        </w:rPr>
+        <w:t xml:space="preserve">Система должна позволять клиенту </w:t>
+      </w:r>
+      <w:r>
+        <w:rPr>
+          <w:sz w:val="24"/>
+          <w:szCs w:val="20"/>
+        </w:rPr>
+        <w:t xml:space="preserve">перемещаться в сторону конца очереди на </w:t>
       </w:r>
       <w:r>
         <w:rPr>
@@ -2461,6 +2528,13 @@
           <w:sz w:val="24"/>
           <w:szCs w:val="20"/>
         </w:rPr>
+        <w:t xml:space="preserve"> введённых им</w:t>
+      </w:r>
+      <w:r>
+        <w:rPr>
+          <w:sz w:val="24"/>
+          <w:szCs w:val="20"/>
+        </w:rPr>
         <w:t xml:space="preserve"> </w:t>
       </w:r>
       <w:r>
@@ -2468,7 +2542,21 @@
           <w:sz w:val="24"/>
           <w:szCs w:val="20"/>
         </w:rPr>
-        <w:t xml:space="preserve">шагов </w:t>
+        <w:t>шагов</w:t>
+      </w:r>
+      <w:r>
+        <w:rPr>
+          <w:sz w:val="24"/>
+          <w:szCs w:val="20"/>
+        </w:rPr>
+        <w:t xml:space="preserve"> за один раз</w:t>
+      </w:r>
+      <w:r>
+        <w:rPr>
+          <w:sz w:val="24"/>
+          <w:szCs w:val="20"/>
+        </w:rPr>
+        <w:t xml:space="preserve"> </w:t>
       </w:r>
       <w:r>
         <w:rPr>
@@ -2570,7 +2658,6 @@
           <w:sz w:val="24"/>
           <w:szCs w:val="20"/>
         </w:rPr>
-        <w:lastRenderedPageBreak/>
         <w:t> 4.</w:t>
       </w:r>
       <w:r>
@@ -3074,37 +3161,6 @@
           <w:szCs w:val="20"/>
         </w:rPr>
       </w:pPr>
-      <w:r>
-        <w:rPr>
-          <w:sz w:val="24"/>
-          <w:szCs w:val="20"/>
-        </w:rPr>
-        <w:t xml:space="preserve">7. </w:t>
-      </w:r>
-      <w:r>
-        <w:rPr>
-          <w:sz w:val="24"/>
-          <w:szCs w:val="20"/>
-        </w:rPr>
-        <w:t>Система должна</w:t>
-      </w:r>
-      <w:r>
-        <w:rPr>
-          <w:sz w:val="24"/>
-          <w:szCs w:val="20"/>
-        </w:rPr>
-        <w:t xml:space="preserve"> автоматически обновлять отображение необходимых данных состояния очереди</w:t>
-      </w:r>
-    </w:p>
-    <w:p>
-      <w:pPr>
-        <w:pStyle w:val="a7"/>
-        <w:jc w:val="both"/>
-        <w:rPr>
-          <w:sz w:val="24"/>
-          <w:szCs w:val="20"/>
-        </w:rPr>
-      </w:pPr>
     </w:p>
     <w:p>
       <w:pPr>
@@ -3263,6 +3319,27 @@
         </w:rPr>
         <w:t>подтверждать свою готовность к оказанию услуги следующему в очереди клиенту</w:t>
       </w:r>
+      <w:r>
+        <w:rPr>
+          <w:sz w:val="24"/>
+          <w:szCs w:val="20"/>
+        </w:rPr>
+        <w:t>, тем самым открывать возможность вызова клиента</w:t>
+      </w:r>
+      <w:r>
+        <w:rPr>
+          <w:sz w:val="24"/>
+          <w:szCs w:val="20"/>
+        </w:rPr>
+        <w:t xml:space="preserve"> системой или оператором</w:t>
+      </w:r>
+      <w:r>
+        <w:rPr>
+          <w:sz w:val="24"/>
+          <w:szCs w:val="20"/>
+        </w:rPr>
+        <w:t xml:space="preserve"> к данному исполнителю</w:t>
+      </w:r>
     </w:p>
     <w:p>
       <w:pPr>
@@ -3359,33 +3436,31 @@
     <w:p>
       <w:pPr>
         <w:pStyle w:val="a7"/>
-        <w:jc w:val="both"/>
-        <w:rPr>
-          <w:sz w:val="24"/>
-          <w:szCs w:val="20"/>
-        </w:rPr>
-      </w:pPr>
-      <w:r>
-        <w:rPr>
-          <w:sz w:val="24"/>
-          <w:szCs w:val="20"/>
-        </w:rPr>
-        <w:t xml:space="preserve">6. </w:t>
-      </w:r>
-      <w:r>
-        <w:rPr>
-          <w:sz w:val="24"/>
-          <w:szCs w:val="20"/>
-        </w:rPr>
-        <w:t>Система должна</w:t>
-      </w:r>
-      <w:r>
-        <w:rPr>
-          <w:sz w:val="24"/>
-          <w:szCs w:val="20"/>
-        </w:rPr>
-        <w:t xml:space="preserve"> автоматически обновлять отображение необходимых данных состояния очереди</w:t>
-      </w:r>
+        <w:ind w:left="709"/>
+        <w:jc w:val="both"/>
+        <w:rPr>
+          <w:sz w:val="24"/>
+          <w:szCs w:val="20"/>
+        </w:rPr>
+      </w:pPr>
+      <w:r>
+        <w:rPr>
+          <w:sz w:val="24"/>
+          <w:szCs w:val="20"/>
+        </w:rPr>
+        <w:t>6. Система должна позволять нескольким исполнителям без конфликтов взаимодействовать с одной очередью</w:t>
+      </w:r>
+    </w:p>
+    <w:p>
+      <w:pPr>
+        <w:pStyle w:val="a7"/>
+        <w:ind w:left="709"/>
+        <w:jc w:val="both"/>
+        <w:rPr>
+          <w:sz w:val="24"/>
+          <w:szCs w:val="20"/>
+        </w:rPr>
+      </w:pPr>
     </w:p>
     <w:p>
       <w:pPr>
@@ -3571,6 +3646,193 @@
     <w:p>
       <w:pPr>
         <w:pStyle w:val="a7"/>
+        <w:ind w:left="709"/>
+        <w:jc w:val="both"/>
+        <w:rPr>
+          <w:sz w:val="24"/>
+          <w:szCs w:val="20"/>
+        </w:rPr>
+      </w:pPr>
+      <w:r>
+        <w:rPr>
+          <w:sz w:val="24"/>
+          <w:szCs w:val="20"/>
+        </w:rPr>
+        <w:t>4. Система должна позволять нескольким операторам без конфликтов взаимодействовать с одной очередью</w:t>
+      </w:r>
+    </w:p>
+    <w:p>
+      <w:pPr>
+        <w:pStyle w:val="a7"/>
+        <w:ind w:left="709"/>
+        <w:jc w:val="both"/>
+        <w:rPr>
+          <w:sz w:val="24"/>
+          <w:szCs w:val="20"/>
+        </w:rPr>
+      </w:pPr>
+    </w:p>
+    <w:p>
+      <w:pPr>
+        <w:pStyle w:val="a7"/>
+        <w:ind w:left="709"/>
+        <w:jc w:val="both"/>
+        <w:rPr>
+          <w:b/>
+          <w:bCs/>
+          <w:sz w:val="24"/>
+          <w:szCs w:val="20"/>
+        </w:rPr>
+      </w:pPr>
+      <w:r>
+        <w:rPr>
+          <w:b/>
+          <w:bCs/>
+          <w:sz w:val="24"/>
+          <w:szCs w:val="20"/>
+        </w:rPr>
+        <w:t> 4.</w:t>
+      </w:r>
+      <w:r>
+        <w:rPr>
+          <w:b/>
+          <w:bCs/>
+          <w:sz w:val="24"/>
+          <w:szCs w:val="20"/>
+        </w:rPr>
+        <w:t>6</w:t>
+      </w:r>
+      <w:r>
+        <w:rPr>
+          <w:b/>
+          <w:bCs/>
+          <w:sz w:val="24"/>
+          <w:szCs w:val="20"/>
+        </w:rPr>
+        <w:t xml:space="preserve">. </w:t>
+      </w:r>
+      <w:r>
+        <w:rPr>
+          <w:b/>
+          <w:bCs/>
+          <w:sz w:val="24"/>
+          <w:szCs w:val="20"/>
+        </w:rPr>
+        <w:t>Требования к администрированию системы</w:t>
+      </w:r>
+    </w:p>
+    <w:p>
+      <w:pPr>
+        <w:pStyle w:val="a7"/>
+        <w:ind w:left="709"/>
+        <w:jc w:val="both"/>
+        <w:rPr>
+          <w:b/>
+          <w:bCs/>
+          <w:sz w:val="24"/>
+          <w:szCs w:val="20"/>
+        </w:rPr>
+      </w:pPr>
+    </w:p>
+    <w:p>
+      <w:pPr>
+        <w:ind w:left="709"/>
+        <w:jc w:val="both"/>
+        <w:rPr>
+          <w:sz w:val="24"/>
+          <w:szCs w:val="20"/>
+        </w:rPr>
+      </w:pPr>
+      <w:r>
+        <w:rPr>
+          <w:sz w:val="24"/>
+          <w:szCs w:val="20"/>
+        </w:rPr>
+        <w:lastRenderedPageBreak/>
+        <w:t xml:space="preserve">1. </w:t>
+      </w:r>
+      <w:r>
+        <w:rPr>
+          <w:sz w:val="24"/>
+          <w:szCs w:val="20"/>
+        </w:rPr>
+        <w:t>Система должна позволять администратору создавать, редакт</w:t>
+      </w:r>
+      <w:r>
+        <w:rPr>
+          <w:sz w:val="24"/>
+          <w:szCs w:val="20"/>
+        </w:rPr>
+        <w:t>ировать и деактивировать очередь</w:t>
+      </w:r>
+    </w:p>
+    <w:p>
+      <w:pPr>
+        <w:ind w:left="709"/>
+        <w:jc w:val="both"/>
+        <w:rPr>
+          <w:sz w:val="24"/>
+          <w:szCs w:val="20"/>
+        </w:rPr>
+      </w:pPr>
+      <w:r>
+        <w:rPr>
+          <w:sz w:val="24"/>
+          <w:szCs w:val="20"/>
+        </w:rPr>
+        <w:t xml:space="preserve">2. </w:t>
+      </w:r>
+      <w:r>
+        <w:rPr>
+          <w:sz w:val="24"/>
+          <w:szCs w:val="20"/>
+        </w:rPr>
+        <w:t>Система должна позволять администратору открывать очередь и переводить её в рабочее состояние</w:t>
+      </w:r>
+    </w:p>
+    <w:p>
+      <w:pPr>
+        <w:pStyle w:val="a7"/>
+        <w:ind w:left="709"/>
+        <w:jc w:val="both"/>
+        <w:rPr>
+          <w:sz w:val="24"/>
+          <w:szCs w:val="20"/>
+        </w:rPr>
+      </w:pPr>
+      <w:r>
+        <w:rPr>
+          <w:sz w:val="24"/>
+          <w:szCs w:val="20"/>
+        </w:rPr>
+        <w:t>3</w:t>
+      </w:r>
+      <w:r>
+        <w:rPr>
+          <w:sz w:val="24"/>
+          <w:szCs w:val="20"/>
+        </w:rPr>
+        <w:t xml:space="preserve">. Система должна позволять </w:t>
+      </w:r>
+      <w:r>
+        <w:rPr>
+          <w:sz w:val="24"/>
+          <w:szCs w:val="20"/>
+        </w:rPr>
+        <w:t>администратору</w:t>
+      </w:r>
+      <w:r>
+        <w:rPr>
+          <w:sz w:val="24"/>
+          <w:szCs w:val="20"/>
+        </w:rPr>
+        <w:t xml:space="preserve"> приостанавливать и возобновлять работу очереди</w:t>
+      </w:r>
+    </w:p>
+    <w:p>
+      <w:pPr>
+        <w:pStyle w:val="a7"/>
+        <w:ind w:left="709"/>
         <w:jc w:val="both"/>
         <w:rPr>
           <w:sz w:val="24"/>
@@ -3589,31 +3851,331 @@
           <w:sz w:val="24"/>
           <w:szCs w:val="20"/>
         </w:rPr>
+        <w:t xml:space="preserve">. Система должна позволять администратору </w:t>
+      </w:r>
+      <w:r>
+        <w:rPr>
+          <w:sz w:val="24"/>
+          <w:szCs w:val="20"/>
+        </w:rPr>
+        <w:t>назначать Исполнителей и Операторов</w:t>
+      </w:r>
+    </w:p>
+    <w:p>
+      <w:pPr>
+        <w:pStyle w:val="a7"/>
+        <w:ind w:left="709"/>
+        <w:jc w:val="both"/>
+        <w:rPr>
+          <w:sz w:val="24"/>
+          <w:szCs w:val="20"/>
+        </w:rPr>
+      </w:pPr>
+      <w:r>
+        <w:rPr>
+          <w:sz w:val="24"/>
+          <w:szCs w:val="20"/>
+        </w:rPr>
+        <w:t>5</w:t>
+      </w:r>
+      <w:r>
+        <w:rPr>
+          <w:sz w:val="24"/>
+          <w:szCs w:val="20"/>
+        </w:rPr>
+        <w:t>. Система должна позволять администратору создавать и редактировать учётные записи операторов и исполнителей услуги</w:t>
+      </w:r>
+    </w:p>
+    <w:p>
+      <w:pPr>
+        <w:pStyle w:val="a7"/>
+        <w:ind w:left="709"/>
+        <w:jc w:val="both"/>
+        <w:rPr>
+          <w:sz w:val="24"/>
+          <w:szCs w:val="20"/>
+        </w:rPr>
+      </w:pPr>
+      <w:r>
+        <w:rPr>
+          <w:sz w:val="24"/>
+          <w:szCs w:val="20"/>
+        </w:rPr>
+        <w:t>6</w:t>
+      </w:r>
+      <w:r>
+        <w:rPr>
+          <w:sz w:val="24"/>
+          <w:szCs w:val="20"/>
+        </w:rPr>
+        <w:t>. Система должна позволять администратору настраивать правила приоритетного обслуживания</w:t>
+      </w:r>
+    </w:p>
+    <w:p>
+      <w:pPr>
+        <w:pStyle w:val="a7"/>
+        <w:ind w:left="709"/>
+        <w:jc w:val="both"/>
+        <w:rPr>
+          <w:sz w:val="24"/>
+          <w:szCs w:val="20"/>
+        </w:rPr>
+      </w:pPr>
+      <w:r>
+        <w:rPr>
+          <w:sz w:val="24"/>
+          <w:szCs w:val="20"/>
+        </w:rPr>
+        <w:t>7</w:t>
+      </w:r>
+      <w:r>
+        <w:rPr>
+          <w:sz w:val="24"/>
+          <w:szCs w:val="20"/>
+        </w:rPr>
+        <w:t xml:space="preserve">. Система должна позволять администратору </w:t>
+      </w:r>
+      <w:r>
+        <w:rPr>
+          <w:sz w:val="24"/>
+          <w:szCs w:val="20"/>
+        </w:rPr>
+        <w:t>активировать или выключать</w:t>
+      </w:r>
+      <w:r>
+        <w:rPr>
+          <w:sz w:val="24"/>
+          <w:szCs w:val="20"/>
+        </w:rPr>
+        <w:t xml:space="preserve"> </w:t>
+      </w:r>
+      <w:r>
+        <w:rPr>
+          <w:sz w:val="24"/>
+          <w:szCs w:val="20"/>
+        </w:rPr>
+        <w:t>автоматический вызов клиентов</w:t>
+      </w:r>
+    </w:p>
+    <w:p>
+      <w:pPr>
+        <w:pStyle w:val="a7"/>
+        <w:ind w:left="709"/>
+        <w:jc w:val="both"/>
+        <w:rPr>
+          <w:sz w:val="24"/>
+          <w:szCs w:val="20"/>
+        </w:rPr>
+      </w:pPr>
+      <w:r>
+        <w:rPr>
+          <w:sz w:val="24"/>
+          <w:szCs w:val="20"/>
+        </w:rPr>
+        <w:t>8</w:t>
+      </w:r>
+      <w:r>
+        <w:rPr>
+          <w:sz w:val="24"/>
+          <w:szCs w:val="20"/>
+        </w:rPr>
+        <w:t>. Система должна предоставлять администратору доступ к журналу событий системы</w:t>
+      </w:r>
+    </w:p>
+    <w:p>
+      <w:pPr>
+        <w:pStyle w:val="a7"/>
+        <w:ind w:left="709"/>
+        <w:jc w:val="both"/>
+        <w:rPr>
+          <w:sz w:val="24"/>
+          <w:szCs w:val="20"/>
+        </w:rPr>
+      </w:pPr>
+      <w:r>
+        <w:rPr>
+          <w:sz w:val="24"/>
+          <w:szCs w:val="20"/>
+        </w:rPr>
+        <w:t>9</w:t>
+      </w:r>
+      <w:r>
+        <w:rPr>
+          <w:sz w:val="24"/>
+          <w:szCs w:val="20"/>
+        </w:rPr>
+        <w:t>. Система должна позволять администратору прос</w:t>
+      </w:r>
+      <w:r>
+        <w:rPr>
+          <w:sz w:val="24"/>
+          <w:szCs w:val="20"/>
+        </w:rPr>
+        <w:t>матривать статистику по очереди</w:t>
+      </w:r>
+      <w:r>
+        <w:rPr>
+          <w:sz w:val="24"/>
+          <w:szCs w:val="20"/>
+        </w:rPr>
+        <w:t>, среднему времени ожидания, количеству завершённых и пропущенных обслуживаний</w:t>
+      </w:r>
+    </w:p>
+    <w:p>
+      <w:pPr>
+        <w:pStyle w:val="a7"/>
+        <w:ind w:left="709"/>
+        <w:jc w:val="both"/>
+        <w:rPr>
+          <w:sz w:val="24"/>
+          <w:szCs w:val="20"/>
+        </w:rPr>
+      </w:pPr>
+    </w:p>
+    <w:p>
+      <w:pPr>
+        <w:pStyle w:val="a7"/>
+        <w:ind w:left="709"/>
+        <w:jc w:val="both"/>
+        <w:rPr>
+          <w:b/>
+          <w:bCs/>
+          <w:sz w:val="24"/>
+          <w:szCs w:val="20"/>
+        </w:rPr>
+      </w:pPr>
+      <w:r>
+        <w:rPr>
+          <w:b/>
+          <w:bCs/>
+          <w:sz w:val="24"/>
+          <w:szCs w:val="20"/>
+        </w:rPr>
+        <w:t> 4.</w:t>
+      </w:r>
+      <w:r>
+        <w:rPr>
+          <w:b/>
+          <w:bCs/>
+          <w:sz w:val="24"/>
+          <w:szCs w:val="20"/>
+        </w:rPr>
+        <w:t>7</w:t>
+      </w:r>
+      <w:r>
+        <w:rPr>
+          <w:b/>
+          <w:bCs/>
+          <w:sz w:val="24"/>
+          <w:szCs w:val="20"/>
+        </w:rPr>
         <w:t xml:space="preserve">. </w:t>
       </w:r>
       <w:r>
         <w:rPr>
-          <w:sz w:val="24"/>
-          <w:szCs w:val="20"/>
-        </w:rPr>
-        <w:t>Система должна</w:t>
-      </w:r>
-      <w:r>
-        <w:rPr>
-          <w:sz w:val="24"/>
-          <w:szCs w:val="20"/>
-        </w:rPr>
-        <w:t xml:space="preserve"> автоматически обновлять отображение необходимы</w:t>
-      </w:r>
-      <w:r>
-        <w:rPr>
-          <w:sz w:val="24"/>
-          <w:szCs w:val="20"/>
-        </w:rPr>
-        <w:t>х</w:t>
-      </w:r>
-      <w:r>
-        <w:rPr>
+          <w:b/>
+          <w:bCs/>
+          <w:sz w:val="24"/>
+          <w:szCs w:val="20"/>
+        </w:rPr>
+        <w:t>Требования к наблюдателю очереди</w:t>
+      </w:r>
+    </w:p>
+    <w:p>
+      <w:pPr>
+        <w:pStyle w:val="a7"/>
+        <w:ind w:left="709"/>
+        <w:jc w:val="both"/>
+        <w:rPr>
+          <w:b/>
+          <w:bCs/>
+          <w:sz w:val="24"/>
+          <w:szCs w:val="20"/>
+        </w:rPr>
+      </w:pPr>
+    </w:p>
+    <w:p>
+      <w:pPr>
+        <w:pStyle w:val="a7"/>
+        <w:ind w:left="709"/>
+        <w:jc w:val="both"/>
+        <w:rPr>
+          <w:bCs/>
+          <w:sz w:val="24"/>
+          <w:szCs w:val="20"/>
+        </w:rPr>
+      </w:pPr>
+      <w:r>
+        <w:rPr>
+          <w:bCs/>
+          <w:sz w:val="24"/>
+          <w:szCs w:val="20"/>
+        </w:rPr>
+        <w:t>1. Система должна предоставлять наблюдателю доступ к информации о текущих вызванных клиентах, числу клиентов в очереди и примерному времени ожидания.</w:t>
+      </w:r>
+    </w:p>
+    <w:p>
+      <w:pPr>
+        <w:pStyle w:val="a7"/>
+        <w:ind w:left="709"/>
+        <w:jc w:val="both"/>
+        <w:rPr>
+          <w:bCs/>
+          <w:sz w:val="24"/>
+          <w:szCs w:val="20"/>
+        </w:rPr>
+      </w:pPr>
+      <w:r>
+        <w:rPr>
+          <w:bCs/>
+          <w:sz w:val="24"/>
+          <w:szCs w:val="20"/>
+        </w:rPr>
+        <w:t xml:space="preserve">2. </w:t>
+      </w:r>
+      <w:r>
+        <w:rPr>
+          <w:bCs/>
+          <w:sz w:val="24"/>
+          <w:szCs w:val="20"/>
+        </w:rPr>
+        <w:t xml:space="preserve">Система не должна </w:t>
+      </w:r>
+      <w:r>
+        <w:rPr>
+          <w:bCs/>
+          <w:sz w:val="24"/>
+          <w:szCs w:val="20"/>
+        </w:rPr>
+        <w:t xml:space="preserve">предоставлять наблюдателю доступ </w:t>
+      </w:r>
+      <w:r>
+        <w:rPr>
+          <w:bCs/>
+          <w:sz w:val="24"/>
+          <w:szCs w:val="20"/>
+        </w:rPr>
+        <w:t xml:space="preserve">к </w:t>
+      </w:r>
+      <w:r>
+        <w:rPr>
+          <w:bCs/>
+          <w:sz w:val="24"/>
+          <w:szCs w:val="20"/>
+        </w:rPr>
+        <w:t>персональны</w:t>
+      </w:r>
+      <w:r>
+        <w:rPr>
+          <w:bCs/>
+          <w:sz w:val="24"/>
+          <w:szCs w:val="20"/>
+        </w:rPr>
+        <w:t>м</w:t>
+      </w:r>
+      <w:r>
+        <w:rPr>
+          <w:bCs/>
           <w:sz w:val="24"/>
           <w:szCs w:val="20"/>
         </w:rPr>
@@ -3621,449 +4183,19 @@
       </w:r>
       <w:r>
         <w:rPr>
-          <w:sz w:val="24"/>
-          <w:szCs w:val="20"/>
-        </w:rPr>
-        <w:t>х состояния</w:t>
-      </w:r>
-      <w:r>
-        <w:rPr>
-          <w:sz w:val="24"/>
-          <w:szCs w:val="20"/>
-        </w:rPr>
-        <w:t xml:space="preserve"> очереди</w:t>
-      </w:r>
-    </w:p>
-    <w:p>
-      <w:pPr>
-        <w:pStyle w:val="a7"/>
-        <w:ind w:left="709"/>
-        <w:jc w:val="both"/>
-        <w:rPr>
-          <w:sz w:val="24"/>
-          <w:szCs w:val="20"/>
-        </w:rPr>
-      </w:pPr>
-    </w:p>
-    <w:p>
-      <w:pPr>
-        <w:pStyle w:val="a7"/>
-        <w:ind w:left="709"/>
-        <w:jc w:val="both"/>
-        <w:rPr>
-          <w:sz w:val="24"/>
-          <w:szCs w:val="20"/>
-        </w:rPr>
-      </w:pPr>
-    </w:p>
-    <w:p>
-      <w:pPr>
-        <w:pStyle w:val="a7"/>
-        <w:ind w:left="709"/>
-        <w:jc w:val="both"/>
-        <w:rPr>
-          <w:b/>
-          <w:bCs/>
-          <w:sz w:val="24"/>
-          <w:szCs w:val="20"/>
-        </w:rPr>
-      </w:pPr>
-      <w:r>
-        <w:rPr>
-          <w:b/>
-          <w:bCs/>
-          <w:sz w:val="24"/>
-          <w:szCs w:val="20"/>
-        </w:rPr>
-        <w:t> 4.</w:t>
-      </w:r>
-      <w:r>
-        <w:rPr>
-          <w:b/>
-          <w:bCs/>
-          <w:sz w:val="24"/>
-          <w:szCs w:val="20"/>
-        </w:rPr>
-        <w:t>6</w:t>
-      </w:r>
-      <w:r>
-        <w:rPr>
-          <w:b/>
-          <w:bCs/>
-          <w:sz w:val="24"/>
-          <w:szCs w:val="20"/>
-        </w:rPr>
-        <w:t xml:space="preserve">. </w:t>
-      </w:r>
-      <w:r>
-        <w:rPr>
-          <w:b/>
-          <w:bCs/>
-          <w:sz w:val="24"/>
-          <w:szCs w:val="20"/>
-        </w:rPr>
-        <w:t>Требования к администрированию системы</w:t>
-      </w:r>
-    </w:p>
-    <w:p>
-      <w:pPr>
-        <w:pStyle w:val="a7"/>
-        <w:ind w:left="709"/>
-        <w:jc w:val="both"/>
-        <w:rPr>
-          <w:b/>
-          <w:bCs/>
-          <w:sz w:val="24"/>
-          <w:szCs w:val="20"/>
-        </w:rPr>
-      </w:pPr>
-    </w:p>
-    <w:p>
-      <w:pPr>
-        <w:pStyle w:val="a7"/>
-        <w:numPr>
-          <w:ilvl w:val="0"/>
-          <w:numId w:val="10"/>
-        </w:numPr>
-        <w:jc w:val="both"/>
-        <w:rPr>
-          <w:sz w:val="24"/>
-          <w:szCs w:val="20"/>
-        </w:rPr>
-      </w:pPr>
-      <w:r>
-        <w:rPr>
-          <w:sz w:val="24"/>
-          <w:szCs w:val="20"/>
-        </w:rPr>
-        <w:t>Система должна позволять администратору создавать, редакт</w:t>
-      </w:r>
-      <w:r>
-        <w:rPr>
-          <w:sz w:val="24"/>
-          <w:szCs w:val="20"/>
-        </w:rPr>
-        <w:t>ировать и деактивировать очередь</w:t>
-      </w:r>
-    </w:p>
-    <w:p>
-      <w:pPr>
-        <w:pStyle w:val="a7"/>
-        <w:numPr>
-          <w:ilvl w:val="0"/>
-          <w:numId w:val="10"/>
-        </w:numPr>
-        <w:jc w:val="both"/>
-        <w:rPr>
-          <w:sz w:val="24"/>
-          <w:szCs w:val="20"/>
-        </w:rPr>
-      </w:pPr>
-      <w:r>
-        <w:rPr>
-          <w:sz w:val="24"/>
-          <w:szCs w:val="20"/>
-        </w:rPr>
-        <w:t xml:space="preserve">Система должна позволять </w:t>
-      </w:r>
-      <w:r>
-        <w:rPr>
-          <w:sz w:val="24"/>
-          <w:szCs w:val="20"/>
-        </w:rPr>
-        <w:t>администратору</w:t>
-      </w:r>
-      <w:r>
-        <w:rPr>
-          <w:sz w:val="24"/>
-          <w:szCs w:val="20"/>
-        </w:rPr>
-        <w:t xml:space="preserve"> </w:t>
-      </w:r>
-      <w:r>
-        <w:rPr>
-          <w:sz w:val="24"/>
-          <w:szCs w:val="20"/>
-        </w:rPr>
-        <w:t>открывать очередь и переводить её в рабочее состояние</w:t>
-      </w:r>
-    </w:p>
-    <w:p>
-      <w:pPr>
-        <w:pStyle w:val="a7"/>
-        <w:ind w:left="709"/>
-        <w:jc w:val="both"/>
-        <w:rPr>
-          <w:sz w:val="24"/>
-          <w:szCs w:val="20"/>
-        </w:rPr>
-      </w:pPr>
-      <w:r>
-        <w:rPr>
-          <w:sz w:val="24"/>
-          <w:szCs w:val="20"/>
-        </w:rPr>
-        <w:t>3</w:t>
-      </w:r>
-      <w:r>
-        <w:rPr>
-          <w:sz w:val="24"/>
-          <w:szCs w:val="20"/>
-        </w:rPr>
-        <w:t xml:space="preserve">. Система должна позволять </w:t>
-      </w:r>
-      <w:r>
-        <w:rPr>
-          <w:sz w:val="24"/>
-          <w:szCs w:val="20"/>
-        </w:rPr>
-        <w:t>администратору</w:t>
-      </w:r>
-      <w:r>
-        <w:rPr>
-          <w:sz w:val="24"/>
-          <w:szCs w:val="20"/>
-        </w:rPr>
-        <w:t xml:space="preserve"> приостанавливать и возобновлять работу очереди</w:t>
-      </w:r>
-    </w:p>
-    <w:p>
-      <w:pPr>
-        <w:pStyle w:val="a7"/>
-        <w:ind w:left="709"/>
-        <w:jc w:val="both"/>
-        <w:rPr>
-          <w:sz w:val="24"/>
-          <w:szCs w:val="20"/>
-        </w:rPr>
-      </w:pPr>
-      <w:r>
-        <w:rPr>
-          <w:sz w:val="24"/>
-          <w:szCs w:val="20"/>
-        </w:rPr>
-        <w:t>4</w:t>
-      </w:r>
-      <w:r>
-        <w:rPr>
-          <w:sz w:val="24"/>
-          <w:szCs w:val="20"/>
-        </w:rPr>
-        <w:t xml:space="preserve">. Система должна позволять администратору </w:t>
-      </w:r>
-      <w:r>
-        <w:rPr>
-          <w:sz w:val="24"/>
-          <w:szCs w:val="20"/>
-        </w:rPr>
-        <w:t>назначать Исполнителей и Операторов</w:t>
-      </w:r>
-    </w:p>
-    <w:p>
-      <w:pPr>
-        <w:pStyle w:val="a7"/>
-        <w:ind w:left="709"/>
-        <w:jc w:val="both"/>
-        <w:rPr>
-          <w:sz w:val="24"/>
-          <w:szCs w:val="20"/>
-        </w:rPr>
-      </w:pPr>
-      <w:r>
-        <w:rPr>
-          <w:sz w:val="24"/>
-          <w:szCs w:val="20"/>
-        </w:rPr>
-        <w:t>5</w:t>
-      </w:r>
-      <w:r>
-        <w:rPr>
-          <w:sz w:val="24"/>
-          <w:szCs w:val="20"/>
-        </w:rPr>
-        <w:t>. Система должна позволять администратору создавать и редактировать учётные записи операторов и исполнителей услуги</w:t>
-      </w:r>
-    </w:p>
-    <w:p>
-      <w:pPr>
-        <w:pStyle w:val="a7"/>
-        <w:ind w:left="709"/>
-        <w:jc w:val="both"/>
-        <w:rPr>
-          <w:sz w:val="24"/>
-          <w:szCs w:val="20"/>
-        </w:rPr>
-      </w:pPr>
-      <w:r>
-        <w:rPr>
-          <w:sz w:val="24"/>
-          <w:szCs w:val="20"/>
-        </w:rPr>
-        <w:t>6</w:t>
-      </w:r>
-      <w:r>
-        <w:rPr>
-          <w:sz w:val="24"/>
-          <w:szCs w:val="20"/>
-        </w:rPr>
-        <w:t>. Система должна позволять администратору настраивать правила приоритетного обслуживания</w:t>
-      </w:r>
-    </w:p>
-    <w:p>
-      <w:pPr>
-        <w:pStyle w:val="a7"/>
-        <w:ind w:left="709"/>
-        <w:jc w:val="both"/>
-        <w:rPr>
-          <w:sz w:val="24"/>
-          <w:szCs w:val="20"/>
-        </w:rPr>
-      </w:pPr>
-      <w:r>
-        <w:rPr>
-          <w:sz w:val="24"/>
-          <w:szCs w:val="20"/>
-        </w:rPr>
-        <w:t>7</w:t>
-      </w:r>
-      <w:r>
-        <w:rPr>
-          <w:sz w:val="24"/>
-          <w:szCs w:val="20"/>
-        </w:rPr>
-        <w:t>. Система должна предоставлять администратору доступ к журналу событий системы</w:t>
-      </w:r>
-    </w:p>
-    <w:p>
-      <w:pPr>
-        <w:pStyle w:val="a7"/>
-        <w:ind w:left="709"/>
-        <w:jc w:val="both"/>
-        <w:rPr>
-          <w:sz w:val="24"/>
-          <w:szCs w:val="20"/>
-        </w:rPr>
-      </w:pPr>
-      <w:r>
-        <w:rPr>
-          <w:sz w:val="24"/>
-          <w:szCs w:val="20"/>
-        </w:rPr>
-        <w:t>8</w:t>
-      </w:r>
-      <w:r>
-        <w:rPr>
-          <w:sz w:val="24"/>
-          <w:szCs w:val="20"/>
-        </w:rPr>
-        <w:t>. Система должна позволять администратору прос</w:t>
-      </w:r>
-      <w:r>
-        <w:rPr>
-          <w:sz w:val="24"/>
-          <w:szCs w:val="20"/>
-        </w:rPr>
-        <w:t>матривать статистику по очереди</w:t>
-      </w:r>
-      <w:r>
-        <w:rPr>
-          <w:sz w:val="24"/>
-          <w:szCs w:val="20"/>
-        </w:rPr>
-        <w:t>, среднему времени ожидания, количеству завершённых и пропущенных обслуживаний</w:t>
-      </w:r>
-    </w:p>
-    <w:p>
-      <w:pPr>
-        <w:pStyle w:val="a7"/>
-        <w:ind w:left="709"/>
-        <w:jc w:val="both"/>
-        <w:rPr>
-          <w:sz w:val="24"/>
-          <w:szCs w:val="20"/>
-        </w:rPr>
-      </w:pPr>
-    </w:p>
-    <w:p>
-      <w:pPr>
-        <w:pStyle w:val="a7"/>
-        <w:ind w:left="709"/>
-        <w:jc w:val="both"/>
-        <w:rPr>
-          <w:b/>
-          <w:bCs/>
-          <w:sz w:val="24"/>
-          <w:szCs w:val="20"/>
-        </w:rPr>
-      </w:pPr>
-      <w:r>
-        <w:rPr>
-          <w:b/>
-          <w:bCs/>
-          <w:sz w:val="24"/>
-          <w:szCs w:val="20"/>
-        </w:rPr>
-        <w:t> 4.</w:t>
-      </w:r>
-      <w:r>
-        <w:rPr>
-          <w:b/>
-          <w:bCs/>
-          <w:sz w:val="24"/>
-          <w:szCs w:val="20"/>
-        </w:rPr>
-        <w:t>7</w:t>
-      </w:r>
-      <w:r>
-        <w:rPr>
-          <w:b/>
-          <w:bCs/>
-          <w:sz w:val="24"/>
-          <w:szCs w:val="20"/>
-        </w:rPr>
-        <w:t xml:space="preserve">. </w:t>
-      </w:r>
-      <w:r>
-        <w:rPr>
-          <w:b/>
-          <w:bCs/>
-          <w:sz w:val="24"/>
-          <w:szCs w:val="20"/>
-        </w:rPr>
-        <w:t>Требования к наблюдателю очереди</w:t>
-      </w:r>
-    </w:p>
-    <w:p>
-      <w:pPr>
-        <w:pStyle w:val="a7"/>
-        <w:ind w:left="709"/>
-        <w:jc w:val="both"/>
-        <w:rPr>
-          <w:b/>
-          <w:bCs/>
-          <w:sz w:val="24"/>
-          <w:szCs w:val="20"/>
-        </w:rPr>
-      </w:pPr>
-    </w:p>
-    <w:p>
-      <w:pPr>
-        <w:pStyle w:val="a7"/>
-        <w:ind w:left="709"/>
-        <w:jc w:val="both"/>
-        <w:rPr>
-          <w:bCs/>
-          <w:sz w:val="24"/>
-          <w:szCs w:val="20"/>
-        </w:rPr>
-      </w:pPr>
-      <w:r>
-        <w:rPr>
-          <w:bCs/>
-          <w:sz w:val="24"/>
-          <w:szCs w:val="20"/>
-        </w:rPr>
-        <w:t>1. Система должна предоставлять наблюдателю доступ к информации о текущих вызванных клиентах, числу клиентов в очереди и примерному времени ожидания.</w:t>
+          <w:bCs/>
+          <w:sz w:val="24"/>
+          <w:szCs w:val="20"/>
+        </w:rPr>
+        <w:t>м</w:t>
+      </w:r>
+      <w:r>
+        <w:rPr>
+          <w:bCs/>
+          <w:sz w:val="24"/>
+          <w:szCs w:val="20"/>
+        </w:rPr>
+        <w:t xml:space="preserve"> клиентов</w:t>
       </w:r>
     </w:p>
     <w:p>
@@ -4391,14 +4523,7 @@
           <w:sz w:val="24"/>
           <w:szCs w:val="20"/>
         </w:rPr>
-        <w:t>лять уведомления клиенту об изменении его статуса</w:t>
-      </w:r>
-      <w:r>
-        <w:rPr>
-          <w:sz w:val="24"/>
-          <w:szCs w:val="20"/>
-        </w:rPr>
-        <w:t xml:space="preserve">: </w:t>
+        <w:t xml:space="preserve">лять уведомления клиенту об изменении его статуса: </w:t>
       </w:r>
       <w:r>
         <w:rPr>
@@ -4412,14 +4537,7 @@
           <w:sz w:val="24"/>
           <w:szCs w:val="20"/>
         </w:rPr>
-        <w:t>обслужен</w:t>
-      </w:r>
-      <w:r>
-        <w:rPr>
-          <w:sz w:val="24"/>
-          <w:szCs w:val="20"/>
-        </w:rPr>
-        <w:t>», «пропущен», «отменён»</w:t>
+        <w:t>обслужен», «пропущен», «отменён»</w:t>
       </w:r>
     </w:p>
     <w:p>
@@ -4446,18 +4564,472 @@
         </w:rPr>
         <w:t>клиенту о ручном изменении его положения в очереди</w:t>
       </w:r>
+    </w:p>
+    <w:p>
+      <w:pPr>
+        <w:spacing w:after="0"/>
+        <w:ind w:left="720"/>
+        <w:jc w:val="both"/>
+        <w:rPr>
+          <w:sz w:val="24"/>
+          <w:szCs w:val="20"/>
+        </w:rPr>
+      </w:pPr>
+    </w:p>
+    <w:p>
+      <w:pPr>
+        <w:spacing w:after="0"/>
+        <w:ind w:left="720"/>
+        <w:jc w:val="both"/>
+        <w:rPr>
+          <w:b/>
+          <w:sz w:val="24"/>
+          <w:szCs w:val="20"/>
+        </w:rPr>
+      </w:pPr>
+      <w:r>
+        <w:rPr>
+          <w:b/>
+          <w:sz w:val="24"/>
+          <w:szCs w:val="20"/>
+        </w:rPr>
+        <w:t xml:space="preserve"> 4.10 Требования к обработке ошибок</w:t>
+      </w:r>
+    </w:p>
+    <w:p>
+      <w:pPr>
+        <w:spacing w:after="0"/>
+        <w:ind w:left="720"/>
+        <w:jc w:val="both"/>
+        <w:rPr>
+          <w:sz w:val="24"/>
+          <w:szCs w:val="20"/>
+        </w:rPr>
+      </w:pPr>
+    </w:p>
+    <w:p>
+      <w:pPr>
+        <w:spacing w:after="0"/>
+        <w:ind w:left="720"/>
+        <w:jc w:val="both"/>
+        <w:rPr>
+          <w:sz w:val="24"/>
+          <w:szCs w:val="20"/>
+        </w:rPr>
+      </w:pPr>
+      <w:r>
+        <w:rPr>
+          <w:sz w:val="24"/>
+          <w:szCs w:val="20"/>
+        </w:rPr>
+        <w:t xml:space="preserve">1. </w:t>
+      </w:r>
+      <w:r>
+        <w:rPr>
+          <w:sz w:val="24"/>
+          <w:szCs w:val="20"/>
+        </w:rPr>
+        <w:t>Система должна блокировать возможность вызова клиентов, если очередь пуста, или ни один из исполнителей не готов к обслуживанию</w:t>
+      </w:r>
+    </w:p>
+    <w:p>
+      <w:pPr>
+        <w:spacing w:after="0"/>
+        <w:ind w:left="720"/>
+        <w:jc w:val="both"/>
+        <w:rPr>
+          <w:sz w:val="24"/>
+          <w:szCs w:val="20"/>
+        </w:rPr>
+      </w:pPr>
+      <w:r>
+        <w:rPr>
+          <w:sz w:val="24"/>
+          <w:szCs w:val="20"/>
+        </w:rPr>
+        <w:t xml:space="preserve">2. </w:t>
+      </w:r>
+      <w:r>
+        <w:rPr>
+          <w:sz w:val="24"/>
+          <w:szCs w:val="20"/>
+        </w:rPr>
+        <w:t>Система должна предотвращать двойное назначение одного клиента разным исполнителям</w:t>
+      </w:r>
+    </w:p>
+    <w:p>
+      <w:pPr>
+        <w:spacing w:after="0"/>
+        <w:ind w:left="720"/>
+        <w:jc w:val="both"/>
+        <w:rPr>
+          <w:sz w:val="24"/>
+          <w:szCs w:val="20"/>
+        </w:rPr>
+      </w:pPr>
+    </w:p>
+    <w:p>
+      <w:pPr>
+        <w:spacing w:after="0"/>
+        <w:ind w:left="720"/>
+        <w:jc w:val="both"/>
+        <w:rPr>
+          <w:b/>
+          <w:sz w:val="24"/>
+          <w:szCs w:val="20"/>
+        </w:rPr>
+      </w:pPr>
+      <w:r>
+        <w:rPr>
+          <w:b/>
+          <w:sz w:val="24"/>
+          <w:szCs w:val="20"/>
+        </w:rPr>
+        <w:t>4.1</w:t>
+      </w:r>
+      <w:r>
+        <w:rPr>
+          <w:b/>
+          <w:sz w:val="24"/>
+          <w:szCs w:val="20"/>
+        </w:rPr>
+        <w:t>1</w:t>
+      </w:r>
+      <w:r>
+        <w:rPr>
+          <w:b/>
+          <w:sz w:val="24"/>
+          <w:szCs w:val="20"/>
+        </w:rPr>
+        <w:t xml:space="preserve"> Требования к </w:t>
+      </w:r>
+      <w:r>
+        <w:rPr>
+          <w:b/>
+          <w:sz w:val="24"/>
+          <w:szCs w:val="20"/>
+        </w:rPr>
+        <w:t>доступу к системе</w:t>
+      </w:r>
+    </w:p>
+    <w:p>
+      <w:pPr>
+        <w:spacing w:after="0"/>
+        <w:jc w:val="both"/>
+        <w:rPr>
+          <w:sz w:val="24"/>
+          <w:szCs w:val="20"/>
+        </w:rPr>
+      </w:pPr>
+    </w:p>
+    <w:p>
+      <w:pPr>
+        <w:spacing w:after="0"/>
+        <w:ind w:left="720"/>
+        <w:jc w:val="both"/>
+        <w:rPr>
+          <w:sz w:val="24"/>
+          <w:szCs w:val="20"/>
+        </w:rPr>
+      </w:pPr>
+      <w:r>
+        <w:rPr>
+          <w:sz w:val="24"/>
+          <w:szCs w:val="20"/>
+        </w:rPr>
+        <w:lastRenderedPageBreak/>
+        <w:t xml:space="preserve">1. Система должна позволять </w:t>
+      </w:r>
+      <w:r>
+        <w:rPr>
+          <w:sz w:val="24"/>
+          <w:szCs w:val="20"/>
+        </w:rPr>
+        <w:t>клиентам авторизоваться в очереди без наличия аккаунта введя Фамилию и Имя.</w:t>
+      </w:r>
+    </w:p>
+    <w:p>
+      <w:pPr>
+        <w:spacing w:after="0"/>
+        <w:ind w:left="720"/>
+        <w:jc w:val="both"/>
+        <w:rPr>
+          <w:sz w:val="24"/>
+          <w:szCs w:val="20"/>
+        </w:rPr>
+      </w:pPr>
+      <w:r>
+        <w:rPr>
+          <w:sz w:val="24"/>
+          <w:szCs w:val="20"/>
+        </w:rPr>
+        <w:t>2. Система должна завершать текущую сессию пользователя и удалять его из очереди при выходе профиля</w:t>
+      </w:r>
+    </w:p>
+    <w:p>
+      <w:pPr>
+        <w:spacing w:after="0"/>
+        <w:ind w:left="720"/>
+        <w:jc w:val="both"/>
+        <w:rPr>
+          <w:sz w:val="24"/>
+          <w:szCs w:val="20"/>
+        </w:rPr>
+      </w:pPr>
+      <w:r>
+        <w:rPr>
+          <w:sz w:val="24"/>
+          <w:szCs w:val="20"/>
+        </w:rPr>
+        <w:t>3</w:t>
+      </w:r>
+      <w:r>
+        <w:rPr>
+          <w:sz w:val="24"/>
+          <w:szCs w:val="20"/>
+        </w:rPr>
+        <w:t>. Система должна завершать предыдущую сессию пользователя и удалять его из очереди при повторном входе с одного и того-же устройства</w:t>
+      </w:r>
+    </w:p>
+    <w:p>
+      <w:pPr>
+        <w:spacing w:after="0"/>
+        <w:ind w:left="720"/>
+        <w:jc w:val="both"/>
+        <w:rPr>
+          <w:sz w:val="24"/>
+          <w:szCs w:val="20"/>
+        </w:rPr>
+      </w:pPr>
+    </w:p>
+    <w:p>
+      <w:pPr>
+        <w:pStyle w:val="a7"/>
+        <w:jc w:val="both"/>
+        <w:rPr>
+          <w:b/>
+          <w:sz w:val="24"/>
+          <w:szCs w:val="20"/>
+        </w:rPr>
+      </w:pPr>
+      <w:r>
+        <w:rPr>
+          <w:b/>
+          <w:sz w:val="24"/>
+          <w:szCs w:val="20"/>
+        </w:rPr>
+        <w:t>4.12. Требования к режимам распределения клиентов</w:t>
+      </w:r>
+    </w:p>
+    <w:p>
+      <w:pPr>
+        <w:pStyle w:val="a7"/>
+        <w:jc w:val="both"/>
+        <w:rPr>
+          <w:b/>
+          <w:sz w:val="24"/>
+          <w:szCs w:val="20"/>
+        </w:rPr>
+      </w:pPr>
+    </w:p>
+    <w:p>
+      <w:pPr>
+        <w:pStyle w:val="a7"/>
+        <w:jc w:val="both"/>
+        <w:rPr>
+          <w:sz w:val="24"/>
+          <w:szCs w:val="20"/>
+        </w:rPr>
+      </w:pPr>
+      <w:r>
+        <w:rPr>
+          <w:sz w:val="24"/>
+          <w:szCs w:val="20"/>
+        </w:rPr>
+        <w:t xml:space="preserve">1. </w:t>
+      </w:r>
+      <w:r>
+        <w:rPr>
+          <w:sz w:val="24"/>
+          <w:szCs w:val="20"/>
+        </w:rPr>
+        <w:t>Система должна поддерживать два режима распределения клиентов исполнителям: «Ручной» и «Автоматический».</w:t>
+      </w:r>
+    </w:p>
+    <w:p>
+      <w:pPr>
+        <w:pStyle w:val="a7"/>
+        <w:jc w:val="both"/>
+        <w:rPr>
+          <w:sz w:val="24"/>
+          <w:szCs w:val="20"/>
+        </w:rPr>
+      </w:pPr>
+      <w:r>
+        <w:rPr>
+          <w:sz w:val="24"/>
+          <w:szCs w:val="20"/>
+        </w:rPr>
+        <w:t xml:space="preserve">2. </w:t>
+      </w:r>
+      <w:r>
+        <w:rPr>
+          <w:sz w:val="24"/>
+          <w:szCs w:val="20"/>
+        </w:rPr>
+        <w:t xml:space="preserve">Выбор режима работы очереди осуществляется Администратором при инициализации </w:t>
+      </w:r>
+      <w:r>
+        <w:rPr>
+          <w:sz w:val="24"/>
+          <w:szCs w:val="20"/>
+        </w:rPr>
+        <w:t>очереди</w:t>
+      </w:r>
+      <w:r>
+        <w:rPr>
+          <w:sz w:val="24"/>
+          <w:szCs w:val="20"/>
+        </w:rPr>
+        <w:t>.</w:t>
+      </w:r>
+    </w:p>
+    <w:p>
+      <w:pPr>
+        <w:pStyle w:val="a7"/>
+        <w:jc w:val="both"/>
+        <w:rPr>
+          <w:sz w:val="24"/>
+          <w:szCs w:val="20"/>
+        </w:rPr>
+      </w:pPr>
+      <w:r>
+        <w:rPr>
+          <w:sz w:val="24"/>
+          <w:szCs w:val="20"/>
+        </w:rPr>
+        <w:t xml:space="preserve">3. </w:t>
+      </w:r>
+      <w:r>
+        <w:rPr>
+          <w:sz w:val="24"/>
+          <w:szCs w:val="20"/>
+        </w:rPr>
+        <w:t>В режиме «Ручной»</w:t>
+      </w:r>
+      <w:r>
+        <w:rPr>
+          <w:sz w:val="24"/>
+          <w:szCs w:val="20"/>
+        </w:rPr>
+        <w:t xml:space="preserve"> в</w:t>
+      </w:r>
+      <w:r>
+        <w:rPr>
+          <w:sz w:val="24"/>
+          <w:szCs w:val="20"/>
+        </w:rPr>
+        <w:t>ызов следующего клиента</w:t>
+      </w:r>
+      <w:r>
+        <w:rPr>
+          <w:sz w:val="24"/>
+          <w:szCs w:val="20"/>
+        </w:rPr>
+        <w:t xml:space="preserve"> </w:t>
+      </w:r>
+      <w:r>
+        <w:rPr>
+          <w:sz w:val="24"/>
+          <w:szCs w:val="20"/>
+        </w:rPr>
+        <w:t>первому свободному Исполнителю, подтвердившему готовность</w:t>
+      </w:r>
+      <w:r>
+        <w:rPr>
+          <w:sz w:val="24"/>
+          <w:szCs w:val="20"/>
+        </w:rPr>
+        <w:t>,</w:t>
+      </w:r>
+      <w:r>
+        <w:rPr>
+          <w:sz w:val="24"/>
+          <w:szCs w:val="20"/>
+        </w:rPr>
+        <w:t xml:space="preserve"> инициируется исключительно Оператором.</w:t>
+      </w:r>
+    </w:p>
+    <w:p>
+      <w:pPr>
+        <w:pStyle w:val="a7"/>
+        <w:jc w:val="both"/>
+        <w:rPr>
+          <w:sz w:val="24"/>
+          <w:szCs w:val="20"/>
+        </w:rPr>
+      </w:pPr>
+      <w:r>
+        <w:rPr>
+          <w:sz w:val="24"/>
+          <w:szCs w:val="20"/>
+        </w:rPr>
+        <w:t xml:space="preserve">4. В режиме «Автоматический» </w:t>
+      </w:r>
+      <w:r>
+        <w:rPr>
+          <w:sz w:val="24"/>
+          <w:szCs w:val="20"/>
+        </w:rPr>
+        <w:t>Система должна автоматически назначать следующего клиента из очереди первому свободному Исполнителю, подтвердившему готовность.</w:t>
+      </w:r>
+      <w:r>
+        <w:rPr>
+          <w:sz w:val="24"/>
+          <w:szCs w:val="20"/>
+        </w:rPr>
+        <w:t xml:space="preserve"> </w:t>
+      </w:r>
+      <w:r>
+        <w:rPr>
+          <w:sz w:val="24"/>
+          <w:szCs w:val="20"/>
+        </w:rPr>
+        <w:t>В Автоматическом режиме Оператор сохраняет право приоритетного вызова конкретного клиента</w:t>
+      </w:r>
+      <w:r>
+        <w:rPr>
+          <w:sz w:val="24"/>
+          <w:szCs w:val="20"/>
+        </w:rPr>
+        <w:t>.</w:t>
+      </w:r>
+    </w:p>
+    <w:p>
+      <w:pPr>
+        <w:pStyle w:val="a7"/>
+        <w:jc w:val="both"/>
+        <w:rPr>
+          <w:sz w:val="24"/>
+          <w:szCs w:val="20"/>
+        </w:rPr>
+      </w:pPr>
+      <w:r>
+        <w:rPr>
+          <w:sz w:val="24"/>
+          <w:szCs w:val="20"/>
+        </w:rPr>
+        <w:t xml:space="preserve">5. </w:t>
+      </w:r>
+      <w:r>
+        <w:rPr>
+          <w:sz w:val="24"/>
+          <w:szCs w:val="20"/>
+        </w:rPr>
+        <w:t>Система должна предотвращать конфликт ситуаций, когда Оператор и Автоматика пытаются назначить одного и того же клиента одновременно (блокировка записи на время распределения).</w:t>
+      </w:r>
       <w:bookmarkStart w:id="0" w:name="_GoBack"/>
       <w:bookmarkEnd w:id="0"/>
-    </w:p>
-    <w:p>
-      <w:pPr>
-        <w:pStyle w:val="a7"/>
-        <w:jc w:val="both"/>
-        <w:rPr>
-          <w:sz w:val="24"/>
-          <w:szCs w:val="20"/>
-        </w:rPr>
-      </w:pPr>
     </w:p>
     <w:p>
       <w:pPr>

--- a/docs/requirements/Сформулированные_функциональные_требования.docx
+++ b/docs/requirements/Сформулированные_функциональные_требования.docx
@@ -2279,7 +2279,16 @@
           <w:sz w:val="24"/>
           <w:szCs w:val="20"/>
         </w:rPr>
-        <w:t xml:space="preserve"> 4.1. Требования к работе с </w:t>
+        <w:t> 4.1</w:t>
+      </w:r>
+      <w:r>
+        <w:rPr>
+          <w:b/>
+          <w:bCs/>
+          <w:sz w:val="24"/>
+          <w:szCs w:val="20"/>
+        </w:rPr>
+        <w:t xml:space="preserve"> Требования к работе с </w:t>
       </w:r>
       <w:r>
         <w:rPr>
@@ -2444,7 +2453,14 @@
           <w:sz w:val="24"/>
           <w:szCs w:val="20"/>
         </w:rPr>
-        <w:t>», «пропущен», «отменён».</w:t>
+        <w:t>», «пропущен»</w:t>
+      </w:r>
+      <w:r>
+        <w:rPr>
+          <w:sz w:val="24"/>
+          <w:szCs w:val="20"/>
+        </w:rPr>
+        <w:t>.</w:t>
       </w:r>
     </w:p>
     <w:p>
@@ -2676,7 +2692,7 @@
           <w:sz w:val="24"/>
           <w:szCs w:val="20"/>
         </w:rPr>
-        <w:t xml:space="preserve">. Требования к работе с </w:t>
+        <w:t xml:space="preserve"> Требования к работе с </w:t>
       </w:r>
       <w:r>
         <w:rPr>
@@ -2950,7 +2966,7 @@
           <w:sz w:val="24"/>
           <w:szCs w:val="20"/>
         </w:rPr>
-        <w:t xml:space="preserve">. </w:t>
+        <w:t xml:space="preserve"> </w:t>
       </w:r>
       <w:r>
         <w:rPr>
@@ -3200,7 +3216,7 @@
           <w:sz w:val="24"/>
           <w:szCs w:val="20"/>
         </w:rPr>
-        <w:t xml:space="preserve">. </w:t>
+        <w:t xml:space="preserve"> </w:t>
       </w:r>
       <w:r>
         <w:rPr>
@@ -3356,7 +3372,49 @@
           <w:sz w:val="24"/>
           <w:szCs w:val="20"/>
         </w:rPr>
-        <w:t>4. Система должна позволять исполнителю переводить клиента в статус «</w:t>
+        <w:t>4. Система должна позволять исполнителю переводить</w:t>
+      </w:r>
+      <w:r>
+        <w:rPr>
+          <w:sz w:val="24"/>
+          <w:szCs w:val="20"/>
+        </w:rPr>
+        <w:t xml:space="preserve"> текущего</w:t>
+      </w:r>
+      <w:r>
+        <w:rPr>
+          <w:sz w:val="24"/>
+          <w:szCs w:val="20"/>
+        </w:rPr>
+        <w:t xml:space="preserve"> клиента в статус</w:t>
+      </w:r>
+      <w:r>
+        <w:rPr>
+          <w:sz w:val="24"/>
+          <w:szCs w:val="20"/>
+        </w:rPr>
+        <w:t xml:space="preserve"> </w:t>
+      </w:r>
+      <w:r>
+        <w:rPr>
+          <w:sz w:val="24"/>
+          <w:szCs w:val="20"/>
+        </w:rPr>
+        <w:t>«обслуживается»</w:t>
+      </w:r>
+      <w:r>
+        <w:rPr>
+          <w:sz w:val="24"/>
+          <w:szCs w:val="20"/>
+        </w:rPr>
+        <w:t>,</w:t>
+      </w:r>
+      <w:r>
+        <w:rPr>
+          <w:sz w:val="24"/>
+          <w:szCs w:val="20"/>
+        </w:rPr>
+        <w:t xml:space="preserve"> «</w:t>
       </w:r>
       <w:r>
         <w:rPr>
@@ -3372,6 +3430,27 @@
         </w:rPr>
         <w:t>»</w:t>
       </w:r>
+      <w:r>
+        <w:rPr>
+          <w:sz w:val="24"/>
+          <w:szCs w:val="20"/>
+        </w:rPr>
+        <w:t xml:space="preserve">, </w:t>
+      </w:r>
+      <w:r>
+        <w:rPr>
+          <w:sz w:val="24"/>
+          <w:szCs w:val="20"/>
+        </w:rPr>
+        <w:t>«пропущен»</w:t>
+      </w:r>
+      <w:r>
+        <w:rPr>
+          <w:sz w:val="24"/>
+          <w:szCs w:val="20"/>
+        </w:rPr>
+        <w:t>.</w:t>
+      </w:r>
     </w:p>
     <w:p>
       <w:pPr>
@@ -3409,7 +3488,35 @@
           <w:sz w:val="24"/>
           <w:szCs w:val="20"/>
         </w:rPr>
-        <w:t xml:space="preserve"> список </w:t>
+        <w:t xml:space="preserve"> список</w:t>
+      </w:r>
+      <w:r>
+        <w:rPr>
+          <w:sz w:val="24"/>
+          <w:szCs w:val="20"/>
+        </w:rPr>
+        <w:t xml:space="preserve"> клиентов</w:t>
+      </w:r>
+      <w:r>
+        <w:rPr>
+          <w:sz w:val="24"/>
+          <w:szCs w:val="20"/>
+        </w:rPr>
+        <w:t>, время обслуживания</w:t>
+      </w:r>
+      <w:r>
+        <w:rPr>
+          <w:sz w:val="24"/>
+          <w:szCs w:val="20"/>
+        </w:rPr>
+        <w:t xml:space="preserve"> каждого</w:t>
+      </w:r>
+      <w:r>
+        <w:rPr>
+          <w:sz w:val="24"/>
+          <w:szCs w:val="20"/>
+        </w:rPr>
+        <w:t xml:space="preserve"> </w:t>
       </w:r>
       <w:r>
         <w:rPr>
@@ -3448,7 +3555,60 @@
           <w:sz w:val="24"/>
           <w:szCs w:val="20"/>
         </w:rPr>
-        <w:t>6. Система должна позволять нескольким исполнителям без конфликтов взаимодействовать с одной очередью</w:t>
+        <w:t>6</w:t>
+      </w:r>
+      <w:r>
+        <w:rPr>
+          <w:sz w:val="24"/>
+          <w:szCs w:val="20"/>
+        </w:rPr>
+        <w:t xml:space="preserve">. </w:t>
+      </w:r>
+      <w:r>
+        <w:rPr>
+          <w:sz w:val="24"/>
+          <w:szCs w:val="20"/>
+        </w:rPr>
+        <w:t xml:space="preserve">Система должна отображать </w:t>
+      </w:r>
+      <w:r>
+        <w:rPr>
+          <w:sz w:val="24"/>
+          <w:szCs w:val="20"/>
+        </w:rPr>
+        <w:t>исполнителю услуги</w:t>
+      </w:r>
+      <w:r>
+        <w:rPr>
+          <w:sz w:val="24"/>
+          <w:szCs w:val="20"/>
+        </w:rPr>
+        <w:t xml:space="preserve"> время обслуживания текущего клиента как «время начала обслуживания» – «текущее время»</w:t>
+      </w:r>
+    </w:p>
+    <w:p>
+      <w:pPr>
+        <w:pStyle w:val="a7"/>
+        <w:ind w:left="709"/>
+        <w:jc w:val="both"/>
+        <w:rPr>
+          <w:sz w:val="24"/>
+          <w:szCs w:val="20"/>
+        </w:rPr>
+      </w:pPr>
+      <w:r>
+        <w:rPr>
+          <w:sz w:val="24"/>
+          <w:szCs w:val="20"/>
+        </w:rPr>
+        <w:t>7</w:t>
+      </w:r>
+      <w:r>
+        <w:rPr>
+          <w:sz w:val="24"/>
+          <w:szCs w:val="20"/>
+        </w:rPr>
+        <w:t>. Система должна позволять нескольким исполнителям без конфликтов взаимодействовать с одной очередью</w:t>
       </w:r>
     </w:p>
     <w:p>
@@ -3510,7 +3670,7 @@
           <w:sz w:val="24"/>
           <w:szCs w:val="20"/>
         </w:rPr>
-        <w:t xml:space="preserve">. </w:t>
+        <w:t xml:space="preserve"> </w:t>
       </w:r>
       <w:r>
         <w:rPr>
@@ -3691,6 +3851,7 @@
           <w:sz w:val="24"/>
           <w:szCs w:val="20"/>
         </w:rPr>
+        <w:lastRenderedPageBreak/>
         <w:t> 4.</w:t>
       </w:r>
       <w:r>
@@ -3709,7 +3870,7 @@
           <w:sz w:val="24"/>
           <w:szCs w:val="20"/>
         </w:rPr>
-        <w:t xml:space="preserve">. </w:t>
+        <w:t xml:space="preserve"> </w:t>
       </w:r>
       <w:r>
         <w:rPr>
@@ -3748,7 +3909,6 @@
           <w:sz w:val="24"/>
           <w:szCs w:val="20"/>
         </w:rPr>
-        <w:lastRenderedPageBreak/>
         <w:t xml:space="preserve">1. </w:t>
       </w:r>
       <w:r>
@@ -4069,7 +4229,7 @@
           <w:sz w:val="24"/>
           <w:szCs w:val="20"/>
         </w:rPr>
-        <w:t xml:space="preserve">. </w:t>
+        <w:t xml:space="preserve"> </w:t>
       </w:r>
       <w:r>
         <w:rPr>
@@ -4147,15 +4307,7 @@
           <w:sz w:val="24"/>
           <w:szCs w:val="20"/>
         </w:rPr>
-        <w:t xml:space="preserve">предоставлять наблюдателю доступ </w:t>
-      </w:r>
-      <w:r>
-        <w:rPr>
-          <w:bCs/>
-          <w:sz w:val="24"/>
-          <w:szCs w:val="20"/>
-        </w:rPr>
-        <w:t xml:space="preserve">к </w:t>
+        <w:t xml:space="preserve">предоставлять наблюдателю доступ к </w:t>
       </w:r>
       <w:r>
         <w:rPr>
@@ -4246,7 +4398,7 @@
           <w:sz w:val="24"/>
           <w:szCs w:val="20"/>
         </w:rPr>
-        <w:t xml:space="preserve">. </w:t>
+        <w:t xml:space="preserve"> </w:t>
       </w:r>
       <w:r>
         <w:rPr>
@@ -4410,6 +4562,13 @@
         </w:rPr>
         <w:t>, перемещения в очереди</w:t>
       </w:r>
+      <w:r>
+        <w:rPr>
+          <w:sz w:val="24"/>
+          <w:szCs w:val="20"/>
+        </w:rPr>
+        <w:t xml:space="preserve"> и т.д.</w:t>
+      </w:r>
     </w:p>
     <w:p>
       <w:pPr>
@@ -4442,6 +4601,26 @@
         </w:rPr>
         <w:t>и</w:t>
       </w:r>
+    </w:p>
+    <w:p>
+      <w:pPr>
+        <w:pStyle w:val="a7"/>
+        <w:ind w:left="709"/>
+        <w:jc w:val="both"/>
+        <w:rPr>
+          <w:sz w:val="24"/>
+          <w:szCs w:val="20"/>
+        </w:rPr>
+      </w:pPr>
+      <w:r>
+        <w:rPr>
+          <w:sz w:val="24"/>
+          <w:szCs w:val="20"/>
+        </w:rPr>
+        <w:t>4. Система должна рассчитывать среднее время обслуживания одного клиента, основываясь на времени вызова и времени конца обслуживания</w:t>
+      </w:r>
+      <w:bookmarkStart w:id="0" w:name="_GoBack"/>
+      <w:bookmarkEnd w:id="0"/>
     </w:p>
     <w:p>
       <w:pPr>
@@ -4472,7 +4651,15 @@
           <w:sz w:val="24"/>
           <w:szCs w:val="20"/>
         </w:rPr>
-        <w:t xml:space="preserve"> 4.9. </w:t>
+        <w:t xml:space="preserve"> 4.9</w:t>
+      </w:r>
+      <w:r>
+        <w:rPr>
+          <w:b/>
+          <w:sz w:val="24"/>
+          <w:szCs w:val="20"/>
+        </w:rPr>
+        <w:t xml:space="preserve"> </w:t>
       </w:r>
       <w:r>
         <w:rPr>
@@ -4537,7 +4724,7 @@
           <w:sz w:val="24"/>
           <w:szCs w:val="20"/>
         </w:rPr>
-        <w:t>обслужен», «пропущен», «отменён»</w:t>
+        <w:t>обслужен», «пропущен».</w:t>
       </w:r>
     </w:p>
     <w:p>
@@ -4737,7 +4924,6 @@
           <w:sz w:val="24"/>
           <w:szCs w:val="20"/>
         </w:rPr>
-        <w:lastRenderedPageBreak/>
         <w:t xml:space="preserve">1. Система должна позволять </w:t>
       </w:r>
       <w:r>
@@ -4745,7 +4931,21 @@
           <w:sz w:val="24"/>
           <w:szCs w:val="20"/>
         </w:rPr>
-        <w:t>клиентам авторизоваться в очереди без наличия аккаунта введя Фамилию и Имя.</w:t>
+        <w:t>клиентам авторизоваться в очереди без наличия аккаунта</w:t>
+      </w:r>
+      <w:r>
+        <w:rPr>
+          <w:sz w:val="24"/>
+          <w:szCs w:val="20"/>
+        </w:rPr>
+        <w:t>,</w:t>
+      </w:r>
+      <w:r>
+        <w:rPr>
+          <w:sz w:val="24"/>
+          <w:szCs w:val="20"/>
+        </w:rPr>
+        <w:t xml:space="preserve"> введя Фамилию и Имя.</w:t>
       </w:r>
     </w:p>
     <w:p>
@@ -4763,7 +4963,28 @@
           <w:sz w:val="24"/>
           <w:szCs w:val="20"/>
         </w:rPr>
-        <w:t>2. Система должна завершать текущую сессию пользователя и удалять его из очереди при выходе профиля</w:t>
+        <w:t xml:space="preserve">2. </w:t>
+      </w:r>
+      <w:r>
+        <w:rPr>
+          <w:sz w:val="24"/>
+          <w:szCs w:val="20"/>
+        </w:rPr>
+        <w:t xml:space="preserve">Система должна </w:t>
+      </w:r>
+      <w:r>
+        <w:rPr>
+          <w:sz w:val="24"/>
+          <w:szCs w:val="20"/>
+        </w:rPr>
+        <w:t>завершать</w:t>
+      </w:r>
+      <w:r>
+        <w:rPr>
+          <w:sz w:val="24"/>
+          <w:szCs w:val="20"/>
+        </w:rPr>
+        <w:t xml:space="preserve"> текущую сессию пользователя и аннулировать его запись в очереди при явном выходе из профиля.</w:t>
       </w:r>
     </w:p>
     <w:p>
@@ -4801,6 +5022,38 @@
           <w:szCs w:val="20"/>
         </w:rPr>
       </w:pPr>
+      <w:r>
+        <w:rPr>
+          <w:sz w:val="24"/>
+          <w:szCs w:val="20"/>
+        </w:rPr>
+        <w:t>4. Система должна отображать модальное окно подтверждения при попытке выхода из аккаунта, если пользователь стоит в очереди</w:t>
+      </w:r>
+      <w:r>
+        <w:rPr>
+          <w:sz w:val="24"/>
+          <w:szCs w:val="20"/>
+        </w:rPr>
+        <w:t>. Т</w:t>
+      </w:r>
+      <w:r>
+        <w:rPr>
+          <w:sz w:val="24"/>
+          <w:szCs w:val="20"/>
+        </w:rPr>
+        <w:t>екст предупреждения должен явно указывать, что выход из системы приведет к аннулированию записи в очереди.</w:t>
+      </w:r>
+    </w:p>
+    <w:p>
+      <w:pPr>
+        <w:spacing w:after="0"/>
+        <w:ind w:left="720"/>
+        <w:jc w:val="both"/>
+        <w:rPr>
+          <w:sz w:val="24"/>
+          <w:szCs w:val="20"/>
+        </w:rPr>
+      </w:pPr>
     </w:p>
     <w:p>
       <w:pPr>
@@ -5028,8 +5281,6 @@
         </w:rPr>
         <w:t>Система должна предотвращать конфликт ситуаций, когда Оператор и Автоматика пытаются назначить одного и того же клиента одновременно (блокировка записи на время распределения).</w:t>
       </w:r>
-      <w:bookmarkStart w:id="0" w:name="_GoBack"/>
-      <w:bookmarkEnd w:id="0"/>
     </w:p>
     <w:p>
       <w:pPr>

--- a/docs/requirements/Сформулированные_функциональные_требования.docx
+++ b/docs/requirements/Сформулированные_функциональные_требования.docx
@@ -739,7 +739,34 @@
           <w:sz w:val="24"/>
           <w:szCs w:val="20"/>
         </w:rPr>
-        <w:t xml:space="preserve">ак клиент, </w:t>
+        <w:t>ак клиент</w:t>
+      </w:r>
+      <w:r>
+        <w:rPr>
+          <w:b/>
+          <w:bCs/>
+          <w:sz w:val="24"/>
+          <w:szCs w:val="20"/>
+        </w:rPr>
+        <w:t xml:space="preserve"> </w:t>
+      </w:r>
+      <w:r>
+        <w:rPr>
+          <w:b/>
+          <w:bCs/>
+          <w:sz w:val="24"/>
+          <w:szCs w:val="20"/>
+        </w:rPr>
+        <w:t>очереди</w:t>
+      </w:r>
+      <w:r>
+        <w:rPr>
+          <w:b/>
+          <w:bCs/>
+          <w:sz w:val="24"/>
+          <w:szCs w:val="20"/>
+        </w:rPr>
+        <w:t xml:space="preserve">, </w:t>
       </w:r>
       <w:r>
         <w:rPr>
@@ -1001,7 +1028,7 @@
           <w:sz w:val="24"/>
           <w:szCs w:val="20"/>
         </w:rPr>
-        <w:t>Инициализация очереди</w:t>
+        <w:t>Управление жизненным циклом очереди</w:t>
       </w:r>
     </w:p>
     <w:p>
@@ -1060,7 +1087,25 @@
           <w:sz w:val="24"/>
           <w:szCs w:val="20"/>
         </w:rPr>
-        <w:t>открывать и запускать работу очереди</w:t>
+        <w:t>открывать,</w:t>
+      </w:r>
+      <w:r>
+        <w:rPr>
+          <w:b/>
+          <w:bCs/>
+          <w:sz w:val="24"/>
+          <w:szCs w:val="20"/>
+        </w:rPr>
+        <w:t xml:space="preserve"> запускать работу</w:t>
+      </w:r>
+      <w:r>
+        <w:rPr>
+          <w:b/>
+          <w:bCs/>
+          <w:sz w:val="24"/>
+          <w:szCs w:val="20"/>
+        </w:rPr>
+        <w:t>, приостанавливать и закрывать очередь</w:t>
       </w:r>
       <w:r>
         <w:rPr>
@@ -1083,7 +1128,21 @@
           <w:sz w:val="24"/>
           <w:szCs w:val="20"/>
         </w:rPr>
-        <w:t xml:space="preserve"> начать обслуживание клиентов и управлять потоком обращений.</w:t>
+        <w:t xml:space="preserve"> </w:t>
+      </w:r>
+      <w:r>
+        <w:rPr>
+          <w:sz w:val="24"/>
+          <w:szCs w:val="20"/>
+        </w:rPr>
+        <w:t>реагировать на изменения ситуации вокруг очереди</w:t>
+      </w:r>
+      <w:r>
+        <w:rPr>
+          <w:sz w:val="24"/>
+          <w:szCs w:val="20"/>
+        </w:rPr>
+        <w:t>.</w:t>
       </w:r>
     </w:p>
     <w:p>
@@ -1483,7 +1542,7 @@
           <w:sz w:val="24"/>
           <w:szCs w:val="20"/>
         </w:rPr>
-        <w:t xml:space="preserve">администратор системы, </w:t>
+        <w:t xml:space="preserve">администратор, </w:t>
       </w:r>
       <w:r>
         <w:rPr>
@@ -1844,7 +1903,14 @@
           <w:sz w:val="24"/>
           <w:szCs w:val="20"/>
         </w:rPr>
-        <w:t>оправлять своим положением в очереди</w:t>
+        <w:t>у</w:t>
+      </w:r>
+      <w:r>
+        <w:rPr>
+          <w:sz w:val="24"/>
+          <w:szCs w:val="20"/>
+        </w:rPr>
+        <w:t>правлять своим положением в очереди</w:t>
       </w:r>
       <w:r>
         <w:rPr>
@@ -2165,6 +2231,7 @@
         </w:rPr>
         <w:t xml:space="preserve">, чтобы </w:t>
       </w:r>
+      <w:bookmarkStart w:id="0" w:name="_GoBack"/>
       <w:r>
         <w:rPr>
           <w:sz w:val="24"/>
@@ -2172,6 +2239,7 @@
         </w:rPr>
         <w:t>принять следующего в очереди клиента</w:t>
       </w:r>
+      <w:bookmarkEnd w:id="0"/>
       <w:r>
         <w:rPr>
           <w:sz w:val="24"/>
@@ -2179,46 +2247,6 @@
         </w:rPr>
         <w:t>.</w:t>
       </w:r>
-    </w:p>
-    <w:p>
-      <w:pPr>
-        <w:pStyle w:val="a7"/>
-        <w:jc w:val="both"/>
-        <w:rPr>
-          <w:sz w:val="24"/>
-          <w:szCs w:val="20"/>
-        </w:rPr>
-      </w:pPr>
-    </w:p>
-    <w:p>
-      <w:pPr>
-        <w:pStyle w:val="a7"/>
-        <w:jc w:val="both"/>
-        <w:rPr>
-          <w:sz w:val="24"/>
-          <w:szCs w:val="20"/>
-        </w:rPr>
-      </w:pPr>
-    </w:p>
-    <w:p>
-      <w:pPr>
-        <w:pStyle w:val="a7"/>
-        <w:jc w:val="both"/>
-        <w:rPr>
-          <w:sz w:val="24"/>
-          <w:szCs w:val="20"/>
-        </w:rPr>
-      </w:pPr>
-    </w:p>
-    <w:p>
-      <w:pPr>
-        <w:pStyle w:val="a7"/>
-        <w:jc w:val="both"/>
-        <w:rPr>
-          <w:sz w:val="24"/>
-          <w:szCs w:val="20"/>
-        </w:rPr>
-      </w:pPr>
     </w:p>
     <w:p>
       <w:pPr>
@@ -2774,6 +2802,7 @@
           <w:sz w:val="24"/>
           <w:szCs w:val="20"/>
         </w:rPr>
+        <w:lastRenderedPageBreak/>
         <w:t>2</w:t>
       </w:r>
       <w:r>
@@ -3393,6 +3422,101 @@
           <w:sz w:val="24"/>
           <w:szCs w:val="20"/>
         </w:rPr>
+        <w:t xml:space="preserve"> «обслуживается»,</w:t>
+      </w:r>
+      <w:r>
+        <w:rPr>
+          <w:sz w:val="24"/>
+          <w:szCs w:val="20"/>
+        </w:rPr>
+        <w:t xml:space="preserve"> «</w:t>
+      </w:r>
+      <w:r>
+        <w:rPr>
+          <w:sz w:val="24"/>
+          <w:szCs w:val="20"/>
+        </w:rPr>
+        <w:t>обслужен</w:t>
+      </w:r>
+      <w:r>
+        <w:rPr>
+          <w:sz w:val="24"/>
+          <w:szCs w:val="20"/>
+        </w:rPr>
+        <w:t>»</w:t>
+      </w:r>
+      <w:r>
+        <w:rPr>
+          <w:sz w:val="24"/>
+          <w:szCs w:val="20"/>
+        </w:rPr>
+        <w:t>, «пропущен».</w:t>
+      </w:r>
+    </w:p>
+    <w:p>
+      <w:pPr>
+        <w:pStyle w:val="a7"/>
+        <w:ind w:left="709"/>
+        <w:jc w:val="both"/>
+        <w:rPr>
+          <w:sz w:val="24"/>
+          <w:szCs w:val="20"/>
+        </w:rPr>
+      </w:pPr>
+      <w:r>
+        <w:rPr>
+          <w:sz w:val="24"/>
+          <w:szCs w:val="20"/>
+        </w:rPr>
+        <w:t xml:space="preserve">5. </w:t>
+      </w:r>
+      <w:r>
+        <w:rPr>
+          <w:sz w:val="24"/>
+          <w:szCs w:val="20"/>
+        </w:rPr>
+        <w:t xml:space="preserve">Система должна отображать </w:t>
+      </w:r>
+      <w:r>
+        <w:rPr>
+          <w:sz w:val="24"/>
+          <w:szCs w:val="20"/>
+        </w:rPr>
+        <w:t>исполнителю услуги</w:t>
+      </w:r>
+      <w:r>
+        <w:rPr>
+          <w:sz w:val="24"/>
+          <w:szCs w:val="20"/>
+        </w:rPr>
+        <w:t xml:space="preserve"> список</w:t>
+      </w:r>
+      <w:r>
+        <w:rPr>
+          <w:sz w:val="24"/>
+          <w:szCs w:val="20"/>
+        </w:rPr>
+        <w:t xml:space="preserve"> клиентов</w:t>
+      </w:r>
+      <w:r>
+        <w:rPr>
+          <w:sz w:val="24"/>
+          <w:szCs w:val="20"/>
+        </w:rPr>
+        <w:t>, время обслуживания</w:t>
+      </w:r>
+      <w:r>
+        <w:rPr>
+          <w:sz w:val="24"/>
+          <w:szCs w:val="20"/>
+        </w:rPr>
+        <w:t xml:space="preserve"> каждого</w:t>
+      </w:r>
+      <w:r>
+        <w:rPr>
+          <w:sz w:val="24"/>
+          <w:szCs w:val="20"/>
+        </w:rPr>
         <w:t xml:space="preserve"> </w:t>
       </w:r>
       <w:r>
@@ -3400,56 +3524,21 @@
           <w:sz w:val="24"/>
           <w:szCs w:val="20"/>
         </w:rPr>
-        <w:t>«обслуживается»</w:t>
-      </w:r>
-      <w:r>
-        <w:rPr>
-          <w:sz w:val="24"/>
-          <w:szCs w:val="20"/>
-        </w:rPr>
-        <w:t>,</w:t>
-      </w:r>
-      <w:r>
-        <w:rPr>
-          <w:sz w:val="24"/>
-          <w:szCs w:val="20"/>
-        </w:rPr>
-        <w:t xml:space="preserve"> «</w:t>
-      </w:r>
-      <w:r>
-        <w:rPr>
-          <w:sz w:val="24"/>
-          <w:szCs w:val="20"/>
-        </w:rPr>
-        <w:t>обслужен</w:t>
-      </w:r>
-      <w:r>
-        <w:rPr>
-          <w:sz w:val="24"/>
-          <w:szCs w:val="20"/>
-        </w:rPr>
-        <w:t>»</w:t>
-      </w:r>
-      <w:r>
-        <w:rPr>
-          <w:sz w:val="24"/>
-          <w:szCs w:val="20"/>
-        </w:rPr>
-        <w:t xml:space="preserve">, </w:t>
-      </w:r>
-      <w:r>
-        <w:rPr>
-          <w:sz w:val="24"/>
-          <w:szCs w:val="20"/>
-        </w:rPr>
-        <w:t>«пропущен»</w:t>
-      </w:r>
-      <w:r>
-        <w:rPr>
-          <w:sz w:val="24"/>
-          <w:szCs w:val="20"/>
-        </w:rPr>
-        <w:t>.</w:t>
+        <w:t>и число обслуженных</w:t>
+      </w:r>
+      <w:r>
+        <w:rPr>
+          <w:sz w:val="24"/>
+          <w:szCs w:val="20"/>
+        </w:rPr>
+        <w:t xml:space="preserve"> клиентов </w:t>
+      </w:r>
+      <w:r>
+        <w:rPr>
+          <w:sz w:val="24"/>
+          <w:szCs w:val="20"/>
+        </w:rPr>
+        <w:t>за текущую сессию очереди</w:t>
       </w:r>
     </w:p>
     <w:p>
@@ -3467,7 +3556,7 @@
           <w:sz w:val="24"/>
           <w:szCs w:val="20"/>
         </w:rPr>
-        <w:t xml:space="preserve">5. </w:t>
+        <w:t xml:space="preserve">6. </w:t>
       </w:r>
       <w:r>
         <w:rPr>
@@ -3481,109 +3570,7 @@
           <w:sz w:val="24"/>
           <w:szCs w:val="20"/>
         </w:rPr>
-        <w:t>исполнителю услуги</w:t>
-      </w:r>
-      <w:r>
-        <w:rPr>
-          <w:sz w:val="24"/>
-          <w:szCs w:val="20"/>
-        </w:rPr>
-        <w:t xml:space="preserve"> список</w:t>
-      </w:r>
-      <w:r>
-        <w:rPr>
-          <w:sz w:val="24"/>
-          <w:szCs w:val="20"/>
-        </w:rPr>
-        <w:t xml:space="preserve"> клиентов</w:t>
-      </w:r>
-      <w:r>
-        <w:rPr>
-          <w:sz w:val="24"/>
-          <w:szCs w:val="20"/>
-        </w:rPr>
-        <w:t>, время обслуживания</w:t>
-      </w:r>
-      <w:r>
-        <w:rPr>
-          <w:sz w:val="24"/>
-          <w:szCs w:val="20"/>
-        </w:rPr>
-        <w:t xml:space="preserve"> каждого</w:t>
-      </w:r>
-      <w:r>
-        <w:rPr>
-          <w:sz w:val="24"/>
-          <w:szCs w:val="20"/>
-        </w:rPr>
-        <w:t xml:space="preserve"> </w:t>
-      </w:r>
-      <w:r>
-        <w:rPr>
-          <w:sz w:val="24"/>
-          <w:szCs w:val="20"/>
-        </w:rPr>
-        <w:t>и число обслуженных</w:t>
-      </w:r>
-      <w:r>
-        <w:rPr>
-          <w:sz w:val="24"/>
-          <w:szCs w:val="20"/>
-        </w:rPr>
-        <w:t xml:space="preserve"> клиентов </w:t>
-      </w:r>
-      <w:r>
-        <w:rPr>
-          <w:sz w:val="24"/>
-          <w:szCs w:val="20"/>
-        </w:rPr>
-        <w:t>за текущую сессию очереди</w:t>
-      </w:r>
-    </w:p>
-    <w:p>
-      <w:pPr>
-        <w:pStyle w:val="a7"/>
-        <w:ind w:left="709"/>
-        <w:jc w:val="both"/>
-        <w:rPr>
-          <w:sz w:val="24"/>
-          <w:szCs w:val="20"/>
-        </w:rPr>
-      </w:pPr>
-      <w:r>
-        <w:rPr>
-          <w:sz w:val="24"/>
-          <w:szCs w:val="20"/>
-        </w:rPr>
-        <w:t>6</w:t>
-      </w:r>
-      <w:r>
-        <w:rPr>
-          <w:sz w:val="24"/>
-          <w:szCs w:val="20"/>
-        </w:rPr>
-        <w:t xml:space="preserve">. </w:t>
-      </w:r>
-      <w:r>
-        <w:rPr>
-          <w:sz w:val="24"/>
-          <w:szCs w:val="20"/>
-        </w:rPr>
-        <w:t xml:space="preserve">Система должна отображать </w:t>
-      </w:r>
-      <w:r>
-        <w:rPr>
-          <w:sz w:val="24"/>
-          <w:szCs w:val="20"/>
-        </w:rPr>
-        <w:t>исполнителю услуги</w:t>
-      </w:r>
-      <w:r>
-        <w:rPr>
-          <w:sz w:val="24"/>
-          <w:szCs w:val="20"/>
-        </w:rPr>
-        <w:t xml:space="preserve"> время обслуживания текущего клиента как «время начала обслуживания» – «текущее время»</w:t>
+        <w:t>исполнителю услуги время обслуживания текущего клиента как «время начала обслуживания» – «текущее время»</w:t>
       </w:r>
     </w:p>
     <w:p>
@@ -3851,7 +3838,366 @@
           <w:sz w:val="24"/>
           <w:szCs w:val="20"/>
         </w:rPr>
+        <w:t> 4.</w:t>
+      </w:r>
+      <w:r>
+        <w:rPr>
+          <w:b/>
+          <w:bCs/>
+          <w:sz w:val="24"/>
+          <w:szCs w:val="20"/>
+        </w:rPr>
+        <w:t>6</w:t>
+      </w:r>
+      <w:r>
+        <w:rPr>
+          <w:b/>
+          <w:bCs/>
+          <w:sz w:val="24"/>
+          <w:szCs w:val="20"/>
+        </w:rPr>
+        <w:t xml:space="preserve"> </w:t>
+      </w:r>
+      <w:r>
+        <w:rPr>
+          <w:b/>
+          <w:bCs/>
+          <w:sz w:val="24"/>
+          <w:szCs w:val="20"/>
+        </w:rPr>
+        <w:t>Требования к администрированию системы</w:t>
+      </w:r>
+    </w:p>
+    <w:p>
+      <w:pPr>
+        <w:pStyle w:val="a7"/>
+        <w:ind w:left="709"/>
+        <w:jc w:val="both"/>
+        <w:rPr>
+          <w:b/>
+          <w:bCs/>
+          <w:sz w:val="24"/>
+          <w:szCs w:val="20"/>
+        </w:rPr>
+      </w:pPr>
+    </w:p>
+    <w:p>
+      <w:pPr>
+        <w:ind w:left="709"/>
+        <w:jc w:val="both"/>
+        <w:rPr>
+          <w:sz w:val="24"/>
+          <w:szCs w:val="20"/>
+        </w:rPr>
+      </w:pPr>
+      <w:r>
+        <w:rPr>
+          <w:sz w:val="24"/>
+          <w:szCs w:val="20"/>
+        </w:rPr>
         <w:lastRenderedPageBreak/>
+        <w:t xml:space="preserve">1. </w:t>
+      </w:r>
+      <w:r>
+        <w:rPr>
+          <w:sz w:val="24"/>
+          <w:szCs w:val="20"/>
+        </w:rPr>
+        <w:t>Система должна позволять администратору создавать, редакт</w:t>
+      </w:r>
+      <w:r>
+        <w:rPr>
+          <w:sz w:val="24"/>
+          <w:szCs w:val="20"/>
+        </w:rPr>
+        <w:t>ировать и деактивировать очередь</w:t>
+      </w:r>
+    </w:p>
+    <w:p>
+      <w:pPr>
+        <w:ind w:left="709"/>
+        <w:jc w:val="both"/>
+        <w:rPr>
+          <w:sz w:val="24"/>
+          <w:szCs w:val="20"/>
+        </w:rPr>
+      </w:pPr>
+      <w:r>
+        <w:rPr>
+          <w:sz w:val="24"/>
+          <w:szCs w:val="20"/>
+        </w:rPr>
+        <w:t xml:space="preserve">2. </w:t>
+      </w:r>
+      <w:r>
+        <w:rPr>
+          <w:sz w:val="24"/>
+          <w:szCs w:val="20"/>
+        </w:rPr>
+        <w:t>Система должна позволять администратору открывать очередь и переводить её в рабочее состояние</w:t>
+      </w:r>
+    </w:p>
+    <w:p>
+      <w:pPr>
+        <w:pStyle w:val="a7"/>
+        <w:ind w:left="709"/>
+        <w:jc w:val="both"/>
+        <w:rPr>
+          <w:sz w:val="24"/>
+          <w:szCs w:val="20"/>
+        </w:rPr>
+      </w:pPr>
+      <w:r>
+        <w:rPr>
+          <w:sz w:val="24"/>
+          <w:szCs w:val="20"/>
+        </w:rPr>
+        <w:t>3</w:t>
+      </w:r>
+      <w:r>
+        <w:rPr>
+          <w:sz w:val="24"/>
+          <w:szCs w:val="20"/>
+        </w:rPr>
+        <w:t xml:space="preserve">. Система должна позволять </w:t>
+      </w:r>
+      <w:r>
+        <w:rPr>
+          <w:sz w:val="24"/>
+          <w:szCs w:val="20"/>
+        </w:rPr>
+        <w:t>администратору</w:t>
+      </w:r>
+      <w:r>
+        <w:rPr>
+          <w:sz w:val="24"/>
+          <w:szCs w:val="20"/>
+        </w:rPr>
+        <w:t xml:space="preserve"> приостанавливать и возобновлять работу очереди</w:t>
+      </w:r>
+    </w:p>
+    <w:p>
+      <w:pPr>
+        <w:pStyle w:val="a7"/>
+        <w:ind w:left="709"/>
+        <w:jc w:val="both"/>
+        <w:rPr>
+          <w:sz w:val="24"/>
+          <w:szCs w:val="20"/>
+        </w:rPr>
+      </w:pPr>
+      <w:r>
+        <w:rPr>
+          <w:sz w:val="24"/>
+          <w:szCs w:val="20"/>
+        </w:rPr>
+        <w:t>4</w:t>
+      </w:r>
+      <w:r>
+        <w:rPr>
+          <w:sz w:val="24"/>
+          <w:szCs w:val="20"/>
+        </w:rPr>
+        <w:t xml:space="preserve">. Система должна позволять администратору </w:t>
+      </w:r>
+      <w:r>
+        <w:rPr>
+          <w:sz w:val="24"/>
+          <w:szCs w:val="20"/>
+        </w:rPr>
+        <w:t>назначать Исполнителей и Операторов</w:t>
+      </w:r>
+    </w:p>
+    <w:p>
+      <w:pPr>
+        <w:pStyle w:val="a7"/>
+        <w:ind w:left="709"/>
+        <w:jc w:val="both"/>
+        <w:rPr>
+          <w:sz w:val="24"/>
+          <w:szCs w:val="20"/>
+        </w:rPr>
+      </w:pPr>
+      <w:r>
+        <w:rPr>
+          <w:sz w:val="24"/>
+          <w:szCs w:val="20"/>
+        </w:rPr>
+        <w:t>5</w:t>
+      </w:r>
+      <w:r>
+        <w:rPr>
+          <w:sz w:val="24"/>
+          <w:szCs w:val="20"/>
+        </w:rPr>
+        <w:t>. Система должна позволять администратору создавать и редактировать учётные записи операторов и исполнителей услуги</w:t>
+      </w:r>
+    </w:p>
+    <w:p>
+      <w:pPr>
+        <w:pStyle w:val="a7"/>
+        <w:ind w:left="709"/>
+        <w:jc w:val="both"/>
+        <w:rPr>
+          <w:sz w:val="24"/>
+          <w:szCs w:val="20"/>
+        </w:rPr>
+      </w:pPr>
+      <w:r>
+        <w:rPr>
+          <w:sz w:val="24"/>
+          <w:szCs w:val="20"/>
+        </w:rPr>
+        <w:t>6</w:t>
+      </w:r>
+      <w:r>
+        <w:rPr>
+          <w:sz w:val="24"/>
+          <w:szCs w:val="20"/>
+        </w:rPr>
+        <w:t>. Система должна позволять администратору настраивать правила приоритетного обслуживания</w:t>
+      </w:r>
+    </w:p>
+    <w:p>
+      <w:pPr>
+        <w:pStyle w:val="a7"/>
+        <w:ind w:left="709"/>
+        <w:jc w:val="both"/>
+        <w:rPr>
+          <w:sz w:val="24"/>
+          <w:szCs w:val="20"/>
+        </w:rPr>
+      </w:pPr>
+      <w:r>
+        <w:rPr>
+          <w:sz w:val="24"/>
+          <w:szCs w:val="20"/>
+        </w:rPr>
+        <w:t>7</w:t>
+      </w:r>
+      <w:r>
+        <w:rPr>
+          <w:sz w:val="24"/>
+          <w:szCs w:val="20"/>
+        </w:rPr>
+        <w:t xml:space="preserve">. Система должна позволять администратору </w:t>
+      </w:r>
+      <w:r>
+        <w:rPr>
+          <w:sz w:val="24"/>
+          <w:szCs w:val="20"/>
+        </w:rPr>
+        <w:t>активировать или выключать</w:t>
+      </w:r>
+      <w:r>
+        <w:rPr>
+          <w:sz w:val="24"/>
+          <w:szCs w:val="20"/>
+        </w:rPr>
+        <w:t xml:space="preserve"> </w:t>
+      </w:r>
+      <w:r>
+        <w:rPr>
+          <w:sz w:val="24"/>
+          <w:szCs w:val="20"/>
+        </w:rPr>
+        <w:t>автоматический вызов клиентов</w:t>
+      </w:r>
+    </w:p>
+    <w:p>
+      <w:pPr>
+        <w:pStyle w:val="a7"/>
+        <w:ind w:left="709"/>
+        <w:jc w:val="both"/>
+        <w:rPr>
+          <w:sz w:val="24"/>
+          <w:szCs w:val="20"/>
+        </w:rPr>
+      </w:pPr>
+      <w:r>
+        <w:rPr>
+          <w:sz w:val="24"/>
+          <w:szCs w:val="20"/>
+        </w:rPr>
+        <w:t>8</w:t>
+      </w:r>
+      <w:r>
+        <w:rPr>
+          <w:sz w:val="24"/>
+          <w:szCs w:val="20"/>
+        </w:rPr>
+        <w:t>. Система должна предоставлять администратору доступ к журналу событий системы</w:t>
+      </w:r>
+    </w:p>
+    <w:p>
+      <w:pPr>
+        <w:pStyle w:val="a7"/>
+        <w:ind w:left="709"/>
+        <w:jc w:val="both"/>
+        <w:rPr>
+          <w:sz w:val="24"/>
+          <w:szCs w:val="20"/>
+        </w:rPr>
+      </w:pPr>
+      <w:r>
+        <w:rPr>
+          <w:sz w:val="24"/>
+          <w:szCs w:val="20"/>
+        </w:rPr>
+        <w:t>9</w:t>
+      </w:r>
+      <w:r>
+        <w:rPr>
+          <w:sz w:val="24"/>
+          <w:szCs w:val="20"/>
+        </w:rPr>
+        <w:t>. Система должна позволять администратору прос</w:t>
+      </w:r>
+      <w:r>
+        <w:rPr>
+          <w:sz w:val="24"/>
+          <w:szCs w:val="20"/>
+        </w:rPr>
+        <w:t>матривать статистику по очереди</w:t>
+      </w:r>
+      <w:r>
+        <w:rPr>
+          <w:sz w:val="24"/>
+          <w:szCs w:val="20"/>
+        </w:rPr>
+        <w:t>, среднему времени ожидания, количеству завершённых и пропущенных обслуживаний</w:t>
+      </w:r>
+    </w:p>
+    <w:p>
+      <w:pPr>
+        <w:pStyle w:val="a7"/>
+        <w:ind w:left="709"/>
+        <w:jc w:val="both"/>
+        <w:rPr>
+          <w:sz w:val="24"/>
+          <w:szCs w:val="20"/>
+        </w:rPr>
+      </w:pPr>
+    </w:p>
+    <w:p>
+      <w:pPr>
+        <w:pStyle w:val="a7"/>
+        <w:ind w:left="709"/>
+        <w:jc w:val="both"/>
+        <w:rPr>
+          <w:b/>
+          <w:bCs/>
+          <w:sz w:val="24"/>
+          <w:szCs w:val="20"/>
+        </w:rPr>
+      </w:pPr>
+      <w:r>
+        <w:rPr>
+          <w:b/>
+          <w:bCs/>
+          <w:sz w:val="24"/>
+          <w:szCs w:val="20"/>
+        </w:rPr>
         <w:t> 4.</w:t>
       </w:r>
       <w:r>
@@ -3861,7 +4207,7 @@
           <w:sz w:val="24"/>
           <w:szCs w:val="20"/>
         </w:rPr>
-        <w:t>6</w:t>
+        <w:t>7</w:t>
       </w:r>
       <w:r>
         <w:rPr>
@@ -3879,7 +4225,7 @@
           <w:sz w:val="24"/>
           <w:szCs w:val="20"/>
         </w:rPr>
-        <w:t>Требования к администрированию системы</w:t>
+        <w:t>Требования к наблюдателю очереди</w:t>
       </w:r>
     </w:p>
     <w:p>
@@ -3897,46 +4243,38 @@
     </w:p>
     <w:p>
       <w:pPr>
+        <w:pStyle w:val="a7"/>
         <w:ind w:left="709"/>
         <w:jc w:val="both"/>
         <w:rPr>
-          <w:sz w:val="24"/>
-          <w:szCs w:val="20"/>
-        </w:rPr>
-      </w:pPr>
-      <w:r>
-        <w:rPr>
-          <w:sz w:val="24"/>
-          <w:szCs w:val="20"/>
-        </w:rPr>
-        <w:t xml:space="preserve">1. </w:t>
-      </w:r>
-      <w:r>
-        <w:rPr>
-          <w:sz w:val="24"/>
-          <w:szCs w:val="20"/>
-        </w:rPr>
-        <w:t>Система должна позволять администратору создавать, редакт</w:t>
-      </w:r>
-      <w:r>
-        <w:rPr>
-          <w:sz w:val="24"/>
-          <w:szCs w:val="20"/>
-        </w:rPr>
-        <w:t>ировать и деактивировать очередь</w:t>
-      </w:r>
-    </w:p>
-    <w:p>
-      <w:pPr>
+          <w:bCs/>
+          <w:sz w:val="24"/>
+          <w:szCs w:val="20"/>
+        </w:rPr>
+      </w:pPr>
+      <w:r>
+        <w:rPr>
+          <w:bCs/>
+          <w:sz w:val="24"/>
+          <w:szCs w:val="20"/>
+        </w:rPr>
+        <w:t>1. Система должна предоставлять наблюдателю доступ к информации о текущих вызванных клиентах, числу клиентов в очереди и примерному времени ожидания.</w:t>
+      </w:r>
+    </w:p>
+    <w:p>
+      <w:pPr>
+        <w:pStyle w:val="a7"/>
         <w:ind w:left="709"/>
         <w:jc w:val="both"/>
         <w:rPr>
-          <w:sz w:val="24"/>
-          <w:szCs w:val="20"/>
-        </w:rPr>
-      </w:pPr>
-      <w:r>
-        <w:rPr>
+          <w:bCs/>
+          <w:sz w:val="24"/>
+          <w:szCs w:val="20"/>
+        </w:rPr>
+      </w:pPr>
+      <w:r>
+        <w:rPr>
+          <w:bCs/>
           <w:sz w:val="24"/>
           <w:szCs w:val="20"/>
         </w:rPr>
@@ -3944,10 +4282,59 @@
       </w:r>
       <w:r>
         <w:rPr>
-          <w:sz w:val="24"/>
-          <w:szCs w:val="20"/>
-        </w:rPr>
-        <w:t>Система должна позволять администратору открывать очередь и переводить её в рабочее состояние</w:t>
+          <w:bCs/>
+          <w:sz w:val="24"/>
+          <w:szCs w:val="20"/>
+        </w:rPr>
+        <w:t xml:space="preserve">Система не должна </w:t>
+      </w:r>
+      <w:r>
+        <w:rPr>
+          <w:bCs/>
+          <w:sz w:val="24"/>
+          <w:szCs w:val="20"/>
+        </w:rPr>
+        <w:t xml:space="preserve">предоставлять наблюдателю доступ к </w:t>
+      </w:r>
+      <w:r>
+        <w:rPr>
+          <w:bCs/>
+          <w:sz w:val="24"/>
+          <w:szCs w:val="20"/>
+        </w:rPr>
+        <w:t>персональны</w:t>
+      </w:r>
+      <w:r>
+        <w:rPr>
+          <w:bCs/>
+          <w:sz w:val="24"/>
+          <w:szCs w:val="20"/>
+        </w:rPr>
+        <w:t>м</w:t>
+      </w:r>
+      <w:r>
+        <w:rPr>
+          <w:bCs/>
+          <w:sz w:val="24"/>
+          <w:szCs w:val="20"/>
+        </w:rPr>
+        <w:t xml:space="preserve"> данны</w:t>
+      </w:r>
+      <w:r>
+        <w:rPr>
+          <w:bCs/>
+          <w:sz w:val="24"/>
+          <w:szCs w:val="20"/>
+        </w:rPr>
+        <w:t>м</w:t>
+      </w:r>
+      <w:r>
+        <w:rPr>
+          <w:bCs/>
+          <w:sz w:val="24"/>
+          <w:szCs w:val="20"/>
+        </w:rPr>
+        <w:t xml:space="preserve"> клиентов</w:t>
       </w:r>
     </w:p>
     <w:p>
@@ -3960,6 +4347,226 @@
           <w:szCs w:val="20"/>
         </w:rPr>
       </w:pPr>
+    </w:p>
+    <w:p>
+      <w:pPr>
+        <w:pStyle w:val="a7"/>
+        <w:ind w:left="709"/>
+        <w:jc w:val="both"/>
+        <w:rPr>
+          <w:b/>
+          <w:bCs/>
+          <w:sz w:val="24"/>
+          <w:szCs w:val="20"/>
+        </w:rPr>
+      </w:pPr>
+      <w:r>
+        <w:rPr>
+          <w:b/>
+          <w:bCs/>
+          <w:sz w:val="24"/>
+          <w:szCs w:val="20"/>
+        </w:rPr>
+        <w:t> 4.</w:t>
+      </w:r>
+      <w:r>
+        <w:rPr>
+          <w:b/>
+          <w:bCs/>
+          <w:sz w:val="24"/>
+          <w:szCs w:val="20"/>
+        </w:rPr>
+        <w:t>8</w:t>
+      </w:r>
+      <w:r>
+        <w:rPr>
+          <w:b/>
+          <w:bCs/>
+          <w:sz w:val="24"/>
+          <w:szCs w:val="20"/>
+        </w:rPr>
+        <w:t xml:space="preserve"> </w:t>
+      </w:r>
+      <w:r>
+        <w:rPr>
+          <w:b/>
+          <w:bCs/>
+          <w:sz w:val="24"/>
+          <w:szCs w:val="20"/>
+        </w:rPr>
+        <w:t xml:space="preserve">Требования к данным и </w:t>
+      </w:r>
+      <w:r>
+        <w:rPr>
+          <w:b/>
+          <w:bCs/>
+          <w:sz w:val="24"/>
+          <w:szCs w:val="20"/>
+        </w:rPr>
+        <w:t xml:space="preserve">истории </w:t>
+      </w:r>
+      <w:r>
+        <w:rPr>
+          <w:b/>
+          <w:bCs/>
+          <w:sz w:val="24"/>
+          <w:szCs w:val="20"/>
+        </w:rPr>
+        <w:t>журнал</w:t>
+      </w:r>
+      <w:r>
+        <w:rPr>
+          <w:b/>
+          <w:bCs/>
+          <w:sz w:val="24"/>
+          <w:szCs w:val="20"/>
+        </w:rPr>
+        <w:t>а</w:t>
+      </w:r>
+    </w:p>
+    <w:p>
+      <w:pPr>
+        <w:pStyle w:val="a7"/>
+        <w:ind w:left="709"/>
+        <w:jc w:val="both"/>
+        <w:rPr>
+          <w:b/>
+          <w:bCs/>
+          <w:sz w:val="24"/>
+          <w:szCs w:val="20"/>
+        </w:rPr>
+      </w:pPr>
+    </w:p>
+    <w:p>
+      <w:pPr>
+        <w:pStyle w:val="a7"/>
+        <w:ind w:left="709"/>
+        <w:jc w:val="both"/>
+        <w:rPr>
+          <w:sz w:val="24"/>
+          <w:szCs w:val="20"/>
+        </w:rPr>
+      </w:pPr>
+      <w:r>
+        <w:rPr>
+          <w:sz w:val="24"/>
+          <w:szCs w:val="20"/>
+        </w:rPr>
+        <w:t>1</w:t>
+      </w:r>
+      <w:r>
+        <w:rPr>
+          <w:sz w:val="24"/>
+          <w:szCs w:val="20"/>
+        </w:rPr>
+        <w:t>. Система должна фиксировать, какой оператор изменил состояние очереди или клиента</w:t>
+      </w:r>
+    </w:p>
+    <w:p>
+      <w:pPr>
+        <w:pStyle w:val="a7"/>
+        <w:ind w:left="709"/>
+        <w:jc w:val="both"/>
+        <w:rPr>
+          <w:sz w:val="24"/>
+          <w:szCs w:val="20"/>
+        </w:rPr>
+      </w:pPr>
+      <w:r>
+        <w:rPr>
+          <w:sz w:val="24"/>
+          <w:szCs w:val="20"/>
+        </w:rPr>
+        <w:t>2</w:t>
+      </w:r>
+      <w:r>
+        <w:rPr>
+          <w:sz w:val="24"/>
+          <w:szCs w:val="20"/>
+        </w:rPr>
+        <w:t xml:space="preserve">. Система должна сохранять дату и время </w:t>
+      </w:r>
+      <w:r>
+        <w:rPr>
+          <w:sz w:val="24"/>
+          <w:szCs w:val="20"/>
+        </w:rPr>
+        <w:t>всех</w:t>
+      </w:r>
+      <w:r>
+        <w:rPr>
+          <w:sz w:val="24"/>
+          <w:szCs w:val="20"/>
+        </w:rPr>
+        <w:t xml:space="preserve"> ключев</w:t>
+      </w:r>
+      <w:r>
+        <w:rPr>
+          <w:sz w:val="24"/>
+          <w:szCs w:val="20"/>
+        </w:rPr>
+        <w:t>ых</w:t>
+      </w:r>
+      <w:r>
+        <w:rPr>
+          <w:sz w:val="24"/>
+          <w:szCs w:val="20"/>
+        </w:rPr>
+        <w:t xml:space="preserve"> событ</w:t>
+      </w:r>
+      <w:r>
+        <w:rPr>
+          <w:sz w:val="24"/>
+          <w:szCs w:val="20"/>
+        </w:rPr>
+        <w:t>ий</w:t>
+      </w:r>
+      <w:r>
+        <w:rPr>
+          <w:sz w:val="24"/>
+          <w:szCs w:val="20"/>
+        </w:rPr>
+        <w:t xml:space="preserve">: создания </w:t>
+      </w:r>
+      <w:r>
+        <w:rPr>
+          <w:sz w:val="24"/>
+          <w:szCs w:val="20"/>
+        </w:rPr>
+        <w:t>талона</w:t>
+      </w:r>
+      <w:r>
+        <w:rPr>
+          <w:sz w:val="24"/>
+          <w:szCs w:val="20"/>
+        </w:rPr>
+        <w:t>, вызова, начала обслуживания, завершения обслуживания, отмены</w:t>
+      </w:r>
+      <w:r>
+        <w:rPr>
+          <w:sz w:val="24"/>
+          <w:szCs w:val="20"/>
+        </w:rPr>
+        <w:t>, перемещения в очереди</w:t>
+      </w:r>
+      <w:r>
+        <w:rPr>
+          <w:sz w:val="24"/>
+          <w:szCs w:val="20"/>
+        </w:rPr>
+        <w:t xml:space="preserve"> и т.д.</w:t>
+      </w:r>
+    </w:p>
+    <w:p>
+      <w:pPr>
+        <w:pStyle w:val="a7"/>
+        <w:ind w:left="709"/>
+        <w:jc w:val="both"/>
+        <w:rPr>
+          <w:sz w:val="24"/>
+          <w:szCs w:val="20"/>
+        </w:rPr>
+      </w:pPr>
       <w:r>
         <w:rPr>
           <w:sz w:val="24"/>
@@ -3972,21 +4579,14 @@
           <w:sz w:val="24"/>
           <w:szCs w:val="20"/>
         </w:rPr>
-        <w:t xml:space="preserve">. Система должна позволять </w:t>
-      </w:r>
-      <w:r>
-        <w:rPr>
-          <w:sz w:val="24"/>
-          <w:szCs w:val="20"/>
-        </w:rPr>
-        <w:t>администратору</w:t>
-      </w:r>
-      <w:r>
-        <w:rPr>
-          <w:sz w:val="24"/>
-          <w:szCs w:val="20"/>
-        </w:rPr>
-        <w:t xml:space="preserve"> приостанавливать и возобновлять работу очереди</w:t>
+        <w:t>. Система должна предоставлять данные для построения статистики и аналитики по очеред</w:t>
+      </w:r>
+      <w:r>
+        <w:rPr>
+          <w:sz w:val="24"/>
+          <w:szCs w:val="20"/>
+        </w:rPr>
+        <w:t>и</w:t>
       </w:r>
     </w:p>
     <w:p>
@@ -4004,623 +4604,8 @@
           <w:sz w:val="24"/>
           <w:szCs w:val="20"/>
         </w:rPr>
-        <w:t>4</w:t>
-      </w:r>
-      <w:r>
-        <w:rPr>
-          <w:sz w:val="24"/>
-          <w:szCs w:val="20"/>
-        </w:rPr>
-        <w:t xml:space="preserve">. Система должна позволять администратору </w:t>
-      </w:r>
-      <w:r>
-        <w:rPr>
-          <w:sz w:val="24"/>
-          <w:szCs w:val="20"/>
-        </w:rPr>
-        <w:t>назначать Исполнителей и Операторов</w:t>
-      </w:r>
-    </w:p>
-    <w:p>
-      <w:pPr>
-        <w:pStyle w:val="a7"/>
-        <w:ind w:left="709"/>
-        <w:jc w:val="both"/>
-        <w:rPr>
-          <w:sz w:val="24"/>
-          <w:szCs w:val="20"/>
-        </w:rPr>
-      </w:pPr>
-      <w:r>
-        <w:rPr>
-          <w:sz w:val="24"/>
-          <w:szCs w:val="20"/>
-        </w:rPr>
-        <w:t>5</w:t>
-      </w:r>
-      <w:r>
-        <w:rPr>
-          <w:sz w:val="24"/>
-          <w:szCs w:val="20"/>
-        </w:rPr>
-        <w:t>. Система должна позволять администратору создавать и редактировать учётные записи операторов и исполнителей услуги</w:t>
-      </w:r>
-    </w:p>
-    <w:p>
-      <w:pPr>
-        <w:pStyle w:val="a7"/>
-        <w:ind w:left="709"/>
-        <w:jc w:val="both"/>
-        <w:rPr>
-          <w:sz w:val="24"/>
-          <w:szCs w:val="20"/>
-        </w:rPr>
-      </w:pPr>
-      <w:r>
-        <w:rPr>
-          <w:sz w:val="24"/>
-          <w:szCs w:val="20"/>
-        </w:rPr>
-        <w:t>6</w:t>
-      </w:r>
-      <w:r>
-        <w:rPr>
-          <w:sz w:val="24"/>
-          <w:szCs w:val="20"/>
-        </w:rPr>
-        <w:t>. Система должна позволять администратору настраивать правила приоритетного обслуживания</w:t>
-      </w:r>
-    </w:p>
-    <w:p>
-      <w:pPr>
-        <w:pStyle w:val="a7"/>
-        <w:ind w:left="709"/>
-        <w:jc w:val="both"/>
-        <w:rPr>
-          <w:sz w:val="24"/>
-          <w:szCs w:val="20"/>
-        </w:rPr>
-      </w:pPr>
-      <w:r>
-        <w:rPr>
-          <w:sz w:val="24"/>
-          <w:szCs w:val="20"/>
-        </w:rPr>
-        <w:t>7</w:t>
-      </w:r>
-      <w:r>
-        <w:rPr>
-          <w:sz w:val="24"/>
-          <w:szCs w:val="20"/>
-        </w:rPr>
-        <w:t xml:space="preserve">. Система должна позволять администратору </w:t>
-      </w:r>
-      <w:r>
-        <w:rPr>
-          <w:sz w:val="24"/>
-          <w:szCs w:val="20"/>
-        </w:rPr>
-        <w:t>активировать или выключать</w:t>
-      </w:r>
-      <w:r>
-        <w:rPr>
-          <w:sz w:val="24"/>
-          <w:szCs w:val="20"/>
-        </w:rPr>
-        <w:t xml:space="preserve"> </w:t>
-      </w:r>
-      <w:r>
-        <w:rPr>
-          <w:sz w:val="24"/>
-          <w:szCs w:val="20"/>
-        </w:rPr>
-        <w:t>автоматический вызов клиентов</w:t>
-      </w:r>
-    </w:p>
-    <w:p>
-      <w:pPr>
-        <w:pStyle w:val="a7"/>
-        <w:ind w:left="709"/>
-        <w:jc w:val="both"/>
-        <w:rPr>
-          <w:sz w:val="24"/>
-          <w:szCs w:val="20"/>
-        </w:rPr>
-      </w:pPr>
-      <w:r>
-        <w:rPr>
-          <w:sz w:val="24"/>
-          <w:szCs w:val="20"/>
-        </w:rPr>
-        <w:t>8</w:t>
-      </w:r>
-      <w:r>
-        <w:rPr>
-          <w:sz w:val="24"/>
-          <w:szCs w:val="20"/>
-        </w:rPr>
-        <w:t>. Система должна предоставлять администратору доступ к журналу событий системы</w:t>
-      </w:r>
-    </w:p>
-    <w:p>
-      <w:pPr>
-        <w:pStyle w:val="a7"/>
-        <w:ind w:left="709"/>
-        <w:jc w:val="both"/>
-        <w:rPr>
-          <w:sz w:val="24"/>
-          <w:szCs w:val="20"/>
-        </w:rPr>
-      </w:pPr>
-      <w:r>
-        <w:rPr>
-          <w:sz w:val="24"/>
-          <w:szCs w:val="20"/>
-        </w:rPr>
-        <w:t>9</w:t>
-      </w:r>
-      <w:r>
-        <w:rPr>
-          <w:sz w:val="24"/>
-          <w:szCs w:val="20"/>
-        </w:rPr>
-        <w:t>. Система должна позволять администратору прос</w:t>
-      </w:r>
-      <w:r>
-        <w:rPr>
-          <w:sz w:val="24"/>
-          <w:szCs w:val="20"/>
-        </w:rPr>
-        <w:t>матривать статистику по очереди</w:t>
-      </w:r>
-      <w:r>
-        <w:rPr>
-          <w:sz w:val="24"/>
-          <w:szCs w:val="20"/>
-        </w:rPr>
-        <w:t>, среднему времени ожидания, количеству завершённых и пропущенных обслуживаний</w:t>
-      </w:r>
-    </w:p>
-    <w:p>
-      <w:pPr>
-        <w:pStyle w:val="a7"/>
-        <w:ind w:left="709"/>
-        <w:jc w:val="both"/>
-        <w:rPr>
-          <w:sz w:val="24"/>
-          <w:szCs w:val="20"/>
-        </w:rPr>
-      </w:pPr>
-    </w:p>
-    <w:p>
-      <w:pPr>
-        <w:pStyle w:val="a7"/>
-        <w:ind w:left="709"/>
-        <w:jc w:val="both"/>
-        <w:rPr>
-          <w:b/>
-          <w:bCs/>
-          <w:sz w:val="24"/>
-          <w:szCs w:val="20"/>
-        </w:rPr>
-      </w:pPr>
-      <w:r>
-        <w:rPr>
-          <w:b/>
-          <w:bCs/>
-          <w:sz w:val="24"/>
-          <w:szCs w:val="20"/>
-        </w:rPr>
-        <w:t> 4.</w:t>
-      </w:r>
-      <w:r>
-        <w:rPr>
-          <w:b/>
-          <w:bCs/>
-          <w:sz w:val="24"/>
-          <w:szCs w:val="20"/>
-        </w:rPr>
-        <w:t>7</w:t>
-      </w:r>
-      <w:r>
-        <w:rPr>
-          <w:b/>
-          <w:bCs/>
-          <w:sz w:val="24"/>
-          <w:szCs w:val="20"/>
-        </w:rPr>
-        <w:t xml:space="preserve"> </w:t>
-      </w:r>
-      <w:r>
-        <w:rPr>
-          <w:b/>
-          <w:bCs/>
-          <w:sz w:val="24"/>
-          <w:szCs w:val="20"/>
-        </w:rPr>
-        <w:t>Требования к наблюдателю очереди</w:t>
-      </w:r>
-    </w:p>
-    <w:p>
-      <w:pPr>
-        <w:pStyle w:val="a7"/>
-        <w:ind w:left="709"/>
-        <w:jc w:val="both"/>
-        <w:rPr>
-          <w:b/>
-          <w:bCs/>
-          <w:sz w:val="24"/>
-          <w:szCs w:val="20"/>
-        </w:rPr>
-      </w:pPr>
-    </w:p>
-    <w:p>
-      <w:pPr>
-        <w:pStyle w:val="a7"/>
-        <w:ind w:left="709"/>
-        <w:jc w:val="both"/>
-        <w:rPr>
-          <w:bCs/>
-          <w:sz w:val="24"/>
-          <w:szCs w:val="20"/>
-        </w:rPr>
-      </w:pPr>
-      <w:r>
-        <w:rPr>
-          <w:bCs/>
-          <w:sz w:val="24"/>
-          <w:szCs w:val="20"/>
-        </w:rPr>
-        <w:t>1. Система должна предоставлять наблюдателю доступ к информации о текущих вызванных клиентах, числу клиентов в очереди и примерному времени ожидания.</w:t>
-      </w:r>
-    </w:p>
-    <w:p>
-      <w:pPr>
-        <w:pStyle w:val="a7"/>
-        <w:ind w:left="709"/>
-        <w:jc w:val="both"/>
-        <w:rPr>
-          <w:bCs/>
-          <w:sz w:val="24"/>
-          <w:szCs w:val="20"/>
-        </w:rPr>
-      </w:pPr>
-      <w:r>
-        <w:rPr>
-          <w:bCs/>
-          <w:sz w:val="24"/>
-          <w:szCs w:val="20"/>
-        </w:rPr>
-        <w:t xml:space="preserve">2. </w:t>
-      </w:r>
-      <w:r>
-        <w:rPr>
-          <w:bCs/>
-          <w:sz w:val="24"/>
-          <w:szCs w:val="20"/>
-        </w:rPr>
-        <w:t xml:space="preserve">Система не должна </w:t>
-      </w:r>
-      <w:r>
-        <w:rPr>
-          <w:bCs/>
-          <w:sz w:val="24"/>
-          <w:szCs w:val="20"/>
-        </w:rPr>
-        <w:t xml:space="preserve">предоставлять наблюдателю доступ к </w:t>
-      </w:r>
-      <w:r>
-        <w:rPr>
-          <w:bCs/>
-          <w:sz w:val="24"/>
-          <w:szCs w:val="20"/>
-        </w:rPr>
-        <w:t>персональны</w:t>
-      </w:r>
-      <w:r>
-        <w:rPr>
-          <w:bCs/>
-          <w:sz w:val="24"/>
-          <w:szCs w:val="20"/>
-        </w:rPr>
-        <w:t>м</w:t>
-      </w:r>
-      <w:r>
-        <w:rPr>
-          <w:bCs/>
-          <w:sz w:val="24"/>
-          <w:szCs w:val="20"/>
-        </w:rPr>
-        <w:t xml:space="preserve"> данны</w:t>
-      </w:r>
-      <w:r>
-        <w:rPr>
-          <w:bCs/>
-          <w:sz w:val="24"/>
-          <w:szCs w:val="20"/>
-        </w:rPr>
-        <w:t>м</w:t>
-      </w:r>
-      <w:r>
-        <w:rPr>
-          <w:bCs/>
-          <w:sz w:val="24"/>
-          <w:szCs w:val="20"/>
-        </w:rPr>
-        <w:t xml:space="preserve"> клиентов</w:t>
-      </w:r>
-    </w:p>
-    <w:p>
-      <w:pPr>
-        <w:pStyle w:val="a7"/>
-        <w:ind w:left="709"/>
-        <w:jc w:val="both"/>
-        <w:rPr>
-          <w:sz w:val="24"/>
-          <w:szCs w:val="20"/>
-        </w:rPr>
-      </w:pPr>
-    </w:p>
-    <w:p>
-      <w:pPr>
-        <w:pStyle w:val="a7"/>
-        <w:ind w:left="709"/>
-        <w:jc w:val="both"/>
-        <w:rPr>
-          <w:b/>
-          <w:bCs/>
-          <w:sz w:val="24"/>
-          <w:szCs w:val="20"/>
-        </w:rPr>
-      </w:pPr>
-      <w:r>
-        <w:rPr>
-          <w:b/>
-          <w:bCs/>
-          <w:sz w:val="24"/>
-          <w:szCs w:val="20"/>
-        </w:rPr>
-        <w:t> 4.</w:t>
-      </w:r>
-      <w:r>
-        <w:rPr>
-          <w:b/>
-          <w:bCs/>
-          <w:sz w:val="24"/>
-          <w:szCs w:val="20"/>
-        </w:rPr>
-        <w:t>8</w:t>
-      </w:r>
-      <w:r>
-        <w:rPr>
-          <w:b/>
-          <w:bCs/>
-          <w:sz w:val="24"/>
-          <w:szCs w:val="20"/>
-        </w:rPr>
-        <w:t xml:space="preserve"> </w:t>
-      </w:r>
-      <w:r>
-        <w:rPr>
-          <w:b/>
-          <w:bCs/>
-          <w:sz w:val="24"/>
-          <w:szCs w:val="20"/>
-        </w:rPr>
-        <w:t xml:space="preserve">Требования к данным и </w:t>
-      </w:r>
-      <w:r>
-        <w:rPr>
-          <w:b/>
-          <w:bCs/>
-          <w:sz w:val="24"/>
-          <w:szCs w:val="20"/>
-        </w:rPr>
-        <w:t xml:space="preserve">истории </w:t>
-      </w:r>
-      <w:r>
-        <w:rPr>
-          <w:b/>
-          <w:bCs/>
-          <w:sz w:val="24"/>
-          <w:szCs w:val="20"/>
-        </w:rPr>
-        <w:t>журнал</w:t>
-      </w:r>
-      <w:r>
-        <w:rPr>
-          <w:b/>
-          <w:bCs/>
-          <w:sz w:val="24"/>
-          <w:szCs w:val="20"/>
-        </w:rPr>
-        <w:t>а</w:t>
-      </w:r>
-    </w:p>
-    <w:p>
-      <w:pPr>
-        <w:pStyle w:val="a7"/>
-        <w:ind w:left="709"/>
-        <w:jc w:val="both"/>
-        <w:rPr>
-          <w:b/>
-          <w:bCs/>
-          <w:sz w:val="24"/>
-          <w:szCs w:val="20"/>
-        </w:rPr>
-      </w:pPr>
-    </w:p>
-    <w:p>
-      <w:pPr>
-        <w:pStyle w:val="a7"/>
-        <w:ind w:left="709"/>
-        <w:jc w:val="both"/>
-        <w:rPr>
-          <w:sz w:val="24"/>
-          <w:szCs w:val="20"/>
-        </w:rPr>
-      </w:pPr>
-      <w:r>
-        <w:rPr>
-          <w:sz w:val="24"/>
-          <w:szCs w:val="20"/>
-        </w:rPr>
-        <w:t>1</w:t>
-      </w:r>
-      <w:r>
-        <w:rPr>
-          <w:sz w:val="24"/>
-          <w:szCs w:val="20"/>
-        </w:rPr>
-        <w:t>. Система должна фиксировать, какой оператор изменил состояние очереди или клиента</w:t>
-      </w:r>
-    </w:p>
-    <w:p>
-      <w:pPr>
-        <w:pStyle w:val="a7"/>
-        <w:ind w:left="709"/>
-        <w:jc w:val="both"/>
-        <w:rPr>
-          <w:sz w:val="24"/>
-          <w:szCs w:val="20"/>
-        </w:rPr>
-      </w:pPr>
-      <w:r>
-        <w:rPr>
-          <w:sz w:val="24"/>
-          <w:szCs w:val="20"/>
-        </w:rPr>
-        <w:t>2</w:t>
-      </w:r>
-      <w:r>
-        <w:rPr>
-          <w:sz w:val="24"/>
-          <w:szCs w:val="20"/>
-        </w:rPr>
-        <w:t xml:space="preserve">. Система должна сохранять дату и время </w:t>
-      </w:r>
-      <w:r>
-        <w:rPr>
-          <w:sz w:val="24"/>
-          <w:szCs w:val="20"/>
-        </w:rPr>
-        <w:t>всех</w:t>
-      </w:r>
-      <w:r>
-        <w:rPr>
-          <w:sz w:val="24"/>
-          <w:szCs w:val="20"/>
-        </w:rPr>
-        <w:t xml:space="preserve"> ключев</w:t>
-      </w:r>
-      <w:r>
-        <w:rPr>
-          <w:sz w:val="24"/>
-          <w:szCs w:val="20"/>
-        </w:rPr>
-        <w:t>ых</w:t>
-      </w:r>
-      <w:r>
-        <w:rPr>
-          <w:sz w:val="24"/>
-          <w:szCs w:val="20"/>
-        </w:rPr>
-        <w:t xml:space="preserve"> событ</w:t>
-      </w:r>
-      <w:r>
-        <w:rPr>
-          <w:sz w:val="24"/>
-          <w:szCs w:val="20"/>
-        </w:rPr>
-        <w:t>ий</w:t>
-      </w:r>
-      <w:r>
-        <w:rPr>
-          <w:sz w:val="24"/>
-          <w:szCs w:val="20"/>
-        </w:rPr>
-        <w:t xml:space="preserve">: создания </w:t>
-      </w:r>
-      <w:r>
-        <w:rPr>
-          <w:sz w:val="24"/>
-          <w:szCs w:val="20"/>
-        </w:rPr>
-        <w:t>талона</w:t>
-      </w:r>
-      <w:r>
-        <w:rPr>
-          <w:sz w:val="24"/>
-          <w:szCs w:val="20"/>
-        </w:rPr>
-        <w:t>, вызова, начала обслуживания, завершения обслуживания, отмены</w:t>
-      </w:r>
-      <w:r>
-        <w:rPr>
-          <w:sz w:val="24"/>
-          <w:szCs w:val="20"/>
-        </w:rPr>
-        <w:t>, перемещения в очереди</w:t>
-      </w:r>
-      <w:r>
-        <w:rPr>
-          <w:sz w:val="24"/>
-          <w:szCs w:val="20"/>
-        </w:rPr>
-        <w:t xml:space="preserve"> и т.д.</w:t>
-      </w:r>
-    </w:p>
-    <w:p>
-      <w:pPr>
-        <w:pStyle w:val="a7"/>
-        <w:ind w:left="709"/>
-        <w:jc w:val="both"/>
-        <w:rPr>
-          <w:sz w:val="24"/>
-          <w:szCs w:val="20"/>
-        </w:rPr>
-      </w:pPr>
-      <w:r>
-        <w:rPr>
-          <w:sz w:val="24"/>
-          <w:szCs w:val="20"/>
-        </w:rPr>
-        <w:t>3</w:t>
-      </w:r>
-      <w:r>
-        <w:rPr>
-          <w:sz w:val="24"/>
-          <w:szCs w:val="20"/>
-        </w:rPr>
-        <w:t>. Система должна предоставлять данные для построения статистики и аналитики по очеред</w:t>
-      </w:r>
-      <w:r>
-        <w:rPr>
-          <w:sz w:val="24"/>
-          <w:szCs w:val="20"/>
-        </w:rPr>
-        <w:t>и</w:t>
-      </w:r>
-    </w:p>
-    <w:p>
-      <w:pPr>
-        <w:pStyle w:val="a7"/>
-        <w:ind w:left="709"/>
-        <w:jc w:val="both"/>
-        <w:rPr>
-          <w:sz w:val="24"/>
-          <w:szCs w:val="20"/>
-        </w:rPr>
-      </w:pPr>
-      <w:r>
-        <w:rPr>
-          <w:sz w:val="24"/>
-          <w:szCs w:val="20"/>
-        </w:rPr>
         <w:t>4. Система должна рассчитывать среднее время обслуживания одного клиента, основываясь на времени вызова и времени конца обслуживания</w:t>
       </w:r>
-      <w:bookmarkStart w:id="0" w:name="_GoBack"/>
-      <w:bookmarkEnd w:id="0"/>
     </w:p>
     <w:p>
       <w:pPr>
@@ -4750,6 +4735,31 @@
           <w:szCs w:val="20"/>
         </w:rPr>
         <w:t>клиенту о ручном изменении его положения в очереди</w:t>
+      </w:r>
+    </w:p>
+    <w:p>
+      <w:pPr>
+        <w:spacing w:after="0"/>
+        <w:ind w:left="720"/>
+        <w:jc w:val="both"/>
+        <w:rPr>
+          <w:sz w:val="24"/>
+          <w:szCs w:val="20"/>
+        </w:rPr>
+      </w:pPr>
+      <w:r>
+        <w:rPr>
+          <w:sz w:val="24"/>
+          <w:szCs w:val="20"/>
+        </w:rPr>
+        <w:t>3. Уведомления, отправляемые пользователям, должны содержать звуковые эффекты, уведомле</w:t>
+      </w:r>
+      <w:r>
+        <w:rPr>
+          <w:sz w:val="24"/>
+          <w:szCs w:val="20"/>
+        </w:rPr>
+        <w:t>ния в системе, и модальное окно</w:t>
       </w:r>
     </w:p>
     <w:p>
